--- a/docs/DocumentaçãoTecnica_GestaoManutencao.docx
+++ b/docs/DocumentaçãoTecnica_GestaoManutencao.docx
@@ -1228,13 +1228,41 @@
         </w:rPr>
         <w:t xml:space="preserve">Origem: </w:t>
       </w:r>
-      <w:r>
-        <w:rPr>
-          <w:rFonts w:ascii="Montserrat" w:hAnsi="Montserrat"/>
-          <w:sz w:val="22"/>
-          <w:szCs w:val="22"/>
-        </w:rPr>
-        <w:t>Dataset público do Kaggle (ordens de manutenção de uma fabricante multinacional de pneus).</w:t>
+      <w:proofErr w:type="spellStart"/>
+      <w:r>
+        <w:rPr>
+          <w:rFonts w:ascii="Montserrat" w:hAnsi="Montserrat"/>
+          <w:sz w:val="22"/>
+          <w:szCs w:val="22"/>
+        </w:rPr>
+        <w:t>Dataset</w:t>
+      </w:r>
+      <w:proofErr w:type="spellEnd"/>
+      <w:r>
+        <w:rPr>
+          <w:rFonts w:ascii="Montserrat" w:hAnsi="Montserrat"/>
+          <w:sz w:val="22"/>
+          <w:szCs w:val="22"/>
+        </w:rPr>
+        <w:t xml:space="preserve"> público do </w:t>
+      </w:r>
+      <w:proofErr w:type="spellStart"/>
+      <w:r>
+        <w:rPr>
+          <w:rFonts w:ascii="Montserrat" w:hAnsi="Montserrat"/>
+          <w:sz w:val="22"/>
+          <w:szCs w:val="22"/>
+        </w:rPr>
+        <w:t>Kaggle</w:t>
+      </w:r>
+      <w:proofErr w:type="spellEnd"/>
+      <w:r>
+        <w:rPr>
+          <w:rFonts w:ascii="Montserrat" w:hAnsi="Montserrat"/>
+          <w:sz w:val="22"/>
+          <w:szCs w:val="22"/>
+        </w:rPr>
+        <w:t xml:space="preserve"> (ordens de manutenção de uma fabricante multinacional de pneus).</w:t>
       </w:r>
     </w:p>
     <w:p>
@@ -1483,7 +1511,25 @@
           <w:sz w:val="22"/>
           <w:szCs w:val="22"/>
         </w:rPr>
-        <w:t>O dataset é único e estático, não haverá substituições nem cargas incrementais.</w:t>
+        <w:t xml:space="preserve">O </w:t>
+      </w:r>
+      <w:proofErr w:type="spellStart"/>
+      <w:r>
+        <w:rPr>
+          <w:rFonts w:ascii="Montserrat" w:hAnsi="Montserrat"/>
+          <w:sz w:val="22"/>
+          <w:szCs w:val="22"/>
+        </w:rPr>
+        <w:t>dataset</w:t>
+      </w:r>
+      <w:proofErr w:type="spellEnd"/>
+      <w:r>
+        <w:rPr>
+          <w:rFonts w:ascii="Montserrat" w:hAnsi="Montserrat"/>
+          <w:sz w:val="22"/>
+          <w:szCs w:val="22"/>
+        </w:rPr>
+        <w:t xml:space="preserve"> é único e estático, não haverá substituições nem cargas incrementais.</w:t>
       </w:r>
     </w:p>
     <w:p>
@@ -1625,7 +1671,25 @@
           <w:sz w:val="22"/>
           <w:szCs w:val="22"/>
         </w:rPr>
-        <w:t>Confirmar a importação mantendo o encoding padrão (UTF-8) e delimitador vírgula (</w:t>
+        <w:t xml:space="preserve">Confirmar a importação mantendo o </w:t>
+      </w:r>
+      <w:proofErr w:type="spellStart"/>
+      <w:r>
+        <w:rPr>
+          <w:rFonts w:ascii="Montserrat" w:hAnsi="Montserrat"/>
+          <w:sz w:val="22"/>
+          <w:szCs w:val="22"/>
+        </w:rPr>
+        <w:t>encoding</w:t>
+      </w:r>
+      <w:proofErr w:type="spellEnd"/>
+      <w:r>
+        <w:rPr>
+          <w:rFonts w:ascii="Montserrat" w:hAnsi="Montserrat"/>
+          <w:sz w:val="22"/>
+          <w:szCs w:val="22"/>
+        </w:rPr>
+        <w:t xml:space="preserve"> padrão (UTF-8) e delimitador vírgula (</w:t>
       </w:r>
       <w:r>
         <w:rPr>
@@ -2142,7 +2206,23 @@
           <w:sz w:val="22"/>
           <w:szCs w:val="22"/>
         </w:rPr>
-        <w:t>Todas os registros de texto das tabelas Dimensão</w:t>
+        <w:t>Tod</w:t>
+      </w:r>
+      <w:r>
+        <w:rPr>
+          <w:rFonts w:ascii="Montserrat" w:hAnsi="Montserrat"/>
+          <w:sz w:val="22"/>
+          <w:szCs w:val="22"/>
+        </w:rPr>
+        <w:t>o</w:t>
+      </w:r>
+      <w:r>
+        <w:rPr>
+          <w:rFonts w:ascii="Montserrat" w:hAnsi="Montserrat"/>
+          <w:sz w:val="22"/>
+          <w:szCs w:val="22"/>
+        </w:rPr>
+        <w:t>s os registros de texto das tabelas Dimensão</w:t>
       </w:r>
       <w:r>
         <w:rPr>
@@ -2174,7 +2254,55 @@
           <w:sz w:val="22"/>
           <w:szCs w:val="22"/>
         </w:rPr>
-        <w:t>Primeira Linha Maiúsculo</w:t>
+        <w:t>p</w:t>
+      </w:r>
+      <w:r>
+        <w:rPr>
+          <w:rFonts w:ascii="Montserrat" w:hAnsi="Montserrat"/>
+          <w:sz w:val="22"/>
+          <w:szCs w:val="22"/>
+        </w:rPr>
+        <w:t xml:space="preserve">rimeira </w:t>
+      </w:r>
+      <w:r>
+        <w:rPr>
+          <w:rFonts w:ascii="Montserrat" w:hAnsi="Montserrat"/>
+          <w:sz w:val="22"/>
+          <w:szCs w:val="22"/>
+        </w:rPr>
+        <w:t>letra</w:t>
+      </w:r>
+      <w:r>
+        <w:rPr>
+          <w:rFonts w:ascii="Montserrat" w:hAnsi="Montserrat"/>
+          <w:sz w:val="22"/>
+          <w:szCs w:val="22"/>
+        </w:rPr>
+        <w:t xml:space="preserve"> </w:t>
+      </w:r>
+      <w:r>
+        <w:rPr>
+          <w:rFonts w:ascii="Montserrat" w:hAnsi="Montserrat"/>
+          <w:sz w:val="22"/>
+          <w:szCs w:val="22"/>
+        </w:rPr>
+        <w:t>m</w:t>
+      </w:r>
+      <w:r>
+        <w:rPr>
+          <w:rFonts w:ascii="Montserrat" w:hAnsi="Montserrat"/>
+          <w:sz w:val="22"/>
+          <w:szCs w:val="22"/>
+        </w:rPr>
+        <w:t>aiúscul</w:t>
+      </w:r>
+      <w:r>
+        <w:rPr>
+          <w:rFonts w:ascii="Montserrat" w:hAnsi="Montserrat"/>
+          <w:sz w:val="22"/>
+          <w:szCs w:val="22"/>
+        </w:rPr>
+        <w:t>a</w:t>
       </w:r>
       <w:r>
         <w:rPr>
@@ -2342,7 +2470,25 @@
           <w:sz w:val="22"/>
           <w:szCs w:val="22"/>
         </w:rPr>
-        <w:t xml:space="preserve"> NumeroOrdem </w:t>
+        <w:t xml:space="preserve"> </w:t>
+      </w:r>
+      <w:proofErr w:type="spellStart"/>
+      <w:r>
+        <w:rPr>
+          <w:rFonts w:ascii="Montserrat" w:hAnsi="Montserrat"/>
+          <w:sz w:val="22"/>
+          <w:szCs w:val="22"/>
+        </w:rPr>
+        <w:t>NumeroOrdem</w:t>
+      </w:r>
+      <w:proofErr w:type="spellEnd"/>
+      <w:r>
+        <w:rPr>
+          <w:rFonts w:ascii="Montserrat" w:hAnsi="Montserrat"/>
+          <w:sz w:val="22"/>
+          <w:szCs w:val="22"/>
+        </w:rPr>
+        <w:t xml:space="preserve"> </w:t>
       </w:r>
       <w:r>
         <w:rPr>
@@ -2366,7 +2512,25 @@
           <w:sz w:val="22"/>
           <w:szCs w:val="22"/>
         </w:rPr>
-        <w:t xml:space="preserve"> Sem_Ordem.</w:t>
+        <w:t xml:space="preserve"> </w:t>
+      </w:r>
+      <w:proofErr w:type="spellStart"/>
+      <w:r>
+        <w:rPr>
+          <w:rFonts w:ascii="Montserrat" w:hAnsi="Montserrat"/>
+          <w:sz w:val="22"/>
+          <w:szCs w:val="22"/>
+        </w:rPr>
+        <w:t>Sem_Ordem</w:t>
+      </w:r>
+      <w:proofErr w:type="spellEnd"/>
+      <w:r>
+        <w:rPr>
+          <w:rFonts w:ascii="Montserrat" w:hAnsi="Montserrat"/>
+          <w:sz w:val="22"/>
+          <w:szCs w:val="22"/>
+        </w:rPr>
+        <w:t>.</w:t>
       </w:r>
     </w:p>
     <w:p>
@@ -2406,7 +2570,25 @@
           <w:sz w:val="22"/>
           <w:szCs w:val="22"/>
         </w:rPr>
-        <w:t xml:space="preserve"> Sem_Rank.</w:t>
+        <w:t xml:space="preserve"> </w:t>
+      </w:r>
+      <w:proofErr w:type="spellStart"/>
+      <w:r>
+        <w:rPr>
+          <w:rFonts w:ascii="Montserrat" w:hAnsi="Montserrat"/>
+          <w:sz w:val="22"/>
+          <w:szCs w:val="22"/>
+        </w:rPr>
+        <w:t>Sem_Rank</w:t>
+      </w:r>
+      <w:proofErr w:type="spellEnd"/>
+      <w:r>
+        <w:rPr>
+          <w:rFonts w:ascii="Montserrat" w:hAnsi="Montserrat"/>
+          <w:sz w:val="22"/>
+          <w:szCs w:val="22"/>
+        </w:rPr>
+        <w:t>.</w:t>
       </w:r>
     </w:p>
     <w:p>
@@ -2468,16 +2650,18 @@
         </w:rPr>
         <w:t xml:space="preserve"> Status da </w:t>
       </w:r>
-      <w:r>
-        <w:rPr>
-          <w:rFonts w:ascii="Montserrat" w:hAnsi="Montserrat"/>
-          <w:b/>
-          <w:bCs/>
-          <w:sz w:val="22"/>
-          <w:szCs w:val="22"/>
-        </w:rPr>
-        <w:t>Consequencia</w:t>
-      </w:r>
+      <w:proofErr w:type="spellStart"/>
+      <w:r>
+        <w:rPr>
+          <w:rFonts w:ascii="Montserrat" w:hAnsi="Montserrat"/>
+          <w:b/>
+          <w:bCs/>
+          <w:sz w:val="22"/>
+          <w:szCs w:val="22"/>
+        </w:rPr>
+        <w:t>Ocorrencia</w:t>
+      </w:r>
+      <w:proofErr w:type="spellEnd"/>
     </w:p>
     <w:p>
       <w:pPr>
@@ -2500,7 +2684,16 @@
           <w:sz w:val="22"/>
           <w:szCs w:val="22"/>
         </w:rPr>
-        <w:t>Coluna Status</w:t>
+        <w:t xml:space="preserve">Coluna </w:t>
+      </w:r>
+      <w:proofErr w:type="spellStart"/>
+      <w:r>
+        <w:rPr>
+          <w:rFonts w:ascii="Montserrat" w:hAnsi="Montserrat"/>
+          <w:sz w:val="22"/>
+          <w:szCs w:val="22"/>
+        </w:rPr>
+        <w:t>Status</w:t>
       </w:r>
       <w:r>
         <w:rPr>
@@ -2510,6 +2703,7 @@
         </w:rPr>
         <w:t>Ocorrencia</w:t>
       </w:r>
+      <w:proofErr w:type="spellEnd"/>
       <w:r>
         <w:rPr>
           <w:rFonts w:ascii="Montserrat" w:hAnsi="Montserrat"/>
@@ -2518,6 +2712,7 @@
         </w:rPr>
         <w:t xml:space="preserve"> criada a partir da coluna </w:t>
       </w:r>
+      <w:proofErr w:type="spellStart"/>
       <w:r>
         <w:rPr>
           <w:rFonts w:ascii="Montserrat" w:hAnsi="Montserrat"/>
@@ -2526,6 +2721,7 @@
         </w:rPr>
         <w:t>Ocorrencia</w:t>
       </w:r>
+      <w:proofErr w:type="spellEnd"/>
       <w:r>
         <w:rPr>
           <w:rFonts w:ascii="Montserrat" w:hAnsi="Montserrat"/>
@@ -3006,7 +3202,25 @@
           <w:sz w:val="22"/>
           <w:szCs w:val="22"/>
         </w:rPr>
-        <w:t>Coluna DescricaoRank criada a partir da coluna Rank.</w:t>
+        <w:t xml:space="preserve">Coluna </w:t>
+      </w:r>
+      <w:proofErr w:type="spellStart"/>
+      <w:r>
+        <w:rPr>
+          <w:rFonts w:ascii="Montserrat" w:hAnsi="Montserrat"/>
+          <w:sz w:val="22"/>
+          <w:szCs w:val="22"/>
+        </w:rPr>
+        <w:t>DescricaoRank</w:t>
+      </w:r>
+      <w:proofErr w:type="spellEnd"/>
+      <w:r>
+        <w:rPr>
+          <w:rFonts w:ascii="Montserrat" w:hAnsi="Montserrat"/>
+          <w:sz w:val="22"/>
+          <w:szCs w:val="22"/>
+        </w:rPr>
+        <w:t xml:space="preserve"> criada a partir da coluna Rank.</w:t>
       </w:r>
     </w:p>
     <w:p>
@@ -3152,13 +3366,23 @@
           <w:szCs w:val="22"/>
         </w:rPr>
       </w:pPr>
-      <w:r>
-        <w:rPr>
-          <w:rFonts w:ascii="Montserrat" w:hAnsi="Montserrat"/>
-          <w:sz w:val="22"/>
-          <w:szCs w:val="22"/>
-        </w:rPr>
-        <w:t xml:space="preserve">Sem_Rank = </w:t>
+      <w:proofErr w:type="spellStart"/>
+      <w:r>
+        <w:rPr>
+          <w:rFonts w:ascii="Montserrat" w:hAnsi="Montserrat"/>
+          <w:sz w:val="22"/>
+          <w:szCs w:val="22"/>
+        </w:rPr>
+        <w:t>Sem_Rank</w:t>
+      </w:r>
+      <w:proofErr w:type="spellEnd"/>
+      <w:r>
+        <w:rPr>
+          <w:rFonts w:ascii="Montserrat" w:hAnsi="Montserrat"/>
+          <w:sz w:val="22"/>
+          <w:szCs w:val="22"/>
+        </w:rPr>
+        <w:t xml:space="preserve"> = </w:t>
       </w:r>
       <w:r>
         <w:rPr>
@@ -3213,14 +3437,52 @@
           <w:szCs w:val="22"/>
         </w:rPr>
       </w:pPr>
-      <w:r>
-        <w:rPr>
-          <w:rFonts w:ascii="Montserrat" w:hAnsi="Montserrat"/>
-          <w:sz w:val="22"/>
-          <w:szCs w:val="22"/>
-        </w:rPr>
-        <w:t>DataHoraInicio = DataInicio + HoraInicio</w:t>
-      </w:r>
+      <w:proofErr w:type="spellStart"/>
+      <w:r>
+        <w:rPr>
+          <w:rFonts w:ascii="Montserrat" w:hAnsi="Montserrat"/>
+          <w:sz w:val="22"/>
+          <w:szCs w:val="22"/>
+        </w:rPr>
+        <w:t>DataHoraInicio</w:t>
+      </w:r>
+      <w:proofErr w:type="spellEnd"/>
+      <w:r>
+        <w:rPr>
+          <w:rFonts w:ascii="Montserrat" w:hAnsi="Montserrat"/>
+          <w:sz w:val="22"/>
+          <w:szCs w:val="22"/>
+        </w:rPr>
+        <w:t xml:space="preserve"> = </w:t>
+      </w:r>
+      <w:proofErr w:type="spellStart"/>
+      <w:r>
+        <w:rPr>
+          <w:rFonts w:ascii="Montserrat" w:hAnsi="Montserrat"/>
+          <w:sz w:val="22"/>
+          <w:szCs w:val="22"/>
+        </w:rPr>
+        <w:t>DataInicio</w:t>
+      </w:r>
+      <w:proofErr w:type="spellEnd"/>
+      <w:r>
+        <w:rPr>
+          <w:rFonts w:ascii="Montserrat" w:hAnsi="Montserrat"/>
+          <w:sz w:val="22"/>
+          <w:szCs w:val="22"/>
+        </w:rPr>
+        <w:t xml:space="preserve"> + </w:t>
+      </w:r>
+      <w:proofErr w:type="spellStart"/>
+      <w:r>
+        <w:rPr>
+          <w:rFonts w:ascii="Montserrat" w:hAnsi="Montserrat"/>
+          <w:sz w:val="22"/>
+          <w:szCs w:val="22"/>
+        </w:rPr>
+        <w:t>HoraInicio</w:t>
+      </w:r>
+      <w:proofErr w:type="spellEnd"/>
     </w:p>
     <w:p>
       <w:pPr>
@@ -3237,14 +3499,52 @@
           <w:szCs w:val="22"/>
         </w:rPr>
       </w:pPr>
-      <w:r>
-        <w:rPr>
-          <w:rFonts w:ascii="Montserrat" w:hAnsi="Montserrat"/>
-          <w:sz w:val="22"/>
-          <w:szCs w:val="22"/>
-        </w:rPr>
-        <w:t>DataHoraOrdem = DataInicio + HoraOrdem</w:t>
-      </w:r>
+      <w:proofErr w:type="spellStart"/>
+      <w:r>
+        <w:rPr>
+          <w:rFonts w:ascii="Montserrat" w:hAnsi="Montserrat"/>
+          <w:sz w:val="22"/>
+          <w:szCs w:val="22"/>
+        </w:rPr>
+        <w:t>DataHoraOrdem</w:t>
+      </w:r>
+      <w:proofErr w:type="spellEnd"/>
+      <w:r>
+        <w:rPr>
+          <w:rFonts w:ascii="Montserrat" w:hAnsi="Montserrat"/>
+          <w:sz w:val="22"/>
+          <w:szCs w:val="22"/>
+        </w:rPr>
+        <w:t xml:space="preserve"> = </w:t>
+      </w:r>
+      <w:proofErr w:type="spellStart"/>
+      <w:r>
+        <w:rPr>
+          <w:rFonts w:ascii="Montserrat" w:hAnsi="Montserrat"/>
+          <w:sz w:val="22"/>
+          <w:szCs w:val="22"/>
+        </w:rPr>
+        <w:t>DataInicio</w:t>
+      </w:r>
+      <w:proofErr w:type="spellEnd"/>
+      <w:r>
+        <w:rPr>
+          <w:rFonts w:ascii="Montserrat" w:hAnsi="Montserrat"/>
+          <w:sz w:val="22"/>
+          <w:szCs w:val="22"/>
+        </w:rPr>
+        <w:t xml:space="preserve"> + </w:t>
+      </w:r>
+      <w:proofErr w:type="spellStart"/>
+      <w:r>
+        <w:rPr>
+          <w:rFonts w:ascii="Montserrat" w:hAnsi="Montserrat"/>
+          <w:sz w:val="22"/>
+          <w:szCs w:val="22"/>
+        </w:rPr>
+        <w:t>HoraOrdem</w:t>
+      </w:r>
+      <w:proofErr w:type="spellEnd"/>
     </w:p>
     <w:p>
       <w:pPr>
@@ -3261,14 +3561,52 @@
           <w:szCs w:val="22"/>
         </w:rPr>
       </w:pPr>
-      <w:r>
-        <w:rPr>
-          <w:rFonts w:ascii="Montserrat" w:hAnsi="Montserrat"/>
-          <w:sz w:val="22"/>
-          <w:szCs w:val="22"/>
-        </w:rPr>
-        <w:t>DataHoraFim = DataFim + HoraFim</w:t>
-      </w:r>
+      <w:proofErr w:type="spellStart"/>
+      <w:r>
+        <w:rPr>
+          <w:rFonts w:ascii="Montserrat" w:hAnsi="Montserrat"/>
+          <w:sz w:val="22"/>
+          <w:szCs w:val="22"/>
+        </w:rPr>
+        <w:t>DataHoraFim</w:t>
+      </w:r>
+      <w:proofErr w:type="spellEnd"/>
+      <w:r>
+        <w:rPr>
+          <w:rFonts w:ascii="Montserrat" w:hAnsi="Montserrat"/>
+          <w:sz w:val="22"/>
+          <w:szCs w:val="22"/>
+        </w:rPr>
+        <w:t xml:space="preserve"> = </w:t>
+      </w:r>
+      <w:proofErr w:type="spellStart"/>
+      <w:r>
+        <w:rPr>
+          <w:rFonts w:ascii="Montserrat" w:hAnsi="Montserrat"/>
+          <w:sz w:val="22"/>
+          <w:szCs w:val="22"/>
+        </w:rPr>
+        <w:t>DataFim</w:t>
+      </w:r>
+      <w:proofErr w:type="spellEnd"/>
+      <w:r>
+        <w:rPr>
+          <w:rFonts w:ascii="Montserrat" w:hAnsi="Montserrat"/>
+          <w:sz w:val="22"/>
+          <w:szCs w:val="22"/>
+        </w:rPr>
+        <w:t xml:space="preserve"> + </w:t>
+      </w:r>
+      <w:proofErr w:type="spellStart"/>
+      <w:r>
+        <w:rPr>
+          <w:rFonts w:ascii="Montserrat" w:hAnsi="Montserrat"/>
+          <w:sz w:val="22"/>
+          <w:szCs w:val="22"/>
+        </w:rPr>
+        <w:t>HoraFim</w:t>
+      </w:r>
+      <w:proofErr w:type="spellEnd"/>
     </w:p>
     <w:p>
       <w:pPr>
@@ -3291,7 +3629,25 @@
           <w:sz w:val="22"/>
           <w:szCs w:val="22"/>
         </w:rPr>
-        <w:t>Tratamento condicional: se hora for nula → valor null.</w:t>
+        <w:t xml:space="preserve">Tratamento condicional: se hora for nula → valor </w:t>
+      </w:r>
+      <w:proofErr w:type="spellStart"/>
+      <w:r>
+        <w:rPr>
+          <w:rFonts w:ascii="Montserrat" w:hAnsi="Montserrat"/>
+          <w:sz w:val="22"/>
+          <w:szCs w:val="22"/>
+        </w:rPr>
+        <w:t>null</w:t>
+      </w:r>
+      <w:proofErr w:type="spellEnd"/>
+      <w:r>
+        <w:rPr>
+          <w:rFonts w:ascii="Montserrat" w:hAnsi="Montserrat"/>
+          <w:sz w:val="22"/>
+          <w:szCs w:val="22"/>
+        </w:rPr>
+        <w:t>.</w:t>
       </w:r>
     </w:p>
     <w:p>
@@ -3405,13 +3761,23 @@
           <w:szCs w:val="22"/>
         </w:rPr>
       </w:pPr>
-      <w:r>
-        <w:rPr>
-          <w:rFonts w:ascii="Montserrat" w:hAnsi="Montserrat"/>
-          <w:sz w:val="22"/>
-          <w:szCs w:val="22"/>
-        </w:rPr>
-        <w:t xml:space="preserve">SemOrdem </w:t>
+      <w:proofErr w:type="spellStart"/>
+      <w:r>
+        <w:rPr>
+          <w:rFonts w:ascii="Montserrat" w:hAnsi="Montserrat"/>
+          <w:sz w:val="22"/>
+          <w:szCs w:val="22"/>
+        </w:rPr>
+        <w:t>SemOrdem</w:t>
+      </w:r>
+      <w:proofErr w:type="spellEnd"/>
+      <w:r>
+        <w:rPr>
+          <w:rFonts w:ascii="Montserrat" w:hAnsi="Montserrat"/>
+          <w:sz w:val="22"/>
+          <w:szCs w:val="22"/>
+        </w:rPr>
+        <w:t xml:space="preserve"> </w:t>
       </w:r>
       <w:r>
         <w:rPr>
@@ -3427,7 +3793,16 @@
           <w:sz w:val="22"/>
           <w:szCs w:val="22"/>
         </w:rPr>
-        <w:t xml:space="preserve"> T</w:t>
+        <w:t xml:space="preserve"> </w:t>
+      </w:r>
+      <w:proofErr w:type="spellStart"/>
+      <w:r>
+        <w:rPr>
+          <w:rFonts w:ascii="Montserrat" w:hAnsi="Montserrat"/>
+          <w:sz w:val="22"/>
+          <w:szCs w:val="22"/>
+        </w:rPr>
+        <w:t>T</w:t>
       </w:r>
       <w:r>
         <w:rPr>
@@ -3437,13 +3812,32 @@
         </w:rPr>
         <w:t>rue</w:t>
       </w:r>
-      <w:r>
-        <w:rPr>
-          <w:rFonts w:ascii="Montserrat" w:hAnsi="Montserrat"/>
-          <w:sz w:val="22"/>
-          <w:szCs w:val="22"/>
-        </w:rPr>
-        <w:t xml:space="preserve"> se NumeroOrdem for nulo.</w:t>
+      <w:proofErr w:type="spellEnd"/>
+      <w:r>
+        <w:rPr>
+          <w:rFonts w:ascii="Montserrat" w:hAnsi="Montserrat"/>
+          <w:sz w:val="22"/>
+          <w:szCs w:val="22"/>
+        </w:rPr>
+        <w:t xml:space="preserve"> se </w:t>
+      </w:r>
+      <w:proofErr w:type="spellStart"/>
+      <w:r>
+        <w:rPr>
+          <w:rFonts w:ascii="Montserrat" w:hAnsi="Montserrat"/>
+          <w:sz w:val="22"/>
+          <w:szCs w:val="22"/>
+        </w:rPr>
+        <w:t>NumeroOrdem</w:t>
+      </w:r>
+      <w:proofErr w:type="spellEnd"/>
+      <w:r>
+        <w:rPr>
+          <w:rFonts w:ascii="Montserrat" w:hAnsi="Montserrat"/>
+          <w:sz w:val="22"/>
+          <w:szCs w:val="22"/>
+        </w:rPr>
+        <w:t xml:space="preserve"> for nulo.</w:t>
       </w:r>
     </w:p>
     <w:p>
@@ -3461,13 +3855,41 @@
           <w:szCs w:val="22"/>
         </w:rPr>
       </w:pPr>
-      <w:r>
-        <w:rPr>
-          <w:rFonts w:ascii="Montserrat" w:hAnsi="Montserrat"/>
-          <w:sz w:val="22"/>
-          <w:szCs w:val="22"/>
-        </w:rPr>
-        <w:t>SemRank = True se Rank for nulo.</w:t>
+      <w:proofErr w:type="spellStart"/>
+      <w:r>
+        <w:rPr>
+          <w:rFonts w:ascii="Montserrat" w:hAnsi="Montserrat"/>
+          <w:sz w:val="22"/>
+          <w:szCs w:val="22"/>
+        </w:rPr>
+        <w:t>SemRank</w:t>
+      </w:r>
+      <w:proofErr w:type="spellEnd"/>
+      <w:r>
+        <w:rPr>
+          <w:rFonts w:ascii="Montserrat" w:hAnsi="Montserrat"/>
+          <w:sz w:val="22"/>
+          <w:szCs w:val="22"/>
+        </w:rPr>
+        <w:t xml:space="preserve"> = </w:t>
+      </w:r>
+      <w:proofErr w:type="spellStart"/>
+      <w:r>
+        <w:rPr>
+          <w:rFonts w:ascii="Montserrat" w:hAnsi="Montserrat"/>
+          <w:sz w:val="22"/>
+          <w:szCs w:val="22"/>
+        </w:rPr>
+        <w:t>True</w:t>
+      </w:r>
+      <w:proofErr w:type="spellEnd"/>
+      <w:r>
+        <w:rPr>
+          <w:rFonts w:ascii="Montserrat" w:hAnsi="Montserrat"/>
+          <w:sz w:val="22"/>
+          <w:szCs w:val="22"/>
+        </w:rPr>
+        <w:t xml:space="preserve"> se Rank for nulo.</w:t>
       </w:r>
     </w:p>
     <w:p>
@@ -3485,13 +3907,59 @@
           <w:szCs w:val="22"/>
         </w:rPr>
       </w:pPr>
-      <w:r>
-        <w:rPr>
-          <w:rFonts w:ascii="Montserrat" w:hAnsi="Montserrat"/>
-          <w:sz w:val="22"/>
-          <w:szCs w:val="22"/>
-        </w:rPr>
-        <w:t xml:space="preserve">SemHoraInicio, SemHoraOrdem, SemHoraFim </w:t>
+      <w:proofErr w:type="spellStart"/>
+      <w:r>
+        <w:rPr>
+          <w:rFonts w:ascii="Montserrat" w:hAnsi="Montserrat"/>
+          <w:sz w:val="22"/>
+          <w:szCs w:val="22"/>
+        </w:rPr>
+        <w:t>SemHoraInicio</w:t>
+      </w:r>
+      <w:proofErr w:type="spellEnd"/>
+      <w:r>
+        <w:rPr>
+          <w:rFonts w:ascii="Montserrat" w:hAnsi="Montserrat"/>
+          <w:sz w:val="22"/>
+          <w:szCs w:val="22"/>
+        </w:rPr>
+        <w:t xml:space="preserve">, </w:t>
+      </w:r>
+      <w:proofErr w:type="spellStart"/>
+      <w:r>
+        <w:rPr>
+          <w:rFonts w:ascii="Montserrat" w:hAnsi="Montserrat"/>
+          <w:sz w:val="22"/>
+          <w:szCs w:val="22"/>
+        </w:rPr>
+        <w:t>SemHoraOrdem</w:t>
+      </w:r>
+      <w:proofErr w:type="spellEnd"/>
+      <w:r>
+        <w:rPr>
+          <w:rFonts w:ascii="Montserrat" w:hAnsi="Montserrat"/>
+          <w:sz w:val="22"/>
+          <w:szCs w:val="22"/>
+        </w:rPr>
+        <w:t xml:space="preserve">, </w:t>
+      </w:r>
+      <w:proofErr w:type="spellStart"/>
+      <w:r>
+        <w:rPr>
+          <w:rFonts w:ascii="Montserrat" w:hAnsi="Montserrat"/>
+          <w:sz w:val="22"/>
+          <w:szCs w:val="22"/>
+        </w:rPr>
+        <w:t>SemHoraFim</w:t>
+      </w:r>
+      <w:proofErr w:type="spellEnd"/>
+      <w:r>
+        <w:rPr>
+          <w:rFonts w:ascii="Montserrat" w:hAnsi="Montserrat"/>
+          <w:sz w:val="22"/>
+          <w:szCs w:val="22"/>
+        </w:rPr>
+        <w:t xml:space="preserve"> </w:t>
       </w:r>
       <w:r>
         <w:rPr>
@@ -3507,7 +3975,16 @@
           <w:sz w:val="22"/>
           <w:szCs w:val="22"/>
         </w:rPr>
-        <w:t xml:space="preserve"> T</w:t>
+        <w:t xml:space="preserve"> </w:t>
+      </w:r>
+      <w:proofErr w:type="spellStart"/>
+      <w:r>
+        <w:rPr>
+          <w:rFonts w:ascii="Montserrat" w:hAnsi="Montserrat"/>
+          <w:sz w:val="22"/>
+          <w:szCs w:val="22"/>
+        </w:rPr>
+        <w:t>T</w:t>
       </w:r>
       <w:r>
         <w:rPr>
@@ -3517,6 +3994,7 @@
         </w:rPr>
         <w:t>rue</w:t>
       </w:r>
+      <w:proofErr w:type="spellEnd"/>
       <w:r>
         <w:rPr>
           <w:rFonts w:ascii="Montserrat" w:hAnsi="Montserrat"/>
@@ -3557,13 +4035,23 @@
           <w:szCs w:val="22"/>
         </w:rPr>
       </w:pPr>
-      <w:r>
-        <w:rPr>
-          <w:rFonts w:ascii="Montserrat" w:hAnsi="Montserrat"/>
-          <w:sz w:val="22"/>
-          <w:szCs w:val="22"/>
-        </w:rPr>
-        <w:t xml:space="preserve">SemDataFim </w:t>
+      <w:proofErr w:type="spellStart"/>
+      <w:r>
+        <w:rPr>
+          <w:rFonts w:ascii="Montserrat" w:hAnsi="Montserrat"/>
+          <w:sz w:val="22"/>
+          <w:szCs w:val="22"/>
+        </w:rPr>
+        <w:t>SemDataFim</w:t>
+      </w:r>
+      <w:proofErr w:type="spellEnd"/>
+      <w:r>
+        <w:rPr>
+          <w:rFonts w:ascii="Montserrat" w:hAnsi="Montserrat"/>
+          <w:sz w:val="22"/>
+          <w:szCs w:val="22"/>
+        </w:rPr>
+        <w:t xml:space="preserve"> </w:t>
       </w:r>
       <w:r>
         <w:rPr>
@@ -3579,7 +4067,16 @@
           <w:sz w:val="22"/>
           <w:szCs w:val="22"/>
         </w:rPr>
-        <w:t xml:space="preserve"> T</w:t>
+        <w:t xml:space="preserve"> </w:t>
+      </w:r>
+      <w:proofErr w:type="spellStart"/>
+      <w:r>
+        <w:rPr>
+          <w:rFonts w:ascii="Montserrat" w:hAnsi="Montserrat"/>
+          <w:sz w:val="22"/>
+          <w:szCs w:val="22"/>
+        </w:rPr>
+        <w:t>T</w:t>
       </w:r>
       <w:r>
         <w:rPr>
@@ -3589,13 +4086,32 @@
         </w:rPr>
         <w:t>rue</w:t>
       </w:r>
-      <w:r>
-        <w:rPr>
-          <w:rFonts w:ascii="Montserrat" w:hAnsi="Montserrat"/>
-          <w:sz w:val="22"/>
-          <w:szCs w:val="22"/>
-        </w:rPr>
-        <w:t xml:space="preserve"> se DataFim for nula.</w:t>
+      <w:proofErr w:type="spellEnd"/>
+      <w:r>
+        <w:rPr>
+          <w:rFonts w:ascii="Montserrat" w:hAnsi="Montserrat"/>
+          <w:sz w:val="22"/>
+          <w:szCs w:val="22"/>
+        </w:rPr>
+        <w:t xml:space="preserve"> se </w:t>
+      </w:r>
+      <w:proofErr w:type="spellStart"/>
+      <w:r>
+        <w:rPr>
+          <w:rFonts w:ascii="Montserrat" w:hAnsi="Montserrat"/>
+          <w:sz w:val="22"/>
+          <w:szCs w:val="22"/>
+        </w:rPr>
+        <w:t>DataFim</w:t>
+      </w:r>
+      <w:proofErr w:type="spellEnd"/>
+      <w:r>
+        <w:rPr>
+          <w:rFonts w:ascii="Montserrat" w:hAnsi="Montserrat"/>
+          <w:sz w:val="22"/>
+          <w:szCs w:val="22"/>
+        </w:rPr>
+        <w:t xml:space="preserve"> for nula.</w:t>
       </w:r>
     </w:p>
     <w:p>
@@ -3701,13 +4217,23 @@
         </w:rPr>
         <w:t xml:space="preserve">Coluna </w:t>
       </w:r>
-      <w:r>
-        <w:rPr>
-          <w:rFonts w:ascii="Montserrat" w:hAnsi="Montserrat"/>
-          <w:sz w:val="22"/>
-          <w:szCs w:val="22"/>
-        </w:rPr>
-        <w:t>CustoPecas verificad</w:t>
+      <w:proofErr w:type="spellStart"/>
+      <w:r>
+        <w:rPr>
+          <w:rFonts w:ascii="Montserrat" w:hAnsi="Montserrat"/>
+          <w:sz w:val="22"/>
+          <w:szCs w:val="22"/>
+        </w:rPr>
+        <w:t>CustoPecas</w:t>
+      </w:r>
+      <w:proofErr w:type="spellEnd"/>
+      <w:r>
+        <w:rPr>
+          <w:rFonts w:ascii="Montserrat" w:hAnsi="Montserrat"/>
+          <w:sz w:val="22"/>
+          <w:szCs w:val="22"/>
+        </w:rPr>
+        <w:t xml:space="preserve"> verificad</w:t>
       </w:r>
       <w:r>
         <w:rPr>
@@ -3749,13 +4275,41 @@
         </w:rPr>
         <w:t xml:space="preserve">Colunas </w:t>
       </w:r>
-      <w:r>
-        <w:rPr>
-          <w:rFonts w:ascii="Montserrat" w:hAnsi="Montserrat"/>
-          <w:sz w:val="22"/>
-          <w:szCs w:val="22"/>
-        </w:rPr>
-        <w:t>TempoReal e TempoManutencao corrigid</w:t>
+      <w:proofErr w:type="spellStart"/>
+      <w:r>
+        <w:rPr>
+          <w:rFonts w:ascii="Montserrat" w:hAnsi="Montserrat"/>
+          <w:sz w:val="22"/>
+          <w:szCs w:val="22"/>
+        </w:rPr>
+        <w:t>TempoReal</w:t>
+      </w:r>
+      <w:proofErr w:type="spellEnd"/>
+      <w:r>
+        <w:rPr>
+          <w:rFonts w:ascii="Montserrat" w:hAnsi="Montserrat"/>
+          <w:sz w:val="22"/>
+          <w:szCs w:val="22"/>
+        </w:rPr>
+        <w:t xml:space="preserve"> e </w:t>
+      </w:r>
+      <w:proofErr w:type="spellStart"/>
+      <w:r>
+        <w:rPr>
+          <w:rFonts w:ascii="Montserrat" w:hAnsi="Montserrat"/>
+          <w:sz w:val="22"/>
+          <w:szCs w:val="22"/>
+        </w:rPr>
+        <w:t>TempoManutencao</w:t>
+      </w:r>
+      <w:proofErr w:type="spellEnd"/>
+      <w:r>
+        <w:rPr>
+          <w:rFonts w:ascii="Montserrat" w:hAnsi="Montserrat"/>
+          <w:sz w:val="22"/>
+          <w:szCs w:val="22"/>
+        </w:rPr>
+        <w:t xml:space="preserve"> corrigid</w:t>
       </w:r>
       <w:r>
         <w:rPr>
@@ -3885,13 +4439,41 @@
           <w:szCs w:val="22"/>
         </w:rPr>
       </w:pPr>
-      <w:r>
-        <w:rPr>
-          <w:rFonts w:ascii="Montserrat" w:hAnsi="Montserrat"/>
-          <w:sz w:val="22"/>
-          <w:szCs w:val="22"/>
-        </w:rPr>
-        <w:t>NumeroNota e NumeroOrdem conferidos e não apresentaram duplicatas.</w:t>
+      <w:proofErr w:type="spellStart"/>
+      <w:r>
+        <w:rPr>
+          <w:rFonts w:ascii="Montserrat" w:hAnsi="Montserrat"/>
+          <w:sz w:val="22"/>
+          <w:szCs w:val="22"/>
+        </w:rPr>
+        <w:t>NumeroNota</w:t>
+      </w:r>
+      <w:proofErr w:type="spellEnd"/>
+      <w:r>
+        <w:rPr>
+          <w:rFonts w:ascii="Montserrat" w:hAnsi="Montserrat"/>
+          <w:sz w:val="22"/>
+          <w:szCs w:val="22"/>
+        </w:rPr>
+        <w:t xml:space="preserve"> e </w:t>
+      </w:r>
+      <w:proofErr w:type="spellStart"/>
+      <w:r>
+        <w:rPr>
+          <w:rFonts w:ascii="Montserrat" w:hAnsi="Montserrat"/>
+          <w:sz w:val="22"/>
+          <w:szCs w:val="22"/>
+        </w:rPr>
+        <w:t>NumeroOrdem</w:t>
+      </w:r>
+      <w:proofErr w:type="spellEnd"/>
+      <w:r>
+        <w:rPr>
+          <w:rFonts w:ascii="Montserrat" w:hAnsi="Montserrat"/>
+          <w:sz w:val="22"/>
+          <w:szCs w:val="22"/>
+        </w:rPr>
+        <w:t xml:space="preserve"> conferidos e não apresentaram duplicatas.</w:t>
       </w:r>
     </w:p>
     <w:p>
@@ -4047,7 +4629,16 @@
           <w:sz w:val="22"/>
           <w:szCs w:val="22"/>
         </w:rPr>
-        <w:t>A Camada Prata não possui ID</w:t>
+        <w:t xml:space="preserve">A Camada Prata não possui </w:t>
+      </w:r>
+      <w:proofErr w:type="spellStart"/>
+      <w:r>
+        <w:rPr>
+          <w:rFonts w:ascii="Montserrat" w:hAnsi="Montserrat"/>
+          <w:sz w:val="22"/>
+          <w:szCs w:val="22"/>
+        </w:rPr>
+        <w:t>ID</w:t>
       </w:r>
       <w:r>
         <w:rPr>
@@ -4063,7 +4654,16 @@
           <w:sz w:val="22"/>
           <w:szCs w:val="22"/>
         </w:rPr>
-        <w:t>s nem dimensões</w:t>
+        <w:t>s</w:t>
+      </w:r>
+      <w:proofErr w:type="spellEnd"/>
+      <w:r>
+        <w:rPr>
+          <w:rFonts w:ascii="Montserrat" w:hAnsi="Montserrat"/>
+          <w:sz w:val="22"/>
+          <w:szCs w:val="22"/>
+        </w:rPr>
+        <w:t xml:space="preserve"> nem dimensões</w:t>
       </w:r>
       <w:r>
         <w:rPr>
@@ -4135,7 +4735,55 @@
           <w:sz w:val="22"/>
           <w:szCs w:val="22"/>
         </w:rPr>
-        <w:t>Facilita criação de tabelas fato e dimensões, incluindo calendário, equipamentos, centros de custo, ranks e status de consequência.</w:t>
+        <w:t>Facilita criação de tabelas fato e dimensões, incluindo calendário, equipamentos, centro</w:t>
+      </w:r>
+      <w:r>
+        <w:rPr>
+          <w:rFonts w:ascii="Montserrat" w:hAnsi="Montserrat"/>
+          <w:sz w:val="22"/>
+          <w:szCs w:val="22"/>
+        </w:rPr>
+        <w:t>s</w:t>
+      </w:r>
+      <w:r>
+        <w:rPr>
+          <w:rFonts w:ascii="Montserrat" w:hAnsi="Montserrat"/>
+          <w:sz w:val="22"/>
+          <w:szCs w:val="22"/>
+        </w:rPr>
+        <w:t xml:space="preserve"> de custo, ranks e status d</w:t>
+      </w:r>
+      <w:r>
+        <w:rPr>
+          <w:rFonts w:ascii="Montserrat" w:hAnsi="Montserrat"/>
+          <w:sz w:val="22"/>
+          <w:szCs w:val="22"/>
+        </w:rPr>
+        <w:t>a</w:t>
+      </w:r>
+      <w:r>
+        <w:rPr>
+          <w:rFonts w:ascii="Montserrat" w:hAnsi="Montserrat"/>
+          <w:sz w:val="22"/>
+          <w:szCs w:val="22"/>
+        </w:rPr>
+        <w:t xml:space="preserve"> </w:t>
+      </w:r>
+      <w:r>
+        <w:rPr>
+          <w:rFonts w:ascii="Montserrat" w:hAnsi="Montserrat"/>
+          <w:sz w:val="22"/>
+          <w:szCs w:val="22"/>
+        </w:rPr>
+        <w:t>ocorr</w:t>
+      </w:r>
+      <w:r>
+        <w:rPr>
+          <w:rFonts w:ascii="Montserrat" w:hAnsi="Montserrat"/>
+          <w:sz w:val="22"/>
+          <w:szCs w:val="22"/>
+        </w:rPr>
+        <w:t>ência.</w:t>
       </w:r>
     </w:p>
     <w:p>
@@ -4280,7 +4928,29 @@
           <w:sz w:val="22"/>
           <w:szCs w:val="22"/>
         </w:rPr>
-        <w:t>Tabela Fato (FtManutencao):</w:t>
+        <w:t>Tabela Fato (</w:t>
+      </w:r>
+      <w:proofErr w:type="spellStart"/>
+      <w:r>
+        <w:rPr>
+          <w:rFonts w:ascii="Montserrat" w:hAnsi="Montserrat"/>
+          <w:b/>
+          <w:bCs/>
+          <w:sz w:val="22"/>
+          <w:szCs w:val="22"/>
+        </w:rPr>
+        <w:t>FtManutencao</w:t>
+      </w:r>
+      <w:proofErr w:type="spellEnd"/>
+      <w:r>
+        <w:rPr>
+          <w:rFonts w:ascii="Montserrat" w:hAnsi="Montserrat"/>
+          <w:b/>
+          <w:bCs/>
+          <w:sz w:val="22"/>
+          <w:szCs w:val="22"/>
+        </w:rPr>
+        <w:t>):</w:t>
       </w:r>
       <w:r>
         <w:rPr>
@@ -4304,7 +4974,43 @@
           <w:sz w:val="22"/>
           <w:szCs w:val="22"/>
         </w:rPr>
-        <w:t>entraliza os registros das ordens de manutenção, contendo métricas quantitativas (ex.: TempoReal, CustoPecas) e as chaves de ligação com as dimensões.</w:t>
+        <w:t xml:space="preserve">entraliza os registros das ordens de manutenção, contendo métricas quantitativas (ex.: </w:t>
+      </w:r>
+      <w:proofErr w:type="spellStart"/>
+      <w:r>
+        <w:rPr>
+          <w:rFonts w:ascii="Montserrat" w:hAnsi="Montserrat"/>
+          <w:sz w:val="22"/>
+          <w:szCs w:val="22"/>
+        </w:rPr>
+        <w:t>TempoReal</w:t>
+      </w:r>
+      <w:proofErr w:type="spellEnd"/>
+      <w:r>
+        <w:rPr>
+          <w:rFonts w:ascii="Montserrat" w:hAnsi="Montserrat"/>
+          <w:sz w:val="22"/>
+          <w:szCs w:val="22"/>
+        </w:rPr>
+        <w:t xml:space="preserve">, </w:t>
+      </w:r>
+      <w:proofErr w:type="spellStart"/>
+      <w:r>
+        <w:rPr>
+          <w:rFonts w:ascii="Montserrat" w:hAnsi="Montserrat"/>
+          <w:sz w:val="22"/>
+          <w:szCs w:val="22"/>
+        </w:rPr>
+        <w:t>CustoPecas</w:t>
+      </w:r>
+      <w:proofErr w:type="spellEnd"/>
+      <w:r>
+        <w:rPr>
+          <w:rFonts w:ascii="Montserrat" w:hAnsi="Montserrat"/>
+          <w:sz w:val="22"/>
+          <w:szCs w:val="22"/>
+        </w:rPr>
+        <w:t>) e as chaves de ligação com as dimensões.</w:t>
       </w:r>
     </w:p>
     <w:p>
@@ -4480,7 +5186,25 @@
           <w:sz w:val="22"/>
           <w:szCs w:val="22"/>
         </w:rPr>
-        <w:t>N com a tabela fato FtManutencao,</w:t>
+        <w:t xml:space="preserve">N com a tabela fato </w:t>
+      </w:r>
+      <w:proofErr w:type="spellStart"/>
+      <w:r>
+        <w:rPr>
+          <w:rFonts w:ascii="Montserrat" w:hAnsi="Montserrat"/>
+          <w:sz w:val="22"/>
+          <w:szCs w:val="22"/>
+        </w:rPr>
+        <w:t>FtManutencao</w:t>
+      </w:r>
+      <w:proofErr w:type="spellEnd"/>
+      <w:r>
+        <w:rPr>
+          <w:rFonts w:ascii="Montserrat" w:hAnsi="Montserrat"/>
+          <w:sz w:val="22"/>
+          <w:szCs w:val="22"/>
+        </w:rPr>
+        <w:t>,</w:t>
       </w:r>
       <w:r>
         <w:rPr>
@@ -4525,6 +5249,7 @@
           <w:szCs w:val="22"/>
         </w:rPr>
       </w:pPr>
+      <w:proofErr w:type="spellStart"/>
       <w:r>
         <w:rPr>
           <w:rFonts w:ascii="Montserrat" w:hAnsi="Montserrat"/>
@@ -4535,6 +5260,7 @@
         </w:rPr>
         <w:t>DimCalendario</w:t>
       </w:r>
+      <w:proofErr w:type="spellEnd"/>
       <w:r>
         <w:rPr>
           <w:rFonts w:ascii="Montserrat" w:hAnsi="Montserrat"/>
@@ -4584,6 +5310,7 @@
           <w:szCs w:val="22"/>
         </w:rPr>
       </w:pPr>
+      <w:proofErr w:type="spellStart"/>
       <w:r>
         <w:rPr>
           <w:rFonts w:ascii="Montserrat" w:hAnsi="Montserrat"/>
@@ -4594,6 +5321,7 @@
         </w:rPr>
         <w:t>DimEquipamento</w:t>
       </w:r>
+      <w:proofErr w:type="spellEnd"/>
       <w:r>
         <w:rPr>
           <w:rFonts w:ascii="Montserrat" w:hAnsi="Montserrat"/>
@@ -4643,6 +5371,7 @@
           <w:szCs w:val="22"/>
         </w:rPr>
       </w:pPr>
+      <w:proofErr w:type="spellStart"/>
       <w:r>
         <w:rPr>
           <w:rFonts w:ascii="Montserrat" w:hAnsi="Montserrat"/>
@@ -4653,6 +5382,7 @@
         </w:rPr>
         <w:t>DimCentroCusto</w:t>
       </w:r>
+      <w:proofErr w:type="spellEnd"/>
       <w:r>
         <w:rPr>
           <w:rFonts w:ascii="Montserrat" w:hAnsi="Montserrat"/>
@@ -4702,6 +5432,7 @@
           <w:szCs w:val="22"/>
         </w:rPr>
       </w:pPr>
+      <w:proofErr w:type="spellStart"/>
       <w:r>
         <w:rPr>
           <w:rFonts w:ascii="Montserrat" w:hAnsi="Montserrat"/>
@@ -4712,6 +5443,7 @@
         </w:rPr>
         <w:t>DimOcorrencia</w:t>
       </w:r>
+      <w:proofErr w:type="spellEnd"/>
       <w:r>
         <w:rPr>
           <w:rFonts w:ascii="Montserrat" w:hAnsi="Montserrat"/>
@@ -4761,6 +5493,7 @@
           <w:szCs w:val="22"/>
         </w:rPr>
       </w:pPr>
+      <w:proofErr w:type="spellStart"/>
       <w:r>
         <w:rPr>
           <w:rFonts w:ascii="Montserrat" w:hAnsi="Montserrat"/>
@@ -4771,6 +5504,7 @@
         </w:rPr>
         <w:t>DimRank</w:t>
       </w:r>
+      <w:proofErr w:type="spellEnd"/>
       <w:r>
         <w:rPr>
           <w:rFonts w:ascii="Montserrat" w:hAnsi="Montserrat"/>
@@ -4820,6 +5554,7 @@
           <w:szCs w:val="22"/>
         </w:rPr>
       </w:pPr>
+      <w:proofErr w:type="spellStart"/>
       <w:r>
         <w:rPr>
           <w:rFonts w:ascii="Montserrat" w:hAnsi="Montserrat"/>
@@ -4830,6 +5565,7 @@
         </w:rPr>
         <w:t>DimHora</w:t>
       </w:r>
+      <w:proofErr w:type="spellEnd"/>
       <w:r>
         <w:rPr>
           <w:rFonts w:ascii="Montserrat" w:hAnsi="Montserrat"/>
@@ -4879,6 +5615,7 @@
           <w:szCs w:val="22"/>
         </w:rPr>
       </w:pPr>
+      <w:proofErr w:type="spellStart"/>
       <w:r>
         <w:rPr>
           <w:rFonts w:ascii="Montserrat" w:hAnsi="Montserrat"/>
@@ -4889,6 +5626,7 @@
         </w:rPr>
         <w:t>DimDocumento</w:t>
       </w:r>
+      <w:proofErr w:type="spellEnd"/>
       <w:r>
         <w:rPr>
           <w:rFonts w:ascii="Montserrat" w:hAnsi="Montserrat"/>
@@ -5025,6 +5763,7 @@
           <w:szCs w:val="22"/>
         </w:rPr>
       </w:pPr>
+      <w:proofErr w:type="spellStart"/>
       <w:r>
         <w:rPr>
           <w:rFonts w:ascii="Montserrat" w:hAnsi="Montserrat"/>
@@ -5035,6 +5774,7 @@
         </w:rPr>
         <w:t>DimCalendario</w:t>
       </w:r>
+      <w:proofErr w:type="spellEnd"/>
       <w:r>
         <w:rPr>
           <w:rFonts w:ascii="Montserrat" w:hAnsi="Montserrat"/>
@@ -5075,7 +5815,43 @@
           <w:sz w:val="22"/>
           <w:szCs w:val="22"/>
         </w:rPr>
-        <w:t>Foi criada de forma dinâmica, baseada nos limites de datas existentes na Camada Prata (colunas DataInicio e DataFim), garantindo escalabilidade e atualização automática do período de análise.</w:t>
+        <w:t xml:space="preserve">Foi criada de forma dinâmica, baseada nos limites de datas existentes na Camada Prata (colunas </w:t>
+      </w:r>
+      <w:proofErr w:type="spellStart"/>
+      <w:r>
+        <w:rPr>
+          <w:rFonts w:ascii="Montserrat" w:hAnsi="Montserrat"/>
+          <w:sz w:val="22"/>
+          <w:szCs w:val="22"/>
+        </w:rPr>
+        <w:t>DataInicio</w:t>
+      </w:r>
+      <w:proofErr w:type="spellEnd"/>
+      <w:r>
+        <w:rPr>
+          <w:rFonts w:ascii="Montserrat" w:hAnsi="Montserrat"/>
+          <w:sz w:val="22"/>
+          <w:szCs w:val="22"/>
+        </w:rPr>
+        <w:t xml:space="preserve"> e </w:t>
+      </w:r>
+      <w:proofErr w:type="spellStart"/>
+      <w:r>
+        <w:rPr>
+          <w:rFonts w:ascii="Montserrat" w:hAnsi="Montserrat"/>
+          <w:sz w:val="22"/>
+          <w:szCs w:val="22"/>
+        </w:rPr>
+        <w:t>DataFim</w:t>
+      </w:r>
+      <w:proofErr w:type="spellEnd"/>
+      <w:r>
+        <w:rPr>
+          <w:rFonts w:ascii="Montserrat" w:hAnsi="Montserrat"/>
+          <w:sz w:val="22"/>
+          <w:szCs w:val="22"/>
+        </w:rPr>
+        <w:t>), garantindo escalabilidade e atualização automática do período de análise.</w:t>
       </w:r>
     </w:p>
     <w:p>
@@ -5147,13 +5923,41 @@
         </w:rPr>
         <w:t xml:space="preserve"> </w:t>
       </w:r>
-      <w:r>
-        <w:rPr>
-          <w:rFonts w:ascii="Montserrat" w:hAnsi="Montserrat"/>
-          <w:sz w:val="22"/>
-          <w:szCs w:val="22"/>
-        </w:rPr>
-        <w:t>DataMinima = menor valor encontrado em DataInicio (camada Prata).</w:t>
+      <w:proofErr w:type="spellStart"/>
+      <w:r>
+        <w:rPr>
+          <w:rFonts w:ascii="Montserrat" w:hAnsi="Montserrat"/>
+          <w:sz w:val="22"/>
+          <w:szCs w:val="22"/>
+        </w:rPr>
+        <w:t>DataMinima</w:t>
+      </w:r>
+      <w:proofErr w:type="spellEnd"/>
+      <w:r>
+        <w:rPr>
+          <w:rFonts w:ascii="Montserrat" w:hAnsi="Montserrat"/>
+          <w:sz w:val="22"/>
+          <w:szCs w:val="22"/>
+        </w:rPr>
+        <w:t xml:space="preserve"> = menor valor encontrado em </w:t>
+      </w:r>
+      <w:proofErr w:type="spellStart"/>
+      <w:r>
+        <w:rPr>
+          <w:rFonts w:ascii="Montserrat" w:hAnsi="Montserrat"/>
+          <w:sz w:val="22"/>
+          <w:szCs w:val="22"/>
+        </w:rPr>
+        <w:t>DataInicio</w:t>
+      </w:r>
+      <w:proofErr w:type="spellEnd"/>
+      <w:r>
+        <w:rPr>
+          <w:rFonts w:ascii="Montserrat" w:hAnsi="Montserrat"/>
+          <w:sz w:val="22"/>
+          <w:szCs w:val="22"/>
+        </w:rPr>
+        <w:t xml:space="preserve"> (camada Prata).</w:t>
       </w:r>
     </w:p>
     <w:p>
@@ -5167,13 +5971,41 @@
           <w:szCs w:val="22"/>
         </w:rPr>
       </w:pPr>
-      <w:r>
-        <w:rPr>
-          <w:rFonts w:ascii="Montserrat" w:hAnsi="Montserrat"/>
-          <w:sz w:val="22"/>
-          <w:szCs w:val="22"/>
-        </w:rPr>
-        <w:t>DataMaxima = maior valor encontrado em DataFim (</w:t>
+      <w:proofErr w:type="spellStart"/>
+      <w:r>
+        <w:rPr>
+          <w:rFonts w:ascii="Montserrat" w:hAnsi="Montserrat"/>
+          <w:sz w:val="22"/>
+          <w:szCs w:val="22"/>
+        </w:rPr>
+        <w:t>DataMaxima</w:t>
+      </w:r>
+      <w:proofErr w:type="spellEnd"/>
+      <w:r>
+        <w:rPr>
+          <w:rFonts w:ascii="Montserrat" w:hAnsi="Montserrat"/>
+          <w:sz w:val="22"/>
+          <w:szCs w:val="22"/>
+        </w:rPr>
+        <w:t xml:space="preserve"> = maior valor encontrado em </w:t>
+      </w:r>
+      <w:proofErr w:type="spellStart"/>
+      <w:r>
+        <w:rPr>
+          <w:rFonts w:ascii="Montserrat" w:hAnsi="Montserrat"/>
+          <w:sz w:val="22"/>
+          <w:szCs w:val="22"/>
+        </w:rPr>
+        <w:t>DataFim</w:t>
+      </w:r>
+      <w:proofErr w:type="spellEnd"/>
+      <w:r>
+        <w:rPr>
+          <w:rFonts w:ascii="Montserrat" w:hAnsi="Montserrat"/>
+          <w:sz w:val="22"/>
+          <w:szCs w:val="22"/>
+        </w:rPr>
+        <w:t xml:space="preserve"> (</w:t>
       </w:r>
       <w:r>
         <w:rPr>
@@ -5203,13 +6035,23 @@
           <w:szCs w:val="22"/>
         </w:rPr>
       </w:pPr>
-      <w:r>
-        <w:rPr>
-          <w:rFonts w:ascii="Montserrat" w:hAnsi="Montserrat"/>
-          <w:sz w:val="22"/>
-          <w:szCs w:val="22"/>
-        </w:rPr>
-        <w:t>DataInicial = 1º de janeiro do ano correspondente à data mínima.</w:t>
+      <w:proofErr w:type="spellStart"/>
+      <w:r>
+        <w:rPr>
+          <w:rFonts w:ascii="Montserrat" w:hAnsi="Montserrat"/>
+          <w:sz w:val="22"/>
+          <w:szCs w:val="22"/>
+        </w:rPr>
+        <w:t>DataInicial</w:t>
+      </w:r>
+      <w:proofErr w:type="spellEnd"/>
+      <w:r>
+        <w:rPr>
+          <w:rFonts w:ascii="Montserrat" w:hAnsi="Montserrat"/>
+          <w:sz w:val="22"/>
+          <w:szCs w:val="22"/>
+        </w:rPr>
+        <w:t xml:space="preserve"> = 1º de janeiro do ano correspondente à data mínima.</w:t>
       </w:r>
     </w:p>
     <w:p>
@@ -5223,6 +6065,7 @@
           <w:szCs w:val="22"/>
         </w:rPr>
       </w:pPr>
+      <w:proofErr w:type="spellStart"/>
       <w:r>
         <w:rPr>
           <w:rFonts w:ascii="Montserrat" w:hAnsi="Montserrat"/>
@@ -5239,6 +6082,7 @@
         </w:rPr>
         <w:t>m</w:t>
       </w:r>
+      <w:proofErr w:type="spellEnd"/>
       <w:r>
         <w:rPr>
           <w:rFonts w:ascii="Montserrat" w:hAnsi="Montserrat"/>
@@ -5259,6 +6103,7 @@
           <w:szCs w:val="22"/>
         </w:rPr>
       </w:pPr>
+      <w:proofErr w:type="spellStart"/>
       <w:r>
         <w:rPr>
           <w:rFonts w:ascii="Montserrat" w:hAnsi="Montserrat"/>
@@ -5266,7 +6111,52 @@
           <w:szCs w:val="22"/>
         </w:rPr>
         <w:lastRenderedPageBreak/>
-        <w:t>Duracao = intervalo de dias entre DataInicial e DataFinal.</w:t>
+        <w:t>Duracao</w:t>
+      </w:r>
+      <w:proofErr w:type="spellEnd"/>
+      <w:r>
+        <w:rPr>
+          <w:rFonts w:ascii="Montserrat" w:hAnsi="Montserrat"/>
+          <w:sz w:val="22"/>
+          <w:szCs w:val="22"/>
+        </w:rPr>
+        <w:t xml:space="preserve"> = intervalo de dias entre </w:t>
+      </w:r>
+      <w:proofErr w:type="spellStart"/>
+      <w:r>
+        <w:rPr>
+          <w:rFonts w:ascii="Montserrat" w:hAnsi="Montserrat"/>
+          <w:sz w:val="22"/>
+          <w:szCs w:val="22"/>
+        </w:rPr>
+        <w:t>DataInicial</w:t>
+      </w:r>
+      <w:proofErr w:type="spellEnd"/>
+      <w:r>
+        <w:rPr>
+          <w:rFonts w:ascii="Montserrat" w:hAnsi="Montserrat"/>
+          <w:sz w:val="22"/>
+          <w:szCs w:val="22"/>
+        </w:rPr>
+        <w:t xml:space="preserve"> e </w:t>
+      </w:r>
+      <w:proofErr w:type="spellStart"/>
+      <w:r>
+        <w:rPr>
+          <w:rFonts w:ascii="Montserrat" w:hAnsi="Montserrat"/>
+          <w:sz w:val="22"/>
+          <w:szCs w:val="22"/>
+        </w:rPr>
+        <w:t>DataFinal</w:t>
+      </w:r>
+      <w:proofErr w:type="spellEnd"/>
+      <w:r>
+        <w:rPr>
+          <w:rFonts w:ascii="Montserrat" w:hAnsi="Montserrat"/>
+          <w:sz w:val="22"/>
+          <w:szCs w:val="22"/>
+        </w:rPr>
+        <w:t>.</w:t>
       </w:r>
     </w:p>
     <w:p>
@@ -5280,13 +6170,23 @@
           <w:szCs w:val="22"/>
         </w:rPr>
       </w:pPr>
-      <w:r>
-        <w:rPr>
-          <w:rFonts w:ascii="Montserrat" w:hAnsi="Montserrat"/>
-          <w:sz w:val="22"/>
-          <w:szCs w:val="22"/>
-        </w:rPr>
-        <w:t>List.Dates utilizado para gerar a sequência de datas contínuas.</w:t>
+      <w:proofErr w:type="spellStart"/>
+      <w:r>
+        <w:rPr>
+          <w:rFonts w:ascii="Montserrat" w:hAnsi="Montserrat"/>
+          <w:sz w:val="22"/>
+          <w:szCs w:val="22"/>
+        </w:rPr>
+        <w:t>List.Dates</w:t>
+      </w:r>
+      <w:proofErr w:type="spellEnd"/>
+      <w:r>
+        <w:rPr>
+          <w:rFonts w:ascii="Montserrat" w:hAnsi="Montserrat"/>
+          <w:sz w:val="22"/>
+          <w:szCs w:val="22"/>
+        </w:rPr>
+        <w:t xml:space="preserve"> utilizado para gerar a sequência de datas contínuas.</w:t>
       </w:r>
     </w:p>
     <w:p>
@@ -5316,31 +6216,95 @@
           <w:sz w:val="22"/>
           <w:szCs w:val="22"/>
         </w:rPr>
-        <w:t xml:space="preserve"> Conectada à tabela F</w:t>
-      </w:r>
-      <w:r>
-        <w:rPr>
-          <w:rFonts w:ascii="Montserrat" w:hAnsi="Montserrat"/>
-          <w:sz w:val="22"/>
-          <w:szCs w:val="22"/>
-        </w:rPr>
-        <w:t>tManutencao via chave ID_Calendario</w:t>
-      </w:r>
-      <w:r>
-        <w:rPr>
-          <w:rFonts w:ascii="Montserrat" w:hAnsi="Montserrat"/>
-          <w:sz w:val="22"/>
-          <w:szCs w:val="22"/>
-        </w:rPr>
-        <w:t>, ID_DataInicio e ID_Data</w:t>
-      </w:r>
-      <w:r>
-        <w:rPr>
-          <w:rFonts w:ascii="Montserrat" w:hAnsi="Montserrat"/>
-          <w:sz w:val="22"/>
-          <w:szCs w:val="22"/>
-        </w:rPr>
-        <w:t>Fim.</w:t>
+        <w:t xml:space="preserve"> Conectada à tabela </w:t>
+      </w:r>
+      <w:proofErr w:type="spellStart"/>
+      <w:r>
+        <w:rPr>
+          <w:rFonts w:ascii="Montserrat" w:hAnsi="Montserrat"/>
+          <w:sz w:val="22"/>
+          <w:szCs w:val="22"/>
+        </w:rPr>
+        <w:t>F</w:t>
+      </w:r>
+      <w:r>
+        <w:rPr>
+          <w:rFonts w:ascii="Montserrat" w:hAnsi="Montserrat"/>
+          <w:sz w:val="22"/>
+          <w:szCs w:val="22"/>
+        </w:rPr>
+        <w:t>tManutencao</w:t>
+      </w:r>
+      <w:proofErr w:type="spellEnd"/>
+      <w:r>
+        <w:rPr>
+          <w:rFonts w:ascii="Montserrat" w:hAnsi="Montserrat"/>
+          <w:sz w:val="22"/>
+          <w:szCs w:val="22"/>
+        </w:rPr>
+        <w:t xml:space="preserve"> via chave </w:t>
+      </w:r>
+      <w:proofErr w:type="spellStart"/>
+      <w:r>
+        <w:rPr>
+          <w:rFonts w:ascii="Montserrat" w:hAnsi="Montserrat"/>
+          <w:sz w:val="22"/>
+          <w:szCs w:val="22"/>
+        </w:rPr>
+        <w:t>ID_Calendario</w:t>
+      </w:r>
+      <w:proofErr w:type="spellEnd"/>
+      <w:r>
+        <w:rPr>
+          <w:rFonts w:ascii="Montserrat" w:hAnsi="Montserrat"/>
+          <w:sz w:val="22"/>
+          <w:szCs w:val="22"/>
+        </w:rPr>
+        <w:t xml:space="preserve">, </w:t>
+      </w:r>
+      <w:proofErr w:type="spellStart"/>
+      <w:r>
+        <w:rPr>
+          <w:rFonts w:ascii="Montserrat" w:hAnsi="Montserrat"/>
+          <w:sz w:val="22"/>
+          <w:szCs w:val="22"/>
+        </w:rPr>
+        <w:t>ID_DataInicio</w:t>
+      </w:r>
+      <w:proofErr w:type="spellEnd"/>
+      <w:r>
+        <w:rPr>
+          <w:rFonts w:ascii="Montserrat" w:hAnsi="Montserrat"/>
+          <w:sz w:val="22"/>
+          <w:szCs w:val="22"/>
+        </w:rPr>
+        <w:t xml:space="preserve"> e </w:t>
+      </w:r>
+      <w:proofErr w:type="spellStart"/>
+      <w:r>
+        <w:rPr>
+          <w:rFonts w:ascii="Montserrat" w:hAnsi="Montserrat"/>
+          <w:sz w:val="22"/>
+          <w:szCs w:val="22"/>
+        </w:rPr>
+        <w:t>ID_Data</w:t>
+      </w:r>
+      <w:r>
+        <w:rPr>
+          <w:rFonts w:ascii="Montserrat" w:hAnsi="Montserrat"/>
+          <w:sz w:val="22"/>
+          <w:szCs w:val="22"/>
+        </w:rPr>
+        <w:t>Fim</w:t>
+      </w:r>
+      <w:proofErr w:type="spellEnd"/>
+      <w:r>
+        <w:rPr>
+          <w:rFonts w:ascii="Montserrat" w:hAnsi="Montserrat"/>
+          <w:sz w:val="22"/>
+          <w:szCs w:val="22"/>
+        </w:rPr>
+        <w:t>.</w:t>
       </w:r>
     </w:p>
     <w:p>
@@ -5504,6 +6468,7 @@
           <w:szCs w:val="22"/>
         </w:rPr>
       </w:pPr>
+      <w:proofErr w:type="spellStart"/>
       <w:r>
         <w:rPr>
           <w:rFonts w:ascii="Montserrat" w:hAnsi="Montserrat"/>
@@ -5512,6 +6477,7 @@
         </w:rPr>
         <w:t>NomeMes</w:t>
       </w:r>
+      <w:proofErr w:type="spellEnd"/>
       <w:r>
         <w:rPr>
           <w:rFonts w:ascii="Montserrat" w:hAnsi="Montserrat"/>
@@ -5582,30 +6548,16 @@
           <w:szCs w:val="22"/>
         </w:rPr>
       </w:pPr>
-      <w:r>
-        <w:rPr>
-          <w:rFonts w:ascii="Montserrat" w:hAnsi="Montserrat"/>
-          <w:sz w:val="22"/>
-          <w:szCs w:val="22"/>
-        </w:rPr>
-        <w:t>Dia</w:t>
-      </w:r>
-      <w:r>
-        <w:rPr>
-          <w:rFonts w:ascii="Montserrat" w:hAnsi="Montserrat"/>
-          <w:sz w:val="22"/>
-          <w:szCs w:val="22"/>
-        </w:rPr>
-        <w:t>Da</w:t>
-      </w:r>
-      <w:r>
-        <w:rPr>
-          <w:rFonts w:ascii="Montserrat" w:hAnsi="Montserrat"/>
-          <w:sz w:val="22"/>
-          <w:szCs w:val="22"/>
-        </w:rPr>
-        <w:t>Semana</w:t>
-      </w:r>
+      <w:proofErr w:type="spellStart"/>
+      <w:r>
+        <w:rPr>
+          <w:rFonts w:ascii="Montserrat" w:hAnsi="Montserrat"/>
+          <w:sz w:val="22"/>
+          <w:szCs w:val="22"/>
+        </w:rPr>
+        <w:t>NomeDia</w:t>
+      </w:r>
+      <w:proofErr w:type="spellEnd"/>
       <w:r>
         <w:rPr>
           <w:rFonts w:ascii="Montserrat" w:hAnsi="Montserrat"/>
@@ -5637,6 +6589,7 @@
           <w:szCs w:val="22"/>
         </w:rPr>
       </w:pPr>
+      <w:proofErr w:type="spellStart"/>
       <w:r>
         <w:rPr>
           <w:rFonts w:ascii="Montserrat" w:hAnsi="Montserrat"/>
@@ -5645,6 +6598,7 @@
         </w:rPr>
         <w:t>DiaUtil</w:t>
       </w:r>
+      <w:proofErr w:type="spellEnd"/>
       <w:r>
         <w:rPr>
           <w:rFonts w:ascii="Montserrat" w:hAnsi="Montserrat"/>
@@ -5691,6 +6645,7 @@
           <w:szCs w:val="22"/>
         </w:rPr>
       </w:pPr>
+      <w:proofErr w:type="spellStart"/>
       <w:r>
         <w:rPr>
           <w:rFonts w:ascii="Montserrat" w:hAnsi="Montserrat"/>
@@ -5701,6 +6656,7 @@
         </w:rPr>
         <w:t>DimEquipamento</w:t>
       </w:r>
+      <w:proofErr w:type="spellEnd"/>
       <w:r>
         <w:rPr>
           <w:rFonts w:ascii="Montserrat" w:hAnsi="Montserrat"/>
@@ -5861,7 +6817,25 @@
           <w:sz w:val="22"/>
           <w:szCs w:val="22"/>
         </w:rPr>
-        <w:t>Inclusão de chave substituta (ID_Equipamento).</w:t>
+        <w:t>Inclusão de chave substituta (</w:t>
+      </w:r>
+      <w:proofErr w:type="spellStart"/>
+      <w:r>
+        <w:rPr>
+          <w:rFonts w:ascii="Montserrat" w:hAnsi="Montserrat"/>
+          <w:sz w:val="22"/>
+          <w:szCs w:val="22"/>
+        </w:rPr>
+        <w:t>ID_Equipamento</w:t>
+      </w:r>
+      <w:proofErr w:type="spellEnd"/>
+      <w:r>
+        <w:rPr>
+          <w:rFonts w:ascii="Montserrat" w:hAnsi="Montserrat"/>
+          <w:sz w:val="22"/>
+          <w:szCs w:val="22"/>
+        </w:rPr>
+        <w:t>).</w:t>
       </w:r>
     </w:p>
     <w:p>
@@ -5891,15 +6865,51 @@
           <w:sz w:val="22"/>
           <w:szCs w:val="22"/>
         </w:rPr>
-        <w:t xml:space="preserve"> Conectada à tabela F</w:t>
-      </w:r>
-      <w:r>
-        <w:rPr>
-          <w:rFonts w:ascii="Montserrat" w:hAnsi="Montserrat"/>
-          <w:sz w:val="22"/>
-          <w:szCs w:val="22"/>
-        </w:rPr>
-        <w:t>tManutencao via chave ID_Equipamento.</w:t>
+        <w:t xml:space="preserve"> Conectada à tabela </w:t>
+      </w:r>
+      <w:proofErr w:type="spellStart"/>
+      <w:r>
+        <w:rPr>
+          <w:rFonts w:ascii="Montserrat" w:hAnsi="Montserrat"/>
+          <w:sz w:val="22"/>
+          <w:szCs w:val="22"/>
+        </w:rPr>
+        <w:t>F</w:t>
+      </w:r>
+      <w:r>
+        <w:rPr>
+          <w:rFonts w:ascii="Montserrat" w:hAnsi="Montserrat"/>
+          <w:sz w:val="22"/>
+          <w:szCs w:val="22"/>
+        </w:rPr>
+        <w:t>tManutencao</w:t>
+      </w:r>
+      <w:proofErr w:type="spellEnd"/>
+      <w:r>
+        <w:rPr>
+          <w:rFonts w:ascii="Montserrat" w:hAnsi="Montserrat"/>
+          <w:sz w:val="22"/>
+          <w:szCs w:val="22"/>
+        </w:rPr>
+        <w:t xml:space="preserve"> via chave </w:t>
+      </w:r>
+      <w:proofErr w:type="spellStart"/>
+      <w:r>
+        <w:rPr>
+          <w:rFonts w:ascii="Montserrat" w:hAnsi="Montserrat"/>
+          <w:sz w:val="22"/>
+          <w:szCs w:val="22"/>
+        </w:rPr>
+        <w:t>ID_Equipamento</w:t>
+      </w:r>
+      <w:proofErr w:type="spellEnd"/>
+      <w:r>
+        <w:rPr>
+          <w:rFonts w:ascii="Montserrat" w:hAnsi="Montserrat"/>
+          <w:sz w:val="22"/>
+          <w:szCs w:val="22"/>
+        </w:rPr>
+        <w:t>.</w:t>
       </w:r>
     </w:p>
     <w:p>
@@ -6008,15 +7018,27 @@
           <w:szCs w:val="22"/>
         </w:rPr>
       </w:pPr>
-      <w:r>
-        <w:rPr>
-          <w:rFonts w:ascii="Montserrat" w:hAnsi="Montserrat"/>
-          <w:b/>
-          <w:bCs/>
-          <w:sz w:val="22"/>
-          <w:szCs w:val="22"/>
-        </w:rPr>
-        <w:t>DimCentroCusto:</w:t>
+      <w:proofErr w:type="spellStart"/>
+      <w:r>
+        <w:rPr>
+          <w:rFonts w:ascii="Montserrat" w:hAnsi="Montserrat"/>
+          <w:b/>
+          <w:bCs/>
+          <w:sz w:val="22"/>
+          <w:szCs w:val="22"/>
+        </w:rPr>
+        <w:t>DimCentroCusto</w:t>
+      </w:r>
+      <w:proofErr w:type="spellEnd"/>
+      <w:r>
+        <w:rPr>
+          <w:rFonts w:ascii="Montserrat" w:hAnsi="Montserrat"/>
+          <w:b/>
+          <w:bCs/>
+          <w:sz w:val="22"/>
+          <w:szCs w:val="22"/>
+        </w:rPr>
+        <w:t>:</w:t>
       </w:r>
       <w:r>
         <w:rPr>
@@ -6088,7 +7110,25 @@
           <w:sz w:val="22"/>
           <w:szCs w:val="22"/>
         </w:rPr>
-        <w:t>Prata (coluna CentroCusto).</w:t>
+        <w:t xml:space="preserve">Prata (coluna </w:t>
+      </w:r>
+      <w:proofErr w:type="spellStart"/>
+      <w:r>
+        <w:rPr>
+          <w:rFonts w:ascii="Montserrat" w:hAnsi="Montserrat"/>
+          <w:sz w:val="22"/>
+          <w:szCs w:val="22"/>
+        </w:rPr>
+        <w:t>CentroCusto</w:t>
+      </w:r>
+      <w:proofErr w:type="spellEnd"/>
+      <w:r>
+        <w:rPr>
+          <w:rFonts w:ascii="Montserrat" w:hAnsi="Montserrat"/>
+          <w:sz w:val="22"/>
+          <w:szCs w:val="22"/>
+        </w:rPr>
+        <w:t>).</w:t>
       </w:r>
     </w:p>
     <w:p>
@@ -6190,7 +7230,25 @@
           <w:sz w:val="22"/>
           <w:szCs w:val="22"/>
         </w:rPr>
-        <w:t>Inclusão de chave substituta (ID_CentroCusto).</w:t>
+        <w:t>Inclusão de chave substituta (</w:t>
+      </w:r>
+      <w:proofErr w:type="spellStart"/>
+      <w:r>
+        <w:rPr>
+          <w:rFonts w:ascii="Montserrat" w:hAnsi="Montserrat"/>
+          <w:sz w:val="22"/>
+          <w:szCs w:val="22"/>
+        </w:rPr>
+        <w:t>ID_CentroCusto</w:t>
+      </w:r>
+      <w:proofErr w:type="spellEnd"/>
+      <w:r>
+        <w:rPr>
+          <w:rFonts w:ascii="Montserrat" w:hAnsi="Montserrat"/>
+          <w:sz w:val="22"/>
+          <w:szCs w:val="22"/>
+        </w:rPr>
+        <w:t>).</w:t>
       </w:r>
     </w:p>
     <w:p>
@@ -6220,15 +7278,51 @@
           <w:sz w:val="22"/>
           <w:szCs w:val="22"/>
         </w:rPr>
-        <w:t xml:space="preserve"> Conectada à tabela F</w:t>
-      </w:r>
-      <w:r>
-        <w:rPr>
-          <w:rFonts w:ascii="Montserrat" w:hAnsi="Montserrat"/>
-          <w:sz w:val="22"/>
-          <w:szCs w:val="22"/>
-        </w:rPr>
-        <w:t>tManutencao via chave ID_CentroCusto.</w:t>
+        <w:t xml:space="preserve"> Conectada à tabela </w:t>
+      </w:r>
+      <w:proofErr w:type="spellStart"/>
+      <w:r>
+        <w:rPr>
+          <w:rFonts w:ascii="Montserrat" w:hAnsi="Montserrat"/>
+          <w:sz w:val="22"/>
+          <w:szCs w:val="22"/>
+        </w:rPr>
+        <w:t>F</w:t>
+      </w:r>
+      <w:r>
+        <w:rPr>
+          <w:rFonts w:ascii="Montserrat" w:hAnsi="Montserrat"/>
+          <w:sz w:val="22"/>
+          <w:szCs w:val="22"/>
+        </w:rPr>
+        <w:t>tManutencao</w:t>
+      </w:r>
+      <w:proofErr w:type="spellEnd"/>
+      <w:r>
+        <w:rPr>
+          <w:rFonts w:ascii="Montserrat" w:hAnsi="Montserrat"/>
+          <w:sz w:val="22"/>
+          <w:szCs w:val="22"/>
+        </w:rPr>
+        <w:t xml:space="preserve"> via chave </w:t>
+      </w:r>
+      <w:proofErr w:type="spellStart"/>
+      <w:r>
+        <w:rPr>
+          <w:rFonts w:ascii="Montserrat" w:hAnsi="Montserrat"/>
+          <w:sz w:val="22"/>
+          <w:szCs w:val="22"/>
+        </w:rPr>
+        <w:t>ID_CentroCusto</w:t>
+      </w:r>
+      <w:proofErr w:type="spellEnd"/>
+      <w:r>
+        <w:rPr>
+          <w:rFonts w:ascii="Montserrat" w:hAnsi="Montserrat"/>
+          <w:sz w:val="22"/>
+          <w:szCs w:val="22"/>
+        </w:rPr>
+        <w:t>.</w:t>
       </w:r>
     </w:p>
     <w:p>
@@ -6267,6 +7361,7 @@
           <w:szCs w:val="22"/>
         </w:rPr>
       </w:pPr>
+      <w:proofErr w:type="spellStart"/>
       <w:r>
         <w:rPr>
           <w:rFonts w:ascii="Montserrat" w:hAnsi="Montserrat"/>
@@ -6275,6 +7370,7 @@
         </w:rPr>
         <w:t>CentroCusto</w:t>
       </w:r>
+      <w:proofErr w:type="spellEnd"/>
       <w:r>
         <w:rPr>
           <w:rFonts w:ascii="Montserrat" w:hAnsi="Montserrat"/>
@@ -6339,6 +7435,7 @@
           <w:szCs w:val="22"/>
         </w:rPr>
       </w:pPr>
+      <w:proofErr w:type="spellStart"/>
       <w:r>
         <w:rPr>
           <w:rFonts w:ascii="Montserrat" w:hAnsi="Montserrat"/>
@@ -6359,6 +7456,7 @@
         </w:rPr>
         <w:t>Ocorrencia</w:t>
       </w:r>
+      <w:proofErr w:type="spellEnd"/>
       <w:r>
         <w:rPr>
           <w:rFonts w:ascii="Montserrat" w:hAnsi="Montserrat"/>
@@ -6441,6 +7539,7 @@
         </w:rPr>
         <w:t xml:space="preserve">Prata (coluna </w:t>
       </w:r>
+      <w:proofErr w:type="spellStart"/>
       <w:r>
         <w:rPr>
           <w:rFonts w:ascii="Montserrat" w:hAnsi="Montserrat"/>
@@ -6457,6 +7556,7 @@
         </w:rPr>
         <w:t>encia</w:t>
       </w:r>
+      <w:proofErr w:type="spellEnd"/>
       <w:r>
         <w:rPr>
           <w:rFonts w:ascii="Montserrat" w:hAnsi="Montserrat"/>
@@ -6578,7 +7678,16 @@
           <w:sz w:val="22"/>
           <w:szCs w:val="22"/>
         </w:rPr>
-        <w:t>Inclusão de chave substituta (ID_</w:t>
+        <w:t>Inclusão de chave substituta (</w:t>
+      </w:r>
+      <w:proofErr w:type="spellStart"/>
+      <w:r>
+        <w:rPr>
+          <w:rFonts w:ascii="Montserrat" w:hAnsi="Montserrat"/>
+          <w:sz w:val="22"/>
+          <w:szCs w:val="22"/>
+        </w:rPr>
+        <w:t>ID_</w:t>
       </w:r>
       <w:r>
         <w:rPr>
@@ -6588,6 +7697,7 @@
         </w:rPr>
         <w:t>Ocorrencia</w:t>
       </w:r>
+      <w:proofErr w:type="spellEnd"/>
       <w:r>
         <w:rPr>
           <w:rFonts w:ascii="Montserrat" w:hAnsi="Montserrat"/>
@@ -6624,16 +7734,35 @@
           <w:sz w:val="22"/>
           <w:szCs w:val="22"/>
         </w:rPr>
-        <w:t xml:space="preserve"> Conectada à tabela F</w:t>
-      </w:r>
-      <w:r>
-        <w:rPr>
-          <w:rFonts w:ascii="Montserrat" w:hAnsi="Montserrat"/>
-          <w:sz w:val="22"/>
-          <w:szCs w:val="22"/>
-        </w:rPr>
-        <w:t xml:space="preserve">tManutencao via chave </w:t>
-      </w:r>
+        <w:t xml:space="preserve"> Conectada à tabela </w:t>
+      </w:r>
+      <w:proofErr w:type="spellStart"/>
+      <w:r>
+        <w:rPr>
+          <w:rFonts w:ascii="Montserrat" w:hAnsi="Montserrat"/>
+          <w:sz w:val="22"/>
+          <w:szCs w:val="22"/>
+        </w:rPr>
+        <w:t>F</w:t>
+      </w:r>
+      <w:r>
+        <w:rPr>
+          <w:rFonts w:ascii="Montserrat" w:hAnsi="Montserrat"/>
+          <w:sz w:val="22"/>
+          <w:szCs w:val="22"/>
+        </w:rPr>
+        <w:t>tManutencao</w:t>
+      </w:r>
+      <w:proofErr w:type="spellEnd"/>
+      <w:r>
+        <w:rPr>
+          <w:rFonts w:ascii="Montserrat" w:hAnsi="Montserrat"/>
+          <w:sz w:val="22"/>
+          <w:szCs w:val="22"/>
+        </w:rPr>
+        <w:t xml:space="preserve"> via chave </w:t>
+      </w:r>
+      <w:proofErr w:type="spellStart"/>
       <w:r>
         <w:rPr>
           <w:rFonts w:ascii="Montserrat" w:hAnsi="Montserrat"/>
@@ -6650,6 +7779,7 @@
         </w:rPr>
         <w:t>Ocorrencia</w:t>
       </w:r>
+      <w:proofErr w:type="spellEnd"/>
       <w:r>
         <w:rPr>
           <w:rFonts w:ascii="Montserrat" w:hAnsi="Montserrat"/>
@@ -6695,13 +7825,23 @@
           <w:szCs w:val="22"/>
         </w:rPr>
       </w:pPr>
-      <w:r>
-        <w:rPr>
-          <w:rFonts w:ascii="Montserrat" w:hAnsi="Montserrat"/>
-          <w:sz w:val="22"/>
-          <w:szCs w:val="22"/>
-        </w:rPr>
-        <w:t xml:space="preserve">Ocorrencia: </w:t>
+      <w:proofErr w:type="spellStart"/>
+      <w:r>
+        <w:rPr>
+          <w:rFonts w:ascii="Montserrat" w:hAnsi="Montserrat"/>
+          <w:sz w:val="22"/>
+          <w:szCs w:val="22"/>
+        </w:rPr>
+        <w:t>Ocorrencia</w:t>
+      </w:r>
+      <w:proofErr w:type="spellEnd"/>
+      <w:r>
+        <w:rPr>
+          <w:rFonts w:ascii="Montserrat" w:hAnsi="Montserrat"/>
+          <w:sz w:val="22"/>
+          <w:szCs w:val="22"/>
+        </w:rPr>
+        <w:t xml:space="preserve">: </w:t>
       </w:r>
       <w:r>
         <w:rPr>
@@ -6750,13 +7890,23 @@
           <w:szCs w:val="22"/>
         </w:rPr>
       </w:pPr>
-      <w:r>
-        <w:rPr>
-          <w:rFonts w:ascii="Montserrat" w:hAnsi="Montserrat"/>
-          <w:sz w:val="22"/>
-          <w:szCs w:val="22"/>
-        </w:rPr>
-        <w:t>StatusOcorrencia:</w:t>
+      <w:proofErr w:type="spellStart"/>
+      <w:r>
+        <w:rPr>
+          <w:rFonts w:ascii="Montserrat" w:hAnsi="Montserrat"/>
+          <w:sz w:val="22"/>
+          <w:szCs w:val="22"/>
+        </w:rPr>
+        <w:t>StatusOcorrencia</w:t>
+      </w:r>
+      <w:proofErr w:type="spellEnd"/>
+      <w:r>
+        <w:rPr>
+          <w:rFonts w:ascii="Montserrat" w:hAnsi="Montserrat"/>
+          <w:sz w:val="22"/>
+          <w:szCs w:val="22"/>
+        </w:rPr>
+        <w:t>:</w:t>
       </w:r>
       <w:r>
         <w:rPr>
@@ -6820,6 +7970,7 @@
           <w:szCs w:val="22"/>
         </w:rPr>
       </w:pPr>
+      <w:proofErr w:type="spellStart"/>
       <w:r>
         <w:rPr>
           <w:rFonts w:ascii="Montserrat" w:hAnsi="Montserrat"/>
@@ -6850,6 +8001,7 @@
         </w:rPr>
         <w:t>ank</w:t>
       </w:r>
+      <w:proofErr w:type="spellEnd"/>
       <w:r>
         <w:rPr>
           <w:rFonts w:ascii="Montserrat" w:hAnsi="Montserrat"/>
@@ -7024,7 +8176,25 @@
           <w:sz w:val="22"/>
           <w:szCs w:val="22"/>
         </w:rPr>
-        <w:t>Inclusão de chave substituta (ID_Rank).</w:t>
+        <w:t>Inclusão de chave substituta (</w:t>
+      </w:r>
+      <w:proofErr w:type="spellStart"/>
+      <w:r>
+        <w:rPr>
+          <w:rFonts w:ascii="Montserrat" w:hAnsi="Montserrat"/>
+          <w:sz w:val="22"/>
+          <w:szCs w:val="22"/>
+        </w:rPr>
+        <w:t>ID_Rank</w:t>
+      </w:r>
+      <w:proofErr w:type="spellEnd"/>
+      <w:r>
+        <w:rPr>
+          <w:rFonts w:ascii="Montserrat" w:hAnsi="Montserrat"/>
+          <w:sz w:val="22"/>
+          <w:szCs w:val="22"/>
+        </w:rPr>
+        <w:t>).</w:t>
       </w:r>
     </w:p>
     <w:p>
@@ -7054,16 +8224,35 @@
           <w:sz w:val="22"/>
           <w:szCs w:val="22"/>
         </w:rPr>
-        <w:t xml:space="preserve"> Conectada à tabela F</w:t>
-      </w:r>
-      <w:r>
-        <w:rPr>
-          <w:rFonts w:ascii="Montserrat" w:hAnsi="Montserrat"/>
-          <w:sz w:val="22"/>
-          <w:szCs w:val="22"/>
-        </w:rPr>
-        <w:t xml:space="preserve">tManutencao via chave </w:t>
-      </w:r>
+        <w:t xml:space="preserve"> Conectada à tabela </w:t>
+      </w:r>
+      <w:proofErr w:type="spellStart"/>
+      <w:r>
+        <w:rPr>
+          <w:rFonts w:ascii="Montserrat" w:hAnsi="Montserrat"/>
+          <w:sz w:val="22"/>
+          <w:szCs w:val="22"/>
+        </w:rPr>
+        <w:t>F</w:t>
+      </w:r>
+      <w:r>
+        <w:rPr>
+          <w:rFonts w:ascii="Montserrat" w:hAnsi="Montserrat"/>
+          <w:sz w:val="22"/>
+          <w:szCs w:val="22"/>
+        </w:rPr>
+        <w:t>tManutencao</w:t>
+      </w:r>
+      <w:proofErr w:type="spellEnd"/>
+      <w:r>
+        <w:rPr>
+          <w:rFonts w:ascii="Montserrat" w:hAnsi="Montserrat"/>
+          <w:sz w:val="22"/>
+          <w:szCs w:val="22"/>
+        </w:rPr>
+        <w:t xml:space="preserve"> via chave </w:t>
+      </w:r>
+      <w:proofErr w:type="spellStart"/>
       <w:r>
         <w:rPr>
           <w:rFonts w:ascii="Montserrat" w:hAnsi="Montserrat"/>
@@ -7078,7 +8267,16 @@
           <w:sz w:val="22"/>
           <w:szCs w:val="22"/>
         </w:rPr>
-        <w:t>Rank.</w:t>
+        <w:t>Rank</w:t>
+      </w:r>
+      <w:proofErr w:type="spellEnd"/>
+      <w:r>
+        <w:rPr>
+          <w:rFonts w:ascii="Montserrat" w:hAnsi="Montserrat"/>
+          <w:sz w:val="22"/>
+          <w:szCs w:val="22"/>
+        </w:rPr>
+        <w:t>.</w:t>
       </w:r>
     </w:p>
     <w:p>
@@ -7156,13 +8354,23 @@
           <w:szCs w:val="22"/>
         </w:rPr>
       </w:pPr>
-      <w:r>
-        <w:rPr>
-          <w:rFonts w:ascii="Montserrat" w:hAnsi="Montserrat"/>
-          <w:sz w:val="22"/>
-          <w:szCs w:val="22"/>
-        </w:rPr>
-        <w:t>DescricaoRank:</w:t>
+      <w:proofErr w:type="spellStart"/>
+      <w:r>
+        <w:rPr>
+          <w:rFonts w:ascii="Montserrat" w:hAnsi="Montserrat"/>
+          <w:sz w:val="22"/>
+          <w:szCs w:val="22"/>
+        </w:rPr>
+        <w:t>DescricaoRank</w:t>
+      </w:r>
+      <w:proofErr w:type="spellEnd"/>
+      <w:r>
+        <w:rPr>
+          <w:rFonts w:ascii="Montserrat" w:hAnsi="Montserrat"/>
+          <w:sz w:val="22"/>
+          <w:szCs w:val="22"/>
+        </w:rPr>
+        <w:t>:</w:t>
       </w:r>
       <w:r>
         <w:rPr>
@@ -7178,8 +8386,18 @@
           <w:sz w:val="22"/>
           <w:szCs w:val="22"/>
         </w:rPr>
-        <w:t>Critério de classificação dos tipos de ocorrencias</w:t>
-      </w:r>
+        <w:t xml:space="preserve">Critério de classificação dos tipos de </w:t>
+      </w:r>
+      <w:proofErr w:type="spellStart"/>
+      <w:r>
+        <w:rPr>
+          <w:rFonts w:ascii="Montserrat" w:hAnsi="Montserrat"/>
+          <w:sz w:val="22"/>
+          <w:szCs w:val="22"/>
+        </w:rPr>
+        <w:t>ocorrencias</w:t>
+      </w:r>
+      <w:proofErr w:type="spellEnd"/>
       <w:r>
         <w:rPr>
           <w:rFonts w:ascii="Montserrat" w:hAnsi="Montserrat"/>
@@ -7236,6 +8454,7 @@
           <w:szCs w:val="22"/>
         </w:rPr>
       </w:pPr>
+      <w:proofErr w:type="spellStart"/>
       <w:r>
         <w:rPr>
           <w:rFonts w:ascii="Montserrat" w:hAnsi="Montserrat"/>
@@ -7256,6 +8475,7 @@
         </w:rPr>
         <w:t>a</w:t>
       </w:r>
+      <w:proofErr w:type="spellEnd"/>
       <w:r>
         <w:rPr>
           <w:rFonts w:ascii="Montserrat" w:hAnsi="Montserrat"/>
@@ -7402,7 +8622,16 @@
           <w:sz w:val="22"/>
           <w:szCs w:val="22"/>
         </w:rPr>
-        <w:t>nclusão da linha especial 25 = S</w:t>
+        <w:t xml:space="preserve">nclusão da linha especial 25 = </w:t>
+      </w:r>
+      <w:proofErr w:type="spellStart"/>
+      <w:r>
+        <w:rPr>
+          <w:rFonts w:ascii="Montserrat" w:hAnsi="Montserrat"/>
+          <w:sz w:val="22"/>
+          <w:szCs w:val="22"/>
+        </w:rPr>
+        <w:t>S</w:t>
       </w:r>
       <w:r>
         <w:rPr>
@@ -7428,6 +8657,7 @@
         </w:rPr>
         <w:t>ora</w:t>
       </w:r>
+      <w:proofErr w:type="spellEnd"/>
       <w:r>
         <w:rPr>
           <w:rFonts w:ascii="Montserrat" w:hAnsi="Montserrat"/>
@@ -7464,16 +8694,35 @@
           <w:sz w:val="22"/>
           <w:szCs w:val="22"/>
         </w:rPr>
-        <w:t xml:space="preserve"> Conectada à tabela F</w:t>
-      </w:r>
-      <w:r>
-        <w:rPr>
-          <w:rFonts w:ascii="Montserrat" w:hAnsi="Montserrat"/>
-          <w:sz w:val="22"/>
-          <w:szCs w:val="22"/>
-        </w:rPr>
-        <w:t xml:space="preserve">tManutencao via chave </w:t>
-      </w:r>
+        <w:t xml:space="preserve"> Conectada à tabela </w:t>
+      </w:r>
+      <w:proofErr w:type="spellStart"/>
+      <w:r>
+        <w:rPr>
+          <w:rFonts w:ascii="Montserrat" w:hAnsi="Montserrat"/>
+          <w:sz w:val="22"/>
+          <w:szCs w:val="22"/>
+        </w:rPr>
+        <w:t>F</w:t>
+      </w:r>
+      <w:r>
+        <w:rPr>
+          <w:rFonts w:ascii="Montserrat" w:hAnsi="Montserrat"/>
+          <w:sz w:val="22"/>
+          <w:szCs w:val="22"/>
+        </w:rPr>
+        <w:t>tManutencao</w:t>
+      </w:r>
+      <w:proofErr w:type="spellEnd"/>
+      <w:r>
+        <w:rPr>
+          <w:rFonts w:ascii="Montserrat" w:hAnsi="Montserrat"/>
+          <w:sz w:val="22"/>
+          <w:szCs w:val="22"/>
+        </w:rPr>
+        <w:t xml:space="preserve"> via chave </w:t>
+      </w:r>
+      <w:proofErr w:type="spellStart"/>
       <w:r>
         <w:rPr>
           <w:rFonts w:ascii="Montserrat" w:hAnsi="Montserrat"/>
@@ -7490,14 +8739,61 @@
         </w:rPr>
         <w:t>Hora</w:t>
       </w:r>
-      <w:r>
-        <w:rPr>
-          <w:rFonts w:ascii="Montserrat" w:hAnsi="Montserrat"/>
-          <w:sz w:val="22"/>
-          <w:szCs w:val="22"/>
-        </w:rPr>
-        <w:t>, ID_HoraInicio, ID_HoraOrdem e ID_HoraFim</w:t>
-      </w:r>
+      <w:proofErr w:type="spellEnd"/>
+      <w:r>
+        <w:rPr>
+          <w:rFonts w:ascii="Montserrat" w:hAnsi="Montserrat"/>
+          <w:sz w:val="22"/>
+          <w:szCs w:val="22"/>
+        </w:rPr>
+        <w:t xml:space="preserve">, </w:t>
+      </w:r>
+      <w:proofErr w:type="spellStart"/>
+      <w:r>
+        <w:rPr>
+          <w:rFonts w:ascii="Montserrat" w:hAnsi="Montserrat"/>
+          <w:sz w:val="22"/>
+          <w:szCs w:val="22"/>
+        </w:rPr>
+        <w:t>ID_HoraInicio</w:t>
+      </w:r>
+      <w:proofErr w:type="spellEnd"/>
+      <w:r>
+        <w:rPr>
+          <w:rFonts w:ascii="Montserrat" w:hAnsi="Montserrat"/>
+          <w:sz w:val="22"/>
+          <w:szCs w:val="22"/>
+        </w:rPr>
+        <w:t xml:space="preserve">, </w:t>
+      </w:r>
+      <w:proofErr w:type="spellStart"/>
+      <w:r>
+        <w:rPr>
+          <w:rFonts w:ascii="Montserrat" w:hAnsi="Montserrat"/>
+          <w:sz w:val="22"/>
+          <w:szCs w:val="22"/>
+        </w:rPr>
+        <w:t>ID_HoraOrdem</w:t>
+      </w:r>
+      <w:proofErr w:type="spellEnd"/>
+      <w:r>
+        <w:rPr>
+          <w:rFonts w:ascii="Montserrat" w:hAnsi="Montserrat"/>
+          <w:sz w:val="22"/>
+          <w:szCs w:val="22"/>
+        </w:rPr>
+        <w:t xml:space="preserve"> e </w:t>
+      </w:r>
+      <w:proofErr w:type="spellStart"/>
+      <w:r>
+        <w:rPr>
+          <w:rFonts w:ascii="Montserrat" w:hAnsi="Montserrat"/>
+          <w:sz w:val="22"/>
+          <w:szCs w:val="22"/>
+        </w:rPr>
+        <w:t>ID_HoraFim</w:t>
+      </w:r>
+      <w:proofErr w:type="spellEnd"/>
     </w:p>
     <w:p>
       <w:pPr>
@@ -7662,6 +8958,7 @@
           <w:szCs w:val="22"/>
         </w:rPr>
       </w:pPr>
+      <w:proofErr w:type="spellStart"/>
       <w:r>
         <w:rPr>
           <w:rFonts w:ascii="Montserrat" w:hAnsi="Montserrat"/>
@@ -7671,15 +8968,44 @@
           <w:szCs w:val="22"/>
         </w:rPr>
         <w:lastRenderedPageBreak/>
-        <w:t xml:space="preserve">DimDocumento: </w:t>
-      </w:r>
-      <w:r>
-        <w:rPr>
-          <w:rFonts w:ascii="Montserrat" w:hAnsi="Montserrat"/>
-          <w:sz w:val="22"/>
-          <w:szCs w:val="22"/>
-        </w:rPr>
-        <w:t>Contém informações únicas sobre cada documento ou ordem de manutenção, permitindo relacionar a fato FtManutencao de forma otimizada.</w:t>
+        <w:t>DimDocumento</w:t>
+      </w:r>
+      <w:proofErr w:type="spellEnd"/>
+      <w:r>
+        <w:rPr>
+          <w:rFonts w:ascii="Montserrat" w:hAnsi="Montserrat"/>
+          <w:b/>
+          <w:bCs/>
+          <w:sz w:val="22"/>
+          <w:szCs w:val="22"/>
+        </w:rPr>
+        <w:t xml:space="preserve">: </w:t>
+      </w:r>
+      <w:r>
+        <w:rPr>
+          <w:rFonts w:ascii="Montserrat" w:hAnsi="Montserrat"/>
+          <w:sz w:val="22"/>
+          <w:szCs w:val="22"/>
+        </w:rPr>
+        <w:t xml:space="preserve">Contém informações únicas sobre cada documento ou ordem de manutenção, permitindo relacionar a fato </w:t>
+      </w:r>
+      <w:proofErr w:type="spellStart"/>
+      <w:r>
+        <w:rPr>
+          <w:rFonts w:ascii="Montserrat" w:hAnsi="Montserrat"/>
+          <w:sz w:val="22"/>
+          <w:szCs w:val="22"/>
+        </w:rPr>
+        <w:t>FtManutencao</w:t>
+      </w:r>
+      <w:proofErr w:type="spellEnd"/>
+      <w:r>
+        <w:rPr>
+          <w:rFonts w:ascii="Montserrat" w:hAnsi="Montserrat"/>
+          <w:sz w:val="22"/>
+          <w:szCs w:val="22"/>
+        </w:rPr>
+        <w:t xml:space="preserve"> de forma otimizada.</w:t>
       </w:r>
     </w:p>
     <w:p>
@@ -7739,14 +9065,34 @@
         </w:rPr>
         <w:t xml:space="preserve">Prata (coluna </w:t>
       </w:r>
-      <w:r>
-        <w:rPr>
-          <w:rFonts w:ascii="Montserrat" w:hAnsi="Montserrat"/>
-          <w:sz w:val="22"/>
-          <w:szCs w:val="22"/>
-        </w:rPr>
-        <w:t>NumeroNota, NumeroOrdem</w:t>
-      </w:r>
+      <w:proofErr w:type="spellStart"/>
+      <w:r>
+        <w:rPr>
+          <w:rFonts w:ascii="Montserrat" w:hAnsi="Montserrat"/>
+          <w:sz w:val="22"/>
+          <w:szCs w:val="22"/>
+        </w:rPr>
+        <w:t>NumeroNota</w:t>
+      </w:r>
+      <w:proofErr w:type="spellEnd"/>
+      <w:r>
+        <w:rPr>
+          <w:rFonts w:ascii="Montserrat" w:hAnsi="Montserrat"/>
+          <w:sz w:val="22"/>
+          <w:szCs w:val="22"/>
+        </w:rPr>
+        <w:t xml:space="preserve">, </w:t>
+      </w:r>
+      <w:proofErr w:type="spellStart"/>
+      <w:r>
+        <w:rPr>
+          <w:rFonts w:ascii="Montserrat" w:hAnsi="Montserrat"/>
+          <w:sz w:val="22"/>
+          <w:szCs w:val="22"/>
+        </w:rPr>
+        <w:t>NumeroOrdem</w:t>
+      </w:r>
+      <w:proofErr w:type="spellEnd"/>
       <w:r>
         <w:rPr>
           <w:rFonts w:ascii="Montserrat" w:hAnsi="Montserrat"/>
@@ -7783,7 +9129,34 @@
           <w:sz w:val="22"/>
           <w:szCs w:val="22"/>
         </w:rPr>
-        <w:t xml:space="preserve"> Conectada à tabela FtManutencao via chave ID_</w:t>
+        <w:t xml:space="preserve"> Conectada à tabela </w:t>
+      </w:r>
+      <w:proofErr w:type="spellStart"/>
+      <w:r>
+        <w:rPr>
+          <w:rFonts w:ascii="Montserrat" w:hAnsi="Montserrat"/>
+          <w:sz w:val="22"/>
+          <w:szCs w:val="22"/>
+        </w:rPr>
+        <w:t>FtManutencao</w:t>
+      </w:r>
+      <w:proofErr w:type="spellEnd"/>
+      <w:r>
+        <w:rPr>
+          <w:rFonts w:ascii="Montserrat" w:hAnsi="Montserrat"/>
+          <w:sz w:val="22"/>
+          <w:szCs w:val="22"/>
+        </w:rPr>
+        <w:t xml:space="preserve"> via chave </w:t>
+      </w:r>
+      <w:proofErr w:type="spellStart"/>
+      <w:r>
+        <w:rPr>
+          <w:rFonts w:ascii="Montserrat" w:hAnsi="Montserrat"/>
+          <w:sz w:val="22"/>
+          <w:szCs w:val="22"/>
+        </w:rPr>
+        <w:t>ID_</w:t>
       </w:r>
       <w:r>
         <w:rPr>
@@ -7793,6 +9166,7 @@
         </w:rPr>
         <w:t>Documento</w:t>
       </w:r>
+      <w:proofErr w:type="spellEnd"/>
       <w:r>
         <w:rPr>
           <w:rFonts w:ascii="Montserrat" w:hAnsi="Montserrat"/>
@@ -7838,13 +9212,23 @@
           <w:szCs w:val="22"/>
         </w:rPr>
       </w:pPr>
-      <w:r>
-        <w:rPr>
-          <w:rFonts w:ascii="Montserrat" w:hAnsi="Montserrat"/>
-          <w:sz w:val="22"/>
-          <w:szCs w:val="22"/>
-        </w:rPr>
-        <w:t xml:space="preserve">NumeroNota: </w:t>
+      <w:proofErr w:type="spellStart"/>
+      <w:r>
+        <w:rPr>
+          <w:rFonts w:ascii="Montserrat" w:hAnsi="Montserrat"/>
+          <w:sz w:val="22"/>
+          <w:szCs w:val="22"/>
+        </w:rPr>
+        <w:t>NumeroNota</w:t>
+      </w:r>
+      <w:proofErr w:type="spellEnd"/>
+      <w:r>
+        <w:rPr>
+          <w:rFonts w:ascii="Montserrat" w:hAnsi="Montserrat"/>
+          <w:sz w:val="22"/>
+          <w:szCs w:val="22"/>
+        </w:rPr>
+        <w:t xml:space="preserve">: </w:t>
       </w:r>
       <w:r>
         <w:rPr>
@@ -7877,13 +9261,23 @@
           <w:szCs w:val="22"/>
         </w:rPr>
       </w:pPr>
-      <w:r>
-        <w:rPr>
-          <w:rFonts w:ascii="Montserrat" w:hAnsi="Montserrat"/>
-          <w:sz w:val="22"/>
-          <w:szCs w:val="22"/>
-        </w:rPr>
-        <w:t>NumeroOrdem:</w:t>
+      <w:proofErr w:type="spellStart"/>
+      <w:r>
+        <w:rPr>
+          <w:rFonts w:ascii="Montserrat" w:hAnsi="Montserrat"/>
+          <w:sz w:val="22"/>
+          <w:szCs w:val="22"/>
+        </w:rPr>
+        <w:t>NumeroOrdem</w:t>
+      </w:r>
+      <w:proofErr w:type="spellEnd"/>
+      <w:r>
+        <w:rPr>
+          <w:rFonts w:ascii="Montserrat" w:hAnsi="Montserrat"/>
+          <w:sz w:val="22"/>
+          <w:szCs w:val="22"/>
+        </w:rPr>
+        <w:t>:</w:t>
       </w:r>
       <w:r>
         <w:rPr>
@@ -7977,6 +9371,7 @@
           <w:szCs w:val="22"/>
         </w:rPr>
       </w:pPr>
+      <w:proofErr w:type="spellStart"/>
       <w:r>
         <w:rPr>
           <w:rFonts w:ascii="Montserrat" w:hAnsi="Montserrat"/>
@@ -8005,7 +9400,18 @@
           <w:sz w:val="22"/>
           <w:szCs w:val="22"/>
         </w:rPr>
-        <w:t>anutencao:</w:t>
+        <w:t>anutencao</w:t>
+      </w:r>
+      <w:proofErr w:type="spellEnd"/>
+      <w:r>
+        <w:rPr>
+          <w:rFonts w:ascii="Montserrat" w:hAnsi="Montserrat"/>
+          <w:b/>
+          <w:bCs/>
+          <w:sz w:val="22"/>
+          <w:szCs w:val="22"/>
+        </w:rPr>
+        <w:t>:</w:t>
       </w:r>
       <w:r>
         <w:rPr>
@@ -8041,6 +9447,7 @@
         </w:rPr>
         <w:t xml:space="preserve">dimensões </w:t>
       </w:r>
+      <w:proofErr w:type="spellStart"/>
       <w:r>
         <w:rPr>
           <w:rFonts w:ascii="Montserrat" w:hAnsi="Montserrat"/>
@@ -8049,6 +9456,7 @@
         </w:rPr>
         <w:t>Calendario</w:t>
       </w:r>
+      <w:proofErr w:type="spellEnd"/>
       <w:r>
         <w:rPr>
           <w:rFonts w:ascii="Montserrat" w:hAnsi="Montserrat"/>
@@ -8063,8 +9471,27 @@
           <w:sz w:val="22"/>
           <w:szCs w:val="22"/>
         </w:rPr>
-        <w:t xml:space="preserve"> Equipamento, CentroCusto, </w:t>
-      </w:r>
+        <w:t xml:space="preserve"> Equipamento, </w:t>
+      </w:r>
+      <w:proofErr w:type="spellStart"/>
+      <w:r>
+        <w:rPr>
+          <w:rFonts w:ascii="Montserrat" w:hAnsi="Montserrat"/>
+          <w:sz w:val="22"/>
+          <w:szCs w:val="22"/>
+        </w:rPr>
+        <w:t>CentroCusto</w:t>
+      </w:r>
+      <w:proofErr w:type="spellEnd"/>
+      <w:r>
+        <w:rPr>
+          <w:rFonts w:ascii="Montserrat" w:hAnsi="Montserrat"/>
+          <w:sz w:val="22"/>
+          <w:szCs w:val="22"/>
+        </w:rPr>
+        <w:t xml:space="preserve">, </w:t>
+      </w:r>
+      <w:proofErr w:type="spellStart"/>
       <w:r>
         <w:rPr>
           <w:rFonts w:ascii="Montserrat" w:hAnsi="Montserrat"/>
@@ -8089,6 +9516,7 @@
         </w:rPr>
         <w:t>ncia</w:t>
       </w:r>
+      <w:proofErr w:type="spellEnd"/>
       <w:r>
         <w:rPr>
           <w:rFonts w:ascii="Montserrat" w:hAnsi="Montserrat"/>
@@ -8193,7 +9621,25 @@
           <w:sz w:val="22"/>
           <w:szCs w:val="22"/>
         </w:rPr>
-        <w:t>Consulta Prata (Manutenção_Industria_Pneus_Prata), proveniente da base operacional da manutenção.</w:t>
+        <w:t>Consulta Prata (</w:t>
+      </w:r>
+      <w:proofErr w:type="spellStart"/>
+      <w:r>
+        <w:rPr>
+          <w:rFonts w:ascii="Montserrat" w:hAnsi="Montserrat"/>
+          <w:sz w:val="22"/>
+          <w:szCs w:val="22"/>
+        </w:rPr>
+        <w:t>Manutenção_Industria_Pneus_Prata</w:t>
+      </w:r>
+      <w:proofErr w:type="spellEnd"/>
+      <w:r>
+        <w:rPr>
+          <w:rFonts w:ascii="Montserrat" w:hAnsi="Montserrat"/>
+          <w:sz w:val="22"/>
+          <w:szCs w:val="22"/>
+        </w:rPr>
+        <w:t>), proveniente da base operacional da manutenção.</w:t>
       </w:r>
     </w:p>
     <w:p>
@@ -8232,6 +9678,7 @@
           <w:szCs w:val="22"/>
         </w:rPr>
       </w:pPr>
+      <w:proofErr w:type="spellStart"/>
       <w:r>
         <w:rPr>
           <w:rFonts w:ascii="Montserrat" w:hAnsi="Montserrat"/>
@@ -8240,6 +9687,7 @@
         </w:rPr>
         <w:t>ID_Manutencao</w:t>
       </w:r>
+      <w:proofErr w:type="spellEnd"/>
       <w:r>
         <w:rPr>
           <w:rFonts w:ascii="Montserrat" w:hAnsi="Montserrat"/>
@@ -8271,6 +9719,7 @@
           <w:szCs w:val="22"/>
         </w:rPr>
       </w:pPr>
+      <w:proofErr w:type="spellStart"/>
       <w:r>
         <w:rPr>
           <w:rFonts w:ascii="Montserrat" w:hAnsi="Montserrat"/>
@@ -8279,6 +9728,7 @@
         </w:rPr>
         <w:t>ID_Calendario</w:t>
       </w:r>
+      <w:proofErr w:type="spellEnd"/>
       <w:r>
         <w:rPr>
           <w:rFonts w:ascii="Montserrat" w:hAnsi="Montserrat"/>
@@ -8293,7 +9743,25 @@
           <w:sz w:val="22"/>
           <w:szCs w:val="22"/>
         </w:rPr>
-        <w:t xml:space="preserve"> Chave estrangeira para DimCalendario, representando a data de abertura/ocorrência.</w:t>
+        <w:t xml:space="preserve"> Chave estrangeira para </w:t>
+      </w:r>
+      <w:proofErr w:type="spellStart"/>
+      <w:r>
+        <w:rPr>
+          <w:rFonts w:ascii="Montserrat" w:hAnsi="Montserrat"/>
+          <w:sz w:val="22"/>
+          <w:szCs w:val="22"/>
+        </w:rPr>
+        <w:t>DimCalendario</w:t>
+      </w:r>
+      <w:proofErr w:type="spellEnd"/>
+      <w:r>
+        <w:rPr>
+          <w:rFonts w:ascii="Montserrat" w:hAnsi="Montserrat"/>
+          <w:sz w:val="22"/>
+          <w:szCs w:val="22"/>
+        </w:rPr>
+        <w:t>, representando a data de abertura/ocorrência.</w:t>
       </w:r>
     </w:p>
     <w:p>
@@ -8310,6 +9778,7 @@
           <w:szCs w:val="22"/>
         </w:rPr>
       </w:pPr>
+      <w:proofErr w:type="spellStart"/>
       <w:r>
         <w:rPr>
           <w:rFonts w:ascii="Montserrat" w:hAnsi="Montserrat"/>
@@ -8318,6 +9787,7 @@
         </w:rPr>
         <w:t>ID_Equipamento</w:t>
       </w:r>
+      <w:proofErr w:type="spellEnd"/>
       <w:r>
         <w:rPr>
           <w:rFonts w:ascii="Montserrat" w:hAnsi="Montserrat"/>
@@ -8332,7 +9802,25 @@
           <w:sz w:val="22"/>
           <w:szCs w:val="22"/>
         </w:rPr>
-        <w:t xml:space="preserve"> Chave estrangeira para DimEquipamento.</w:t>
+        <w:t xml:space="preserve"> Chave estrangeira para </w:t>
+      </w:r>
+      <w:proofErr w:type="spellStart"/>
+      <w:r>
+        <w:rPr>
+          <w:rFonts w:ascii="Montserrat" w:hAnsi="Montserrat"/>
+          <w:sz w:val="22"/>
+          <w:szCs w:val="22"/>
+        </w:rPr>
+        <w:t>DimEquipamento</w:t>
+      </w:r>
+      <w:proofErr w:type="spellEnd"/>
+      <w:r>
+        <w:rPr>
+          <w:rFonts w:ascii="Montserrat" w:hAnsi="Montserrat"/>
+          <w:sz w:val="22"/>
+          <w:szCs w:val="22"/>
+        </w:rPr>
+        <w:t>.</w:t>
       </w:r>
     </w:p>
     <w:p>
@@ -8349,6 +9837,7 @@
           <w:szCs w:val="22"/>
         </w:rPr>
       </w:pPr>
+      <w:proofErr w:type="spellStart"/>
       <w:r>
         <w:rPr>
           <w:rFonts w:ascii="Montserrat" w:hAnsi="Montserrat"/>
@@ -8357,6 +9846,7 @@
         </w:rPr>
         <w:t>ID_CentroCusto</w:t>
       </w:r>
+      <w:proofErr w:type="spellEnd"/>
       <w:r>
         <w:rPr>
           <w:rFonts w:ascii="Montserrat" w:hAnsi="Montserrat"/>
@@ -8371,7 +9861,25 @@
           <w:sz w:val="22"/>
           <w:szCs w:val="22"/>
         </w:rPr>
-        <w:t xml:space="preserve"> Chave estrangeira para DimCentroCusto.</w:t>
+        <w:t xml:space="preserve"> Chave estrangeira para </w:t>
+      </w:r>
+      <w:proofErr w:type="spellStart"/>
+      <w:r>
+        <w:rPr>
+          <w:rFonts w:ascii="Montserrat" w:hAnsi="Montserrat"/>
+          <w:sz w:val="22"/>
+          <w:szCs w:val="22"/>
+        </w:rPr>
+        <w:t>DimCentroCusto</w:t>
+      </w:r>
+      <w:proofErr w:type="spellEnd"/>
+      <w:r>
+        <w:rPr>
+          <w:rFonts w:ascii="Montserrat" w:hAnsi="Montserrat"/>
+          <w:sz w:val="22"/>
+          <w:szCs w:val="22"/>
+        </w:rPr>
+        <w:t>.</w:t>
       </w:r>
     </w:p>
     <w:p>
@@ -8388,6 +9896,7 @@
           <w:szCs w:val="22"/>
         </w:rPr>
       </w:pPr>
+      <w:proofErr w:type="spellStart"/>
       <w:r>
         <w:rPr>
           <w:rFonts w:ascii="Montserrat" w:hAnsi="Montserrat"/>
@@ -8396,6 +9905,7 @@
         </w:rPr>
         <w:t>ID_Ocorrencia</w:t>
       </w:r>
+      <w:proofErr w:type="spellEnd"/>
       <w:r>
         <w:rPr>
           <w:rFonts w:ascii="Montserrat" w:hAnsi="Montserrat"/>
@@ -8410,7 +9920,25 @@
           <w:sz w:val="22"/>
           <w:szCs w:val="22"/>
         </w:rPr>
-        <w:t xml:space="preserve"> Chave estrangeira para DimOcorrencia, que classifica o status da manutenção (parada, funcionando, parcial).</w:t>
+        <w:t xml:space="preserve"> Chave estrangeira para </w:t>
+      </w:r>
+      <w:proofErr w:type="spellStart"/>
+      <w:r>
+        <w:rPr>
+          <w:rFonts w:ascii="Montserrat" w:hAnsi="Montserrat"/>
+          <w:sz w:val="22"/>
+          <w:szCs w:val="22"/>
+        </w:rPr>
+        <w:t>DimOcorrencia</w:t>
+      </w:r>
+      <w:proofErr w:type="spellEnd"/>
+      <w:r>
+        <w:rPr>
+          <w:rFonts w:ascii="Montserrat" w:hAnsi="Montserrat"/>
+          <w:sz w:val="22"/>
+          <w:szCs w:val="22"/>
+        </w:rPr>
+        <w:t>.</w:t>
       </w:r>
     </w:p>
     <w:p>
@@ -8427,6 +9955,7 @@
           <w:szCs w:val="22"/>
         </w:rPr>
       </w:pPr>
+      <w:proofErr w:type="spellStart"/>
       <w:r>
         <w:rPr>
           <w:rFonts w:ascii="Montserrat" w:hAnsi="Montserrat"/>
@@ -8435,6 +9964,7 @@
         </w:rPr>
         <w:t>ID_Rank</w:t>
       </w:r>
+      <w:proofErr w:type="spellEnd"/>
       <w:r>
         <w:rPr>
           <w:rFonts w:ascii="Montserrat" w:hAnsi="Montserrat"/>
@@ -8449,7 +9979,25 @@
           <w:sz w:val="22"/>
           <w:szCs w:val="22"/>
         </w:rPr>
-        <w:t xml:space="preserve"> Chave estrangeira para DimRank, utilizada para análises de priorização ou classificação.</w:t>
+        <w:t xml:space="preserve"> Chave estrangeira para </w:t>
+      </w:r>
+      <w:proofErr w:type="spellStart"/>
+      <w:r>
+        <w:rPr>
+          <w:rFonts w:ascii="Montserrat" w:hAnsi="Montserrat"/>
+          <w:sz w:val="22"/>
+          <w:szCs w:val="22"/>
+        </w:rPr>
+        <w:t>DimRank</w:t>
+      </w:r>
+      <w:proofErr w:type="spellEnd"/>
+      <w:r>
+        <w:rPr>
+          <w:rFonts w:ascii="Montserrat" w:hAnsi="Montserrat"/>
+          <w:sz w:val="22"/>
+          <w:szCs w:val="22"/>
+        </w:rPr>
+        <w:t>, utilizada para análises de priorização ou classificação.</w:t>
       </w:r>
     </w:p>
     <w:p>
@@ -8466,6 +10014,7 @@
           <w:szCs w:val="22"/>
         </w:rPr>
       </w:pPr>
+      <w:proofErr w:type="spellStart"/>
       <w:r>
         <w:rPr>
           <w:rFonts w:ascii="Montserrat" w:hAnsi="Montserrat"/>
@@ -8474,6 +10023,7 @@
         </w:rPr>
         <w:t>ID_Hora</w:t>
       </w:r>
+      <w:proofErr w:type="spellEnd"/>
       <w:r>
         <w:rPr>
           <w:rFonts w:ascii="Montserrat" w:hAnsi="Montserrat"/>
@@ -8488,7 +10038,25 @@
           <w:sz w:val="22"/>
           <w:szCs w:val="22"/>
         </w:rPr>
-        <w:t xml:space="preserve"> Chave estrangeira para DimHora, detalhando o horário de início/fim da manutenção.</w:t>
+        <w:t xml:space="preserve"> Chave estrangeira para </w:t>
+      </w:r>
+      <w:proofErr w:type="spellStart"/>
+      <w:r>
+        <w:rPr>
+          <w:rFonts w:ascii="Montserrat" w:hAnsi="Montserrat"/>
+          <w:sz w:val="22"/>
+          <w:szCs w:val="22"/>
+        </w:rPr>
+        <w:t>DimHora</w:t>
+      </w:r>
+      <w:proofErr w:type="spellEnd"/>
+      <w:r>
+        <w:rPr>
+          <w:rFonts w:ascii="Montserrat" w:hAnsi="Montserrat"/>
+          <w:sz w:val="22"/>
+          <w:szCs w:val="22"/>
+        </w:rPr>
+        <w:t>.</w:t>
       </w:r>
     </w:p>
     <w:p>
@@ -8505,6 +10073,7 @@
           <w:szCs w:val="22"/>
         </w:rPr>
       </w:pPr>
+      <w:proofErr w:type="spellStart"/>
       <w:r>
         <w:rPr>
           <w:rFonts w:ascii="Montserrat" w:hAnsi="Montserrat"/>
@@ -8513,6 +10082,7 @@
         </w:rPr>
         <w:t>ID_Documento</w:t>
       </w:r>
+      <w:proofErr w:type="spellEnd"/>
       <w:r>
         <w:rPr>
           <w:rFonts w:ascii="Montserrat" w:hAnsi="Montserrat"/>
@@ -8527,7 +10097,25 @@
           <w:sz w:val="22"/>
           <w:szCs w:val="22"/>
         </w:rPr>
-        <w:t xml:space="preserve"> Chave estrangeira para DimDocumento, vinculada ao documento de origem ou ordem de serviço.</w:t>
+        <w:t xml:space="preserve"> Chave estrangeira para </w:t>
+      </w:r>
+      <w:proofErr w:type="spellStart"/>
+      <w:r>
+        <w:rPr>
+          <w:rFonts w:ascii="Montserrat" w:hAnsi="Montserrat"/>
+          <w:sz w:val="22"/>
+          <w:szCs w:val="22"/>
+        </w:rPr>
+        <w:t>DimDocumento</w:t>
+      </w:r>
+      <w:proofErr w:type="spellEnd"/>
+      <w:r>
+        <w:rPr>
+          <w:rFonts w:ascii="Montserrat" w:hAnsi="Montserrat"/>
+          <w:sz w:val="22"/>
+          <w:szCs w:val="22"/>
+        </w:rPr>
+        <w:t>.</w:t>
       </w:r>
     </w:p>
     <w:p>
@@ -8588,6 +10176,7 @@
           <w:szCs w:val="22"/>
         </w:rPr>
       </w:pPr>
+      <w:proofErr w:type="spellStart"/>
       <w:r>
         <w:rPr>
           <w:rFonts w:ascii="Montserrat" w:hAnsi="Montserrat"/>
@@ -8604,6 +10193,7 @@
         </w:rPr>
         <w:t>HoraInicio</w:t>
       </w:r>
+      <w:proofErr w:type="spellEnd"/>
       <w:r>
         <w:rPr>
           <w:rFonts w:ascii="Montserrat" w:hAnsi="Montserrat"/>
@@ -8643,6 +10233,7 @@
           <w:szCs w:val="22"/>
         </w:rPr>
       </w:pPr>
+      <w:proofErr w:type="spellStart"/>
       <w:r>
         <w:rPr>
           <w:rFonts w:ascii="Montserrat" w:hAnsi="Montserrat"/>
@@ -8659,6 +10250,7 @@
         </w:rPr>
         <w:t>HoraOrdem</w:t>
       </w:r>
+      <w:proofErr w:type="spellEnd"/>
       <w:r>
         <w:rPr>
           <w:rFonts w:ascii="Montserrat" w:hAnsi="Montserrat"/>
@@ -8690,6 +10282,7 @@
           <w:szCs w:val="22"/>
         </w:rPr>
       </w:pPr>
+      <w:proofErr w:type="spellStart"/>
       <w:r>
         <w:rPr>
           <w:rFonts w:ascii="Montserrat" w:hAnsi="Montserrat"/>
@@ -8706,6 +10299,7 @@
         </w:rPr>
         <w:t>HoraFim</w:t>
       </w:r>
+      <w:proofErr w:type="spellEnd"/>
       <w:r>
         <w:rPr>
           <w:rFonts w:ascii="Montserrat" w:hAnsi="Montserrat"/>
@@ -8737,13 +10331,23 @@
           <w:szCs w:val="22"/>
         </w:rPr>
       </w:pPr>
-      <w:r>
-        <w:rPr>
-          <w:rFonts w:ascii="Montserrat" w:hAnsi="Montserrat"/>
-          <w:sz w:val="22"/>
-          <w:szCs w:val="22"/>
-        </w:rPr>
-        <w:t xml:space="preserve">ID_DataInicio: </w:t>
+      <w:proofErr w:type="spellStart"/>
+      <w:r>
+        <w:rPr>
+          <w:rFonts w:ascii="Montserrat" w:hAnsi="Montserrat"/>
+          <w:sz w:val="22"/>
+          <w:szCs w:val="22"/>
+        </w:rPr>
+        <w:t>ID_DataInicio</w:t>
+      </w:r>
+      <w:proofErr w:type="spellEnd"/>
+      <w:r>
+        <w:rPr>
+          <w:rFonts w:ascii="Montserrat" w:hAnsi="Montserrat"/>
+          <w:sz w:val="22"/>
+          <w:szCs w:val="22"/>
+        </w:rPr>
+        <w:t xml:space="preserve">: </w:t>
       </w:r>
       <w:r>
         <w:rPr>
@@ -8768,13 +10372,23 @@
           <w:szCs w:val="22"/>
         </w:rPr>
       </w:pPr>
-      <w:r>
-        <w:rPr>
-          <w:rFonts w:ascii="Montserrat" w:hAnsi="Montserrat"/>
-          <w:sz w:val="22"/>
-          <w:szCs w:val="22"/>
-        </w:rPr>
-        <w:t xml:space="preserve">ID_DataFim: </w:t>
+      <w:proofErr w:type="spellStart"/>
+      <w:r>
+        <w:rPr>
+          <w:rFonts w:ascii="Montserrat" w:hAnsi="Montserrat"/>
+          <w:sz w:val="22"/>
+          <w:szCs w:val="22"/>
+        </w:rPr>
+        <w:t>ID_DataFim</w:t>
+      </w:r>
+      <w:proofErr w:type="spellEnd"/>
+      <w:r>
+        <w:rPr>
+          <w:rFonts w:ascii="Montserrat" w:hAnsi="Montserrat"/>
+          <w:sz w:val="22"/>
+          <w:szCs w:val="22"/>
+        </w:rPr>
+        <w:t xml:space="preserve">: </w:t>
       </w:r>
       <w:r>
         <w:rPr>
@@ -8799,15 +10413,16 @@
           <w:szCs w:val="22"/>
         </w:rPr>
       </w:pPr>
-      <w:r>
-        <w:rPr>
-          <w:rFonts w:ascii="Montserrat" w:hAnsi="Montserrat"/>
-          <w:sz w:val="22"/>
-          <w:szCs w:val="22"/>
-        </w:rPr>
-        <w:lastRenderedPageBreak/>
+      <w:proofErr w:type="spellStart"/>
+      <w:r>
+        <w:rPr>
+          <w:rFonts w:ascii="Montserrat" w:hAnsi="Montserrat"/>
+          <w:sz w:val="22"/>
+          <w:szCs w:val="22"/>
+        </w:rPr>
         <w:t>TempoReal</w:t>
       </w:r>
+      <w:proofErr w:type="spellEnd"/>
       <w:r>
         <w:rPr>
           <w:rFonts w:ascii="Montserrat" w:hAnsi="Montserrat"/>
@@ -8839,14 +10454,17 @@
           <w:szCs w:val="22"/>
         </w:rPr>
       </w:pPr>
-      <w:r>
-        <w:rPr>
-          <w:rFonts w:ascii="Montserrat" w:hAnsi="Montserrat"/>
-          <w:sz w:val="22"/>
-          <w:szCs w:val="22"/>
-        </w:rPr>
+      <w:proofErr w:type="spellStart"/>
+      <w:r>
+        <w:rPr>
+          <w:rFonts w:ascii="Montserrat" w:hAnsi="Montserrat"/>
+          <w:sz w:val="22"/>
+          <w:szCs w:val="22"/>
+        </w:rPr>
+        <w:lastRenderedPageBreak/>
         <w:t>TempoManutencao</w:t>
       </w:r>
+      <w:proofErr w:type="spellEnd"/>
       <w:r>
         <w:rPr>
           <w:rFonts w:ascii="Montserrat" w:hAnsi="Montserrat"/>
@@ -8878,13 +10496,23 @@
           <w:szCs w:val="22"/>
         </w:rPr>
       </w:pPr>
-      <w:r>
-        <w:rPr>
-          <w:rFonts w:ascii="Montserrat" w:hAnsi="Montserrat"/>
-          <w:sz w:val="22"/>
-          <w:szCs w:val="22"/>
-        </w:rPr>
-        <w:t xml:space="preserve">TempoReal: </w:t>
+      <w:proofErr w:type="spellStart"/>
+      <w:r>
+        <w:rPr>
+          <w:rFonts w:ascii="Montserrat" w:hAnsi="Montserrat"/>
+          <w:sz w:val="22"/>
+          <w:szCs w:val="22"/>
+        </w:rPr>
+        <w:t>TempoReal</w:t>
+      </w:r>
+      <w:proofErr w:type="spellEnd"/>
+      <w:r>
+        <w:rPr>
+          <w:rFonts w:ascii="Montserrat" w:hAnsi="Montserrat"/>
+          <w:sz w:val="22"/>
+          <w:szCs w:val="22"/>
+        </w:rPr>
+        <w:t xml:space="preserve">: </w:t>
       </w:r>
       <w:r>
         <w:rPr>
@@ -8917,6 +10545,7 @@
           <w:szCs w:val="22"/>
         </w:rPr>
       </w:pPr>
+      <w:proofErr w:type="spellStart"/>
       <w:r>
         <w:rPr>
           <w:rFonts w:ascii="Montserrat" w:hAnsi="Montserrat"/>
@@ -8925,6 +10554,7 @@
         </w:rPr>
         <w:t>CustoPecas</w:t>
       </w:r>
+      <w:proofErr w:type="spellEnd"/>
       <w:r>
         <w:rPr>
           <w:rFonts w:ascii="Montserrat" w:hAnsi="Montserrat"/>
@@ -8989,7 +10619,43 @@
           <w:sz w:val="22"/>
           <w:szCs w:val="22"/>
         </w:rPr>
-        <w:t>As colunas de tempo (TempoReal, TempoManutencao) foram padronizadas para minutos, mas todas as medidas DAX convertem para horas quando necessário.</w:t>
+        <w:t>As colunas de tempo (</w:t>
+      </w:r>
+      <w:proofErr w:type="spellStart"/>
+      <w:r>
+        <w:rPr>
+          <w:rFonts w:ascii="Montserrat" w:hAnsi="Montserrat"/>
+          <w:sz w:val="22"/>
+          <w:szCs w:val="22"/>
+        </w:rPr>
+        <w:t>TempoReal</w:t>
+      </w:r>
+      <w:proofErr w:type="spellEnd"/>
+      <w:r>
+        <w:rPr>
+          <w:rFonts w:ascii="Montserrat" w:hAnsi="Montserrat"/>
+          <w:sz w:val="22"/>
+          <w:szCs w:val="22"/>
+        </w:rPr>
+        <w:t xml:space="preserve">, </w:t>
+      </w:r>
+      <w:proofErr w:type="spellStart"/>
+      <w:r>
+        <w:rPr>
+          <w:rFonts w:ascii="Montserrat" w:hAnsi="Montserrat"/>
+          <w:sz w:val="22"/>
+          <w:szCs w:val="22"/>
+        </w:rPr>
+        <w:t>TempoManutencao</w:t>
+      </w:r>
+      <w:proofErr w:type="spellEnd"/>
+      <w:r>
+        <w:rPr>
+          <w:rFonts w:ascii="Montserrat" w:hAnsi="Montserrat"/>
+          <w:sz w:val="22"/>
+          <w:szCs w:val="22"/>
+        </w:rPr>
+        <w:t>) foram padronizadas para minutos, mas todas as medidas DAX convertem para horas quando necessário.</w:t>
       </w:r>
     </w:p>
     <w:p>
@@ -9011,7 +10677,25 @@
           <w:sz w:val="22"/>
           <w:szCs w:val="22"/>
         </w:rPr>
-        <w:t>O campo ID_Ocorrencia é central para os cálculos de disponibilidade, pois diferencia se a manutenção implicou em parada total, funcionamento normal ou parada parcial.</w:t>
+        <w:t xml:space="preserve">O campo </w:t>
+      </w:r>
+      <w:proofErr w:type="spellStart"/>
+      <w:r>
+        <w:rPr>
+          <w:rFonts w:ascii="Montserrat" w:hAnsi="Montserrat"/>
+          <w:sz w:val="22"/>
+          <w:szCs w:val="22"/>
+        </w:rPr>
+        <w:t>ID_Ocorrencia</w:t>
+      </w:r>
+      <w:proofErr w:type="spellEnd"/>
+      <w:r>
+        <w:rPr>
+          <w:rFonts w:ascii="Montserrat" w:hAnsi="Montserrat"/>
+          <w:sz w:val="22"/>
+          <w:szCs w:val="22"/>
+        </w:rPr>
+        <w:t xml:space="preserve"> é central para os cálculos de disponibilidade, pois diferencia se a manutenção implicou em parada total, funcionamento normal ou parada parcial.</w:t>
       </w:r>
     </w:p>
     <w:p>
@@ -9098,7 +10782,25 @@
           <w:sz w:val="22"/>
           <w:szCs w:val="22"/>
         </w:rPr>
-        <w:t xml:space="preserve"> no software brModelo </w:t>
+        <w:t xml:space="preserve"> no software </w:t>
+      </w:r>
+      <w:proofErr w:type="spellStart"/>
+      <w:r>
+        <w:rPr>
+          <w:rFonts w:ascii="Montserrat" w:hAnsi="Montserrat"/>
+          <w:sz w:val="22"/>
+          <w:szCs w:val="22"/>
+        </w:rPr>
+        <w:t>brModelo</w:t>
+      </w:r>
+      <w:proofErr w:type="spellEnd"/>
+      <w:r>
+        <w:rPr>
+          <w:rFonts w:ascii="Montserrat" w:hAnsi="Montserrat"/>
+          <w:sz w:val="22"/>
+          <w:szCs w:val="22"/>
+        </w:rPr>
+        <w:t xml:space="preserve"> </w:t>
       </w:r>
       <w:r>
         <w:rPr>
@@ -9225,7 +10927,29 @@
           <w:szCs w:val="22"/>
         </w:rPr>
         <w:lastRenderedPageBreak/>
-        <w:t>Modelo Estrela (Star Schema)</w:t>
+        <w:t xml:space="preserve">Modelo Estrela (Star </w:t>
+      </w:r>
+      <w:proofErr w:type="spellStart"/>
+      <w:r>
+        <w:rPr>
+          <w:rFonts w:ascii="Montserrat" w:hAnsi="Montserrat"/>
+          <w:b/>
+          <w:bCs/>
+          <w:sz w:val="22"/>
+          <w:szCs w:val="22"/>
+        </w:rPr>
+        <w:t>Schema</w:t>
+      </w:r>
+      <w:proofErr w:type="spellEnd"/>
+      <w:r>
+        <w:rPr>
+          <w:rFonts w:ascii="Montserrat" w:hAnsi="Montserrat"/>
+          <w:b/>
+          <w:bCs/>
+          <w:sz w:val="22"/>
+          <w:szCs w:val="22"/>
+        </w:rPr>
+        <w:t>)</w:t>
       </w:r>
       <w:r>
         <w:rPr>
@@ -9243,7 +10967,25 @@
           <w:sz w:val="22"/>
           <w:szCs w:val="22"/>
         </w:rPr>
-        <w:t>O modelo foi desenvolvido no formato estrela (Star Schema)</w:t>
+        <w:t xml:space="preserve">O modelo foi desenvolvido no formato estrela (Star </w:t>
+      </w:r>
+      <w:proofErr w:type="spellStart"/>
+      <w:r>
+        <w:rPr>
+          <w:rFonts w:ascii="Montserrat" w:hAnsi="Montserrat"/>
+          <w:sz w:val="22"/>
+          <w:szCs w:val="22"/>
+        </w:rPr>
+        <w:t>Schema</w:t>
+      </w:r>
+      <w:proofErr w:type="spellEnd"/>
+      <w:r>
+        <w:rPr>
+          <w:rFonts w:ascii="Montserrat" w:hAnsi="Montserrat"/>
+          <w:sz w:val="22"/>
+          <w:szCs w:val="22"/>
+        </w:rPr>
+        <w:t>)</w:t>
       </w:r>
       <w:r>
         <w:rPr>
@@ -9634,6 +11376,7 @@
                 <w:szCs w:val="20"/>
               </w:rPr>
             </w:pPr>
+            <w:proofErr w:type="spellStart"/>
             <w:r>
               <w:rPr>
                 <w:rFonts w:ascii="Montserrat" w:hAnsi="Montserrat"/>
@@ -9642,6 +11385,7 @@
               </w:rPr>
               <w:t>Custo_CentroCusto</w:t>
             </w:r>
+            <w:proofErr w:type="spellEnd"/>
           </w:p>
         </w:tc>
         <w:tc>
@@ -9684,7 +11428,43 @@
                 <w:sz w:val="20"/>
                 <w:szCs w:val="20"/>
               </w:rPr>
-              <w:t>SUM(FtManutencao[CustoPecas])</w:t>
+              <w:t>SUM(</w:t>
+            </w:r>
+            <w:proofErr w:type="spellStart"/>
+            <w:r>
+              <w:rPr>
+                <w:rFonts w:ascii="Montserrat" w:hAnsi="Montserrat"/>
+                <w:sz w:val="20"/>
+                <w:szCs w:val="20"/>
+              </w:rPr>
+              <w:t>FtManutencao</w:t>
+            </w:r>
+            <w:proofErr w:type="spellEnd"/>
+            <w:r>
+              <w:rPr>
+                <w:rFonts w:ascii="Montserrat" w:hAnsi="Montserrat"/>
+                <w:sz w:val="20"/>
+                <w:szCs w:val="20"/>
+              </w:rPr>
+              <w:t>[</w:t>
+            </w:r>
+            <w:proofErr w:type="spellStart"/>
+            <w:r>
+              <w:rPr>
+                <w:rFonts w:ascii="Montserrat" w:hAnsi="Montserrat"/>
+                <w:sz w:val="20"/>
+                <w:szCs w:val="20"/>
+              </w:rPr>
+              <w:t>CustoPecas</w:t>
+            </w:r>
+            <w:proofErr w:type="spellEnd"/>
+            <w:r>
+              <w:rPr>
+                <w:rFonts w:ascii="Montserrat" w:hAnsi="Montserrat"/>
+                <w:sz w:val="20"/>
+                <w:szCs w:val="20"/>
+              </w:rPr>
+              <w:t>])</w:t>
             </w:r>
           </w:p>
         </w:tc>
@@ -9705,6 +11485,7 @@
                 <w:szCs w:val="20"/>
               </w:rPr>
             </w:pPr>
+            <w:proofErr w:type="spellStart"/>
             <w:r>
               <w:rPr>
                 <w:rFonts w:ascii="Montserrat" w:hAnsi="Montserrat"/>
@@ -9713,6 +11494,7 @@
               </w:rPr>
               <w:t>Custo_Equipamento</w:t>
             </w:r>
+            <w:proofErr w:type="spellEnd"/>
           </w:p>
         </w:tc>
         <w:tc>
@@ -9755,7 +11537,43 @@
                 <w:sz w:val="20"/>
                 <w:szCs w:val="20"/>
               </w:rPr>
-              <w:t>SUM(FtManutencao[CustoPecas])</w:t>
+              <w:t>SUM(</w:t>
+            </w:r>
+            <w:proofErr w:type="spellStart"/>
+            <w:r>
+              <w:rPr>
+                <w:rFonts w:ascii="Montserrat" w:hAnsi="Montserrat"/>
+                <w:sz w:val="20"/>
+                <w:szCs w:val="20"/>
+              </w:rPr>
+              <w:t>FtManutencao</w:t>
+            </w:r>
+            <w:proofErr w:type="spellEnd"/>
+            <w:r>
+              <w:rPr>
+                <w:rFonts w:ascii="Montserrat" w:hAnsi="Montserrat"/>
+                <w:sz w:val="20"/>
+                <w:szCs w:val="20"/>
+              </w:rPr>
+              <w:t>[</w:t>
+            </w:r>
+            <w:proofErr w:type="spellStart"/>
+            <w:r>
+              <w:rPr>
+                <w:rFonts w:ascii="Montserrat" w:hAnsi="Montserrat"/>
+                <w:sz w:val="20"/>
+                <w:szCs w:val="20"/>
+              </w:rPr>
+              <w:t>CustoPecas</w:t>
+            </w:r>
+            <w:proofErr w:type="spellEnd"/>
+            <w:r>
+              <w:rPr>
+                <w:rFonts w:ascii="Montserrat" w:hAnsi="Montserrat"/>
+                <w:sz w:val="20"/>
+                <w:szCs w:val="20"/>
+              </w:rPr>
+              <w:t>])</w:t>
             </w:r>
           </w:p>
         </w:tc>
@@ -9776,6 +11594,7 @@
                 <w:szCs w:val="20"/>
               </w:rPr>
             </w:pPr>
+            <w:proofErr w:type="spellStart"/>
             <w:r>
               <w:rPr>
                 <w:rFonts w:ascii="Montserrat" w:hAnsi="Montserrat"/>
@@ -9784,6 +11603,7 @@
               </w:rPr>
               <w:t>CustoTotal_Manutencao</w:t>
             </w:r>
+            <w:proofErr w:type="spellEnd"/>
           </w:p>
         </w:tc>
         <w:tc>
@@ -9826,7 +11646,43 @@
                 <w:sz w:val="20"/>
                 <w:szCs w:val="20"/>
               </w:rPr>
-              <w:t>SUM(FtManutencao[CustoPecas])</w:t>
+              <w:t>SUM(</w:t>
+            </w:r>
+            <w:proofErr w:type="spellStart"/>
+            <w:r>
+              <w:rPr>
+                <w:rFonts w:ascii="Montserrat" w:hAnsi="Montserrat"/>
+                <w:sz w:val="20"/>
+                <w:szCs w:val="20"/>
+              </w:rPr>
+              <w:t>FtManutencao</w:t>
+            </w:r>
+            <w:proofErr w:type="spellEnd"/>
+            <w:r>
+              <w:rPr>
+                <w:rFonts w:ascii="Montserrat" w:hAnsi="Montserrat"/>
+                <w:sz w:val="20"/>
+                <w:szCs w:val="20"/>
+              </w:rPr>
+              <w:t>[</w:t>
+            </w:r>
+            <w:proofErr w:type="spellStart"/>
+            <w:r>
+              <w:rPr>
+                <w:rFonts w:ascii="Montserrat" w:hAnsi="Montserrat"/>
+                <w:sz w:val="20"/>
+                <w:szCs w:val="20"/>
+              </w:rPr>
+              <w:t>CustoPecas</w:t>
+            </w:r>
+            <w:proofErr w:type="spellEnd"/>
+            <w:r>
+              <w:rPr>
+                <w:rFonts w:ascii="Montserrat" w:hAnsi="Montserrat"/>
+                <w:sz w:val="20"/>
+                <w:szCs w:val="20"/>
+              </w:rPr>
+              <w:t>])</w:t>
             </w:r>
           </w:p>
         </w:tc>
@@ -9847,6 +11703,7 @@
                 <w:szCs w:val="20"/>
               </w:rPr>
             </w:pPr>
+            <w:proofErr w:type="spellStart"/>
             <w:r>
               <w:rPr>
                 <w:rFonts w:ascii="Montserrat" w:hAnsi="Montserrat"/>
@@ -9855,6 +11712,7 @@
               </w:rPr>
               <w:t>Horas_Disponiveis</w:t>
             </w:r>
+            <w:proofErr w:type="spellEnd"/>
           </w:p>
         </w:tc>
         <w:tc>
@@ -9897,7 +11755,25 @@
                 <w:sz w:val="20"/>
                 <w:szCs w:val="20"/>
               </w:rPr>
-              <w:t>VAR TurnosPorDia = 3</w:t>
+              <w:t xml:space="preserve">VAR </w:t>
+            </w:r>
+            <w:proofErr w:type="spellStart"/>
+            <w:r>
+              <w:rPr>
+                <w:rFonts w:ascii="Montserrat" w:hAnsi="Montserrat"/>
+                <w:sz w:val="20"/>
+                <w:szCs w:val="20"/>
+              </w:rPr>
+              <w:t>TurnosPorDia</w:t>
+            </w:r>
+            <w:proofErr w:type="spellEnd"/>
+            <w:r>
+              <w:rPr>
+                <w:rFonts w:ascii="Montserrat" w:hAnsi="Montserrat"/>
+                <w:sz w:val="20"/>
+                <w:szCs w:val="20"/>
+              </w:rPr>
+              <w:t xml:space="preserve"> = 3</w:t>
             </w:r>
           </w:p>
           <w:p>
@@ -9914,7 +11790,25 @@
                 <w:sz w:val="20"/>
                 <w:szCs w:val="20"/>
               </w:rPr>
-              <w:t>VAR HorasPorTurno = 7</w:t>
+              <w:t xml:space="preserve">VAR </w:t>
+            </w:r>
+            <w:proofErr w:type="spellStart"/>
+            <w:r>
+              <w:rPr>
+                <w:rFonts w:ascii="Montserrat" w:hAnsi="Montserrat"/>
+                <w:sz w:val="20"/>
+                <w:szCs w:val="20"/>
+              </w:rPr>
+              <w:t>HorasPorTurno</w:t>
+            </w:r>
+            <w:proofErr w:type="spellEnd"/>
+            <w:r>
+              <w:rPr>
+                <w:rFonts w:ascii="Montserrat" w:hAnsi="Montserrat"/>
+                <w:sz w:val="20"/>
+                <w:szCs w:val="20"/>
+              </w:rPr>
+              <w:t xml:space="preserve"> = 7</w:t>
             </w:r>
           </w:p>
           <w:p>
@@ -9931,7 +11825,25 @@
                 <w:sz w:val="20"/>
                 <w:szCs w:val="20"/>
               </w:rPr>
-              <w:t>VAR QtdEquipamentos =</w:t>
+              <w:t xml:space="preserve">VAR </w:t>
+            </w:r>
+            <w:proofErr w:type="spellStart"/>
+            <w:r>
+              <w:rPr>
+                <w:rFonts w:ascii="Montserrat" w:hAnsi="Montserrat"/>
+                <w:sz w:val="20"/>
+                <w:szCs w:val="20"/>
+              </w:rPr>
+              <w:t>QtdEquipamentos</w:t>
+            </w:r>
+            <w:proofErr w:type="spellEnd"/>
+            <w:r>
+              <w:rPr>
+                <w:rFonts w:ascii="Montserrat" w:hAnsi="Montserrat"/>
+                <w:sz w:val="20"/>
+                <w:szCs w:val="20"/>
+              </w:rPr>
+              <w:t xml:space="preserve"> =</w:t>
             </w:r>
           </w:p>
           <w:p>
@@ -9948,7 +11860,43 @@
                 <w:sz w:val="20"/>
                 <w:szCs w:val="20"/>
               </w:rPr>
-              <w:t>DISTINCTCOUNT(DimEquipamento[ID_Equipamento])</w:t>
+              <w:t>DISTINCTCOUNT(</w:t>
+            </w:r>
+            <w:proofErr w:type="spellStart"/>
+            <w:r>
+              <w:rPr>
+                <w:rFonts w:ascii="Montserrat" w:hAnsi="Montserrat"/>
+                <w:sz w:val="20"/>
+                <w:szCs w:val="20"/>
+              </w:rPr>
+              <w:t>DimEquipamento</w:t>
+            </w:r>
+            <w:proofErr w:type="spellEnd"/>
+            <w:r>
+              <w:rPr>
+                <w:rFonts w:ascii="Montserrat" w:hAnsi="Montserrat"/>
+                <w:sz w:val="20"/>
+                <w:szCs w:val="20"/>
+              </w:rPr>
+              <w:t>[</w:t>
+            </w:r>
+            <w:proofErr w:type="spellStart"/>
+            <w:r>
+              <w:rPr>
+                <w:rFonts w:ascii="Montserrat" w:hAnsi="Montserrat"/>
+                <w:sz w:val="20"/>
+                <w:szCs w:val="20"/>
+              </w:rPr>
+              <w:t>ID_Equipamento</w:t>
+            </w:r>
+            <w:proofErr w:type="spellEnd"/>
+            <w:r>
+              <w:rPr>
+                <w:rFonts w:ascii="Montserrat" w:hAnsi="Montserrat"/>
+                <w:sz w:val="20"/>
+                <w:szCs w:val="20"/>
+              </w:rPr>
+              <w:t>])</w:t>
             </w:r>
           </w:p>
           <w:p>
@@ -9965,7 +11913,25 @@
                 <w:sz w:val="20"/>
                 <w:szCs w:val="20"/>
               </w:rPr>
-              <w:t>VAR DiasUteis =</w:t>
+              <w:t xml:space="preserve">VAR </w:t>
+            </w:r>
+            <w:proofErr w:type="spellStart"/>
+            <w:r>
+              <w:rPr>
+                <w:rFonts w:ascii="Montserrat" w:hAnsi="Montserrat"/>
+                <w:sz w:val="20"/>
+                <w:szCs w:val="20"/>
+              </w:rPr>
+              <w:t>DiasUteis</w:t>
+            </w:r>
+            <w:proofErr w:type="spellEnd"/>
+            <w:r>
+              <w:rPr>
+                <w:rFonts w:ascii="Montserrat" w:hAnsi="Montserrat"/>
+                <w:sz w:val="20"/>
+                <w:szCs w:val="20"/>
+              </w:rPr>
+              <w:t xml:space="preserve"> =</w:t>
             </w:r>
           </w:p>
           <w:p>
@@ -9999,7 +11965,25 @@
                 <w:sz w:val="20"/>
                 <w:szCs w:val="20"/>
               </w:rPr>
-              <w:t>        COUNTROWS(DimCalendario),</w:t>
+              <w:t>        COUNTROWS(</w:t>
+            </w:r>
+            <w:proofErr w:type="spellStart"/>
+            <w:r>
+              <w:rPr>
+                <w:rFonts w:ascii="Montserrat" w:hAnsi="Montserrat"/>
+                <w:sz w:val="20"/>
+                <w:szCs w:val="20"/>
+              </w:rPr>
+              <w:t>DimCalendario</w:t>
+            </w:r>
+            <w:proofErr w:type="spellEnd"/>
+            <w:r>
+              <w:rPr>
+                <w:rFonts w:ascii="Montserrat" w:hAnsi="Montserrat"/>
+                <w:sz w:val="20"/>
+                <w:szCs w:val="20"/>
+              </w:rPr>
+              <w:t>),</w:t>
             </w:r>
           </w:p>
           <w:p>
@@ -10016,7 +12000,43 @@
                 <w:sz w:val="20"/>
                 <w:szCs w:val="20"/>
               </w:rPr>
-              <w:t>        KEEPFILTERS(DimCalendario[DiaUtil] = "Sim")</w:t>
+              <w:t>        KEEPFILTERS(</w:t>
+            </w:r>
+            <w:proofErr w:type="spellStart"/>
+            <w:r>
+              <w:rPr>
+                <w:rFonts w:ascii="Montserrat" w:hAnsi="Montserrat"/>
+                <w:sz w:val="20"/>
+                <w:szCs w:val="20"/>
+              </w:rPr>
+              <w:t>DimCalendario</w:t>
+            </w:r>
+            <w:proofErr w:type="spellEnd"/>
+            <w:r>
+              <w:rPr>
+                <w:rFonts w:ascii="Montserrat" w:hAnsi="Montserrat"/>
+                <w:sz w:val="20"/>
+                <w:szCs w:val="20"/>
+              </w:rPr>
+              <w:t>[</w:t>
+            </w:r>
+            <w:proofErr w:type="spellStart"/>
+            <w:r>
+              <w:rPr>
+                <w:rFonts w:ascii="Montserrat" w:hAnsi="Montserrat"/>
+                <w:sz w:val="20"/>
+                <w:szCs w:val="20"/>
+              </w:rPr>
+              <w:t>DiaUtil</w:t>
+            </w:r>
+            <w:proofErr w:type="spellEnd"/>
+            <w:r>
+              <w:rPr>
+                <w:rFonts w:ascii="Montserrat" w:hAnsi="Montserrat"/>
+                <w:sz w:val="20"/>
+                <w:szCs w:val="20"/>
+              </w:rPr>
+              <w:t>] = "Sim")</w:t>
             </w:r>
           </w:p>
           <w:p>
@@ -10051,8 +12071,72 @@
                 <w:szCs w:val="20"/>
               </w:rPr>
               <w:lastRenderedPageBreak/>
-              <w:t>RETURN QtdEquipamentos * DiasUteis * TurnosPorDia * HorasPorTurno</w:t>
-            </w:r>
+              <w:t xml:space="preserve">RETURN </w:t>
+            </w:r>
+            <w:proofErr w:type="spellStart"/>
+            <w:r>
+              <w:rPr>
+                <w:rFonts w:ascii="Montserrat" w:hAnsi="Montserrat"/>
+                <w:sz w:val="20"/>
+                <w:szCs w:val="20"/>
+              </w:rPr>
+              <w:t>QtdEquipamentos</w:t>
+            </w:r>
+            <w:proofErr w:type="spellEnd"/>
+            <w:r>
+              <w:rPr>
+                <w:rFonts w:ascii="Montserrat" w:hAnsi="Montserrat"/>
+                <w:sz w:val="20"/>
+                <w:szCs w:val="20"/>
+              </w:rPr>
+              <w:t xml:space="preserve"> * </w:t>
+            </w:r>
+            <w:proofErr w:type="spellStart"/>
+            <w:r>
+              <w:rPr>
+                <w:rFonts w:ascii="Montserrat" w:hAnsi="Montserrat"/>
+                <w:sz w:val="20"/>
+                <w:szCs w:val="20"/>
+              </w:rPr>
+              <w:t>DiasUteis</w:t>
+            </w:r>
+            <w:proofErr w:type="spellEnd"/>
+            <w:r>
+              <w:rPr>
+                <w:rFonts w:ascii="Montserrat" w:hAnsi="Montserrat"/>
+                <w:sz w:val="20"/>
+                <w:szCs w:val="20"/>
+              </w:rPr>
+              <w:t xml:space="preserve"> * </w:t>
+            </w:r>
+            <w:proofErr w:type="spellStart"/>
+            <w:r>
+              <w:rPr>
+                <w:rFonts w:ascii="Montserrat" w:hAnsi="Montserrat"/>
+                <w:sz w:val="20"/>
+                <w:szCs w:val="20"/>
+              </w:rPr>
+              <w:t>TurnosPorDia</w:t>
+            </w:r>
+            <w:proofErr w:type="spellEnd"/>
+            <w:r>
+              <w:rPr>
+                <w:rFonts w:ascii="Montserrat" w:hAnsi="Montserrat"/>
+                <w:sz w:val="20"/>
+                <w:szCs w:val="20"/>
+              </w:rPr>
+              <w:t xml:space="preserve"> * </w:t>
+            </w:r>
+            <w:proofErr w:type="spellStart"/>
+            <w:r>
+              <w:rPr>
+                <w:rFonts w:ascii="Montserrat" w:hAnsi="Montserrat"/>
+                <w:sz w:val="20"/>
+                <w:szCs w:val="20"/>
+              </w:rPr>
+              <w:t>HorasPorTurno</w:t>
+            </w:r>
+            <w:proofErr w:type="spellEnd"/>
           </w:p>
         </w:tc>
       </w:tr>
@@ -10072,6 +12156,7 @@
                 <w:szCs w:val="20"/>
               </w:rPr>
             </w:pPr>
+            <w:proofErr w:type="spellStart"/>
             <w:r>
               <w:rPr>
                 <w:rFonts w:ascii="Montserrat" w:hAnsi="Montserrat"/>
@@ -10081,6 +12166,7 @@
               <w:lastRenderedPageBreak/>
               <w:t>Horas_Funcionando</w:t>
             </w:r>
+            <w:proofErr w:type="spellEnd"/>
           </w:p>
         </w:tc>
         <w:tc>
@@ -10140,7 +12226,43 @@
                 <w:sz w:val="20"/>
                 <w:szCs w:val="20"/>
               </w:rPr>
-              <w:t>    SUM(FtManutencao[TempoReal]),</w:t>
+              <w:t>    SUM(</w:t>
+            </w:r>
+            <w:proofErr w:type="spellStart"/>
+            <w:r>
+              <w:rPr>
+                <w:rFonts w:ascii="Montserrat" w:hAnsi="Montserrat"/>
+                <w:sz w:val="20"/>
+                <w:szCs w:val="20"/>
+              </w:rPr>
+              <w:t>FtManutencao</w:t>
+            </w:r>
+            <w:proofErr w:type="spellEnd"/>
+            <w:r>
+              <w:rPr>
+                <w:rFonts w:ascii="Montserrat" w:hAnsi="Montserrat"/>
+                <w:sz w:val="20"/>
+                <w:szCs w:val="20"/>
+              </w:rPr>
+              <w:t>[</w:t>
+            </w:r>
+            <w:proofErr w:type="spellStart"/>
+            <w:r>
+              <w:rPr>
+                <w:rFonts w:ascii="Montserrat" w:hAnsi="Montserrat"/>
+                <w:sz w:val="20"/>
+                <w:szCs w:val="20"/>
+              </w:rPr>
+              <w:t>TempoReal</w:t>
+            </w:r>
+            <w:proofErr w:type="spellEnd"/>
+            <w:r>
+              <w:rPr>
+                <w:rFonts w:ascii="Montserrat" w:hAnsi="Montserrat"/>
+                <w:sz w:val="20"/>
+                <w:szCs w:val="20"/>
+              </w:rPr>
+              <w:t>]),</w:t>
             </w:r>
           </w:p>
           <w:p>
@@ -10174,7 +12296,25 @@
                 <w:sz w:val="20"/>
                 <w:szCs w:val="20"/>
               </w:rPr>
-              <w:t>    DimOcorrencia,</w:t>
+              <w:t xml:space="preserve">    </w:t>
+            </w:r>
+            <w:proofErr w:type="spellStart"/>
+            <w:r>
+              <w:rPr>
+                <w:rFonts w:ascii="Montserrat" w:hAnsi="Montserrat"/>
+                <w:sz w:val="20"/>
+                <w:szCs w:val="20"/>
+              </w:rPr>
+              <w:t>DimOcorrencia</w:t>
+            </w:r>
+            <w:proofErr w:type="spellEnd"/>
+            <w:r>
+              <w:rPr>
+                <w:rFonts w:ascii="Montserrat" w:hAnsi="Montserrat"/>
+                <w:sz w:val="20"/>
+                <w:szCs w:val="20"/>
+              </w:rPr>
+              <w:t>,</w:t>
             </w:r>
           </w:p>
           <w:p>
@@ -10191,7 +12331,43 @@
                 <w:sz w:val="20"/>
                 <w:szCs w:val="20"/>
               </w:rPr>
-              <w:t>    DimOcorrencia[Ocorrencia] = 3</w:t>
+              <w:t xml:space="preserve">    </w:t>
+            </w:r>
+            <w:proofErr w:type="spellStart"/>
+            <w:r>
+              <w:rPr>
+                <w:rFonts w:ascii="Montserrat" w:hAnsi="Montserrat"/>
+                <w:sz w:val="20"/>
+                <w:szCs w:val="20"/>
+              </w:rPr>
+              <w:t>DimOcorrencia</w:t>
+            </w:r>
+            <w:proofErr w:type="spellEnd"/>
+            <w:r>
+              <w:rPr>
+                <w:rFonts w:ascii="Montserrat" w:hAnsi="Montserrat"/>
+                <w:sz w:val="20"/>
+                <w:szCs w:val="20"/>
+              </w:rPr>
+              <w:t>[</w:t>
+            </w:r>
+            <w:proofErr w:type="spellStart"/>
+            <w:r>
+              <w:rPr>
+                <w:rFonts w:ascii="Montserrat" w:hAnsi="Montserrat"/>
+                <w:sz w:val="20"/>
+                <w:szCs w:val="20"/>
+              </w:rPr>
+              <w:t>Ocorrencia</w:t>
+            </w:r>
+            <w:proofErr w:type="spellEnd"/>
+            <w:r>
+              <w:rPr>
+                <w:rFonts w:ascii="Montserrat" w:hAnsi="Montserrat"/>
+                <w:sz w:val="20"/>
+                <w:szCs w:val="20"/>
+              </w:rPr>
+              <w:t>] = 3</w:t>
             </w:r>
           </w:p>
           <w:p>
@@ -10246,6 +12422,7 @@
                 <w:szCs w:val="20"/>
               </w:rPr>
             </w:pPr>
+            <w:proofErr w:type="spellStart"/>
             <w:r>
               <w:rPr>
                 <w:rFonts w:ascii="Montserrat" w:hAnsi="Montserrat"/>
@@ -10254,6 +12431,7 @@
               </w:rPr>
               <w:t>Horas_Paradas</w:t>
             </w:r>
+            <w:proofErr w:type="spellEnd"/>
           </w:p>
         </w:tc>
         <w:tc>
@@ -10290,13 +12468,23 @@
                 <w:szCs w:val="20"/>
               </w:rPr>
             </w:pPr>
-            <w:r>
-              <w:rPr>
-                <w:rFonts w:ascii="Montserrat" w:hAnsi="Montserrat"/>
-                <w:sz w:val="20"/>
-                <w:szCs w:val="20"/>
-              </w:rPr>
-              <w:t xml:space="preserve">Horas_Paradas = </w:t>
+            <w:proofErr w:type="spellStart"/>
+            <w:r>
+              <w:rPr>
+                <w:rFonts w:ascii="Montserrat" w:hAnsi="Montserrat"/>
+                <w:sz w:val="20"/>
+                <w:szCs w:val="20"/>
+              </w:rPr>
+              <w:t>Horas_Paradas</w:t>
+            </w:r>
+            <w:proofErr w:type="spellEnd"/>
+            <w:r>
+              <w:rPr>
+                <w:rFonts w:ascii="Montserrat" w:hAnsi="Montserrat"/>
+                <w:sz w:val="20"/>
+                <w:szCs w:val="20"/>
+              </w:rPr>
+              <w:t xml:space="preserve"> = </w:t>
             </w:r>
           </w:p>
           <w:p>
@@ -10330,7 +12518,43 @@
                 <w:sz w:val="20"/>
                 <w:szCs w:val="20"/>
               </w:rPr>
-              <w:t>    SUM(FtManutencao[TempoReal]),</w:t>
+              <w:t>    SUM(</w:t>
+            </w:r>
+            <w:proofErr w:type="spellStart"/>
+            <w:r>
+              <w:rPr>
+                <w:rFonts w:ascii="Montserrat" w:hAnsi="Montserrat"/>
+                <w:sz w:val="20"/>
+                <w:szCs w:val="20"/>
+              </w:rPr>
+              <w:t>FtManutencao</w:t>
+            </w:r>
+            <w:proofErr w:type="spellEnd"/>
+            <w:r>
+              <w:rPr>
+                <w:rFonts w:ascii="Montserrat" w:hAnsi="Montserrat"/>
+                <w:sz w:val="20"/>
+                <w:szCs w:val="20"/>
+              </w:rPr>
+              <w:t>[</w:t>
+            </w:r>
+            <w:proofErr w:type="spellStart"/>
+            <w:r>
+              <w:rPr>
+                <w:rFonts w:ascii="Montserrat" w:hAnsi="Montserrat"/>
+                <w:sz w:val="20"/>
+                <w:szCs w:val="20"/>
+              </w:rPr>
+              <w:t>TempoReal</w:t>
+            </w:r>
+            <w:proofErr w:type="spellEnd"/>
+            <w:r>
+              <w:rPr>
+                <w:rFonts w:ascii="Montserrat" w:hAnsi="Montserrat"/>
+                <w:sz w:val="20"/>
+                <w:szCs w:val="20"/>
+              </w:rPr>
+              <w:t>]),</w:t>
             </w:r>
           </w:p>
           <w:p>
@@ -10364,7 +12588,61 @@
                 <w:sz w:val="20"/>
                 <w:szCs w:val="20"/>
               </w:rPr>
-              <w:t>    FILTER(DimOcorrencia, DimOcorrencia[Ocorrencia] IN {1})</w:t>
+              <w:t>    FILTER(</w:t>
+            </w:r>
+            <w:proofErr w:type="spellStart"/>
+            <w:r>
+              <w:rPr>
+                <w:rFonts w:ascii="Montserrat" w:hAnsi="Montserrat"/>
+                <w:sz w:val="20"/>
+                <w:szCs w:val="20"/>
+              </w:rPr>
+              <w:t>DimOcorrencia</w:t>
+            </w:r>
+            <w:proofErr w:type="spellEnd"/>
+            <w:r>
+              <w:rPr>
+                <w:rFonts w:ascii="Montserrat" w:hAnsi="Montserrat"/>
+                <w:sz w:val="20"/>
+                <w:szCs w:val="20"/>
+              </w:rPr>
+              <w:t xml:space="preserve">, </w:t>
+            </w:r>
+            <w:proofErr w:type="spellStart"/>
+            <w:r>
+              <w:rPr>
+                <w:rFonts w:ascii="Montserrat" w:hAnsi="Montserrat"/>
+                <w:sz w:val="20"/>
+                <w:szCs w:val="20"/>
+              </w:rPr>
+              <w:t>DimOcorrencia</w:t>
+            </w:r>
+            <w:proofErr w:type="spellEnd"/>
+            <w:r>
+              <w:rPr>
+                <w:rFonts w:ascii="Montserrat" w:hAnsi="Montserrat"/>
+                <w:sz w:val="20"/>
+                <w:szCs w:val="20"/>
+              </w:rPr>
+              <w:t>[</w:t>
+            </w:r>
+            <w:proofErr w:type="spellStart"/>
+            <w:r>
+              <w:rPr>
+                <w:rFonts w:ascii="Montserrat" w:hAnsi="Montserrat"/>
+                <w:sz w:val="20"/>
+                <w:szCs w:val="20"/>
+              </w:rPr>
+              <w:t>Ocorrencia</w:t>
+            </w:r>
+            <w:proofErr w:type="spellEnd"/>
+            <w:r>
+              <w:rPr>
+                <w:rFonts w:ascii="Montserrat" w:hAnsi="Montserrat"/>
+                <w:sz w:val="20"/>
+                <w:szCs w:val="20"/>
+              </w:rPr>
+              <w:t>] IN {1})</w:t>
             </w:r>
           </w:p>
           <w:p>
@@ -10419,6 +12697,7 @@
                 <w:szCs w:val="20"/>
               </w:rPr>
             </w:pPr>
+            <w:proofErr w:type="spellStart"/>
             <w:r>
               <w:rPr>
                 <w:rFonts w:ascii="Montserrat" w:hAnsi="Montserrat"/>
@@ -10427,6 +12706,7 @@
               </w:rPr>
               <w:t>Horas_Operacionais</w:t>
             </w:r>
+            <w:proofErr w:type="spellEnd"/>
           </w:p>
         </w:tc>
         <w:tc>
@@ -10463,13 +12743,23 @@
                 <w:szCs w:val="20"/>
               </w:rPr>
             </w:pPr>
-            <w:r>
-              <w:rPr>
-                <w:rFonts w:ascii="Montserrat" w:hAnsi="Montserrat"/>
-                <w:sz w:val="20"/>
-                <w:szCs w:val="20"/>
-              </w:rPr>
-              <w:t xml:space="preserve">Horas_Operacionais = </w:t>
+            <w:proofErr w:type="spellStart"/>
+            <w:r>
+              <w:rPr>
+                <w:rFonts w:ascii="Montserrat" w:hAnsi="Montserrat"/>
+                <w:sz w:val="20"/>
+                <w:szCs w:val="20"/>
+              </w:rPr>
+              <w:t>Horas_Operacionais</w:t>
+            </w:r>
+            <w:proofErr w:type="spellEnd"/>
+            <w:r>
+              <w:rPr>
+                <w:rFonts w:ascii="Montserrat" w:hAnsi="Montserrat"/>
+                <w:sz w:val="20"/>
+                <w:szCs w:val="20"/>
+              </w:rPr>
+              <w:t xml:space="preserve"> = </w:t>
             </w:r>
           </w:p>
           <w:p>
@@ -10486,7 +12776,43 @@
                 <w:sz w:val="20"/>
                 <w:szCs w:val="20"/>
               </w:rPr>
-              <w:t>VAR hDisp = [Horas_Disponiveis]</w:t>
+              <w:t xml:space="preserve">VAR </w:t>
+            </w:r>
+            <w:proofErr w:type="spellStart"/>
+            <w:r>
+              <w:rPr>
+                <w:rFonts w:ascii="Montserrat" w:hAnsi="Montserrat"/>
+                <w:sz w:val="20"/>
+                <w:szCs w:val="20"/>
+              </w:rPr>
+              <w:t>hDisp</w:t>
+            </w:r>
+            <w:proofErr w:type="spellEnd"/>
+            <w:r>
+              <w:rPr>
+                <w:rFonts w:ascii="Montserrat" w:hAnsi="Montserrat"/>
+                <w:sz w:val="20"/>
+                <w:szCs w:val="20"/>
+              </w:rPr>
+              <w:t xml:space="preserve"> = [</w:t>
+            </w:r>
+            <w:proofErr w:type="spellStart"/>
+            <w:r>
+              <w:rPr>
+                <w:rFonts w:ascii="Montserrat" w:hAnsi="Montserrat"/>
+                <w:sz w:val="20"/>
+                <w:szCs w:val="20"/>
+              </w:rPr>
+              <w:t>Horas_Disponiveis</w:t>
+            </w:r>
+            <w:proofErr w:type="spellEnd"/>
+            <w:r>
+              <w:rPr>
+                <w:rFonts w:ascii="Montserrat" w:hAnsi="Montserrat"/>
+                <w:sz w:val="20"/>
+                <w:szCs w:val="20"/>
+              </w:rPr>
+              <w:t>]</w:t>
             </w:r>
           </w:p>
           <w:p>
@@ -10503,7 +12829,43 @@
                 <w:sz w:val="20"/>
                 <w:szCs w:val="20"/>
               </w:rPr>
-              <w:t>VAR hPar  = [Horas_Paradas]</w:t>
+              <w:t xml:space="preserve">VAR </w:t>
+            </w:r>
+            <w:proofErr w:type="spellStart"/>
+            <w:r>
+              <w:rPr>
+                <w:rFonts w:ascii="Montserrat" w:hAnsi="Montserrat"/>
+                <w:sz w:val="20"/>
+                <w:szCs w:val="20"/>
+              </w:rPr>
+              <w:t>hPar</w:t>
+            </w:r>
+            <w:proofErr w:type="spellEnd"/>
+            <w:r>
+              <w:rPr>
+                <w:rFonts w:ascii="Montserrat" w:hAnsi="Montserrat"/>
+                <w:sz w:val="20"/>
+                <w:szCs w:val="20"/>
+              </w:rPr>
+              <w:t xml:space="preserve">  = [</w:t>
+            </w:r>
+            <w:proofErr w:type="spellStart"/>
+            <w:r>
+              <w:rPr>
+                <w:rFonts w:ascii="Montserrat" w:hAnsi="Montserrat"/>
+                <w:sz w:val="20"/>
+                <w:szCs w:val="20"/>
+              </w:rPr>
+              <w:t>Horas_Paradas</w:t>
+            </w:r>
+            <w:proofErr w:type="spellEnd"/>
+            <w:r>
+              <w:rPr>
+                <w:rFonts w:ascii="Montserrat" w:hAnsi="Montserrat"/>
+                <w:sz w:val="20"/>
+                <w:szCs w:val="20"/>
+              </w:rPr>
+              <w:t>]</w:t>
             </w:r>
           </w:p>
           <w:p>
@@ -10520,7 +12882,43 @@
                 <w:sz w:val="20"/>
                 <w:szCs w:val="20"/>
               </w:rPr>
-              <w:t>RETURN MAX(0, hDisp - hPar)</w:t>
+              <w:t xml:space="preserve">RETURN MAX(0, </w:t>
+            </w:r>
+            <w:proofErr w:type="spellStart"/>
+            <w:r>
+              <w:rPr>
+                <w:rFonts w:ascii="Montserrat" w:hAnsi="Montserrat"/>
+                <w:sz w:val="20"/>
+                <w:szCs w:val="20"/>
+              </w:rPr>
+              <w:t>hDisp</w:t>
+            </w:r>
+            <w:proofErr w:type="spellEnd"/>
+            <w:r>
+              <w:rPr>
+                <w:rFonts w:ascii="Montserrat" w:hAnsi="Montserrat"/>
+                <w:sz w:val="20"/>
+                <w:szCs w:val="20"/>
+              </w:rPr>
+              <w:t xml:space="preserve"> - </w:t>
+            </w:r>
+            <w:proofErr w:type="spellStart"/>
+            <w:r>
+              <w:rPr>
+                <w:rFonts w:ascii="Montserrat" w:hAnsi="Montserrat"/>
+                <w:sz w:val="20"/>
+                <w:szCs w:val="20"/>
+              </w:rPr>
+              <w:t>hPar</w:t>
+            </w:r>
+            <w:proofErr w:type="spellEnd"/>
+            <w:r>
+              <w:rPr>
+                <w:rFonts w:ascii="Montserrat" w:hAnsi="Montserrat"/>
+                <w:sz w:val="20"/>
+                <w:szCs w:val="20"/>
+              </w:rPr>
+              <w:t>)</w:t>
             </w:r>
           </w:p>
         </w:tc>
@@ -10608,7 +13006,43 @@
                 <w:sz w:val="20"/>
                 <w:szCs w:val="20"/>
               </w:rPr>
-              <w:t>DIVIDE([Horas_Funcionando], [Horas_Disponiveis], 0)</w:t>
+              <w:t>DIVIDE([</w:t>
+            </w:r>
+            <w:proofErr w:type="spellStart"/>
+            <w:r>
+              <w:rPr>
+                <w:rFonts w:ascii="Montserrat" w:hAnsi="Montserrat"/>
+                <w:sz w:val="20"/>
+                <w:szCs w:val="20"/>
+              </w:rPr>
+              <w:t>Horas_Funcionando</w:t>
+            </w:r>
+            <w:proofErr w:type="spellEnd"/>
+            <w:r>
+              <w:rPr>
+                <w:rFonts w:ascii="Montserrat" w:hAnsi="Montserrat"/>
+                <w:sz w:val="20"/>
+                <w:szCs w:val="20"/>
+              </w:rPr>
+              <w:t>], [</w:t>
+            </w:r>
+            <w:proofErr w:type="spellStart"/>
+            <w:r>
+              <w:rPr>
+                <w:rFonts w:ascii="Montserrat" w:hAnsi="Montserrat"/>
+                <w:sz w:val="20"/>
+                <w:szCs w:val="20"/>
+              </w:rPr>
+              <w:t>Horas_Disponiveis</w:t>
+            </w:r>
+            <w:proofErr w:type="spellEnd"/>
+            <w:r>
+              <w:rPr>
+                <w:rFonts w:ascii="Montserrat" w:hAnsi="Montserrat"/>
+                <w:sz w:val="20"/>
+                <w:szCs w:val="20"/>
+              </w:rPr>
+              <w:t>], 0)</w:t>
             </w:r>
           </w:p>
           <w:p>
@@ -10644,7 +13078,61 @@
                 <w:sz w:val="20"/>
                 <w:szCs w:val="20"/>
               </w:rPr>
-              <w:t>MTBF (Mean Time Between Failures)</w:t>
+              <w:t>MTBF (</w:t>
+            </w:r>
+            <w:proofErr w:type="spellStart"/>
+            <w:r>
+              <w:rPr>
+                <w:rFonts w:ascii="Montserrat" w:hAnsi="Montserrat"/>
+                <w:sz w:val="20"/>
+                <w:szCs w:val="20"/>
+              </w:rPr>
+              <w:t>Mean</w:t>
+            </w:r>
+            <w:proofErr w:type="spellEnd"/>
+            <w:r>
+              <w:rPr>
+                <w:rFonts w:ascii="Montserrat" w:hAnsi="Montserrat"/>
+                <w:sz w:val="20"/>
+                <w:szCs w:val="20"/>
+              </w:rPr>
+              <w:t xml:space="preserve"> Time </w:t>
+            </w:r>
+            <w:proofErr w:type="spellStart"/>
+            <w:r>
+              <w:rPr>
+                <w:rFonts w:ascii="Montserrat" w:hAnsi="Montserrat"/>
+                <w:sz w:val="20"/>
+                <w:szCs w:val="20"/>
+              </w:rPr>
+              <w:t>Between</w:t>
+            </w:r>
+            <w:proofErr w:type="spellEnd"/>
+            <w:r>
+              <w:rPr>
+                <w:rFonts w:ascii="Montserrat" w:hAnsi="Montserrat"/>
+                <w:sz w:val="20"/>
+                <w:szCs w:val="20"/>
+              </w:rPr>
+              <w:t xml:space="preserve"> </w:t>
+            </w:r>
+            <w:proofErr w:type="spellStart"/>
+            <w:r>
+              <w:rPr>
+                <w:rFonts w:ascii="Montserrat" w:hAnsi="Montserrat"/>
+                <w:sz w:val="20"/>
+                <w:szCs w:val="20"/>
+              </w:rPr>
+              <w:t>Failures</w:t>
+            </w:r>
+            <w:proofErr w:type="spellEnd"/>
+            <w:r>
+              <w:rPr>
+                <w:rFonts w:ascii="Montserrat" w:hAnsi="Montserrat"/>
+                <w:sz w:val="20"/>
+                <w:szCs w:val="20"/>
+              </w:rPr>
+              <w:t>)</w:t>
             </w:r>
           </w:p>
         </w:tc>
@@ -10705,7 +13193,25 @@
                 <w:sz w:val="20"/>
                 <w:szCs w:val="20"/>
               </w:rPr>
-              <w:t>VAR falhas = [Qtd_Falhas]</w:t>
+              <w:t>VAR falhas = [</w:t>
+            </w:r>
+            <w:proofErr w:type="spellStart"/>
+            <w:r>
+              <w:rPr>
+                <w:rFonts w:ascii="Montserrat" w:hAnsi="Montserrat"/>
+                <w:sz w:val="20"/>
+                <w:szCs w:val="20"/>
+              </w:rPr>
+              <w:t>Qtd_Falhas</w:t>
+            </w:r>
+            <w:proofErr w:type="spellEnd"/>
+            <w:r>
+              <w:rPr>
+                <w:rFonts w:ascii="Montserrat" w:hAnsi="Montserrat"/>
+                <w:sz w:val="20"/>
+                <w:szCs w:val="20"/>
+              </w:rPr>
+              <w:t>]</w:t>
             </w:r>
           </w:p>
           <w:p>
@@ -10722,7 +13228,43 @@
                 <w:sz w:val="20"/>
                 <w:szCs w:val="20"/>
               </w:rPr>
-              <w:t>VAR horasOp = [Horas_Operacionais]</w:t>
+              <w:t xml:space="preserve">VAR </w:t>
+            </w:r>
+            <w:proofErr w:type="spellStart"/>
+            <w:r>
+              <w:rPr>
+                <w:rFonts w:ascii="Montserrat" w:hAnsi="Montserrat"/>
+                <w:sz w:val="20"/>
+                <w:szCs w:val="20"/>
+              </w:rPr>
+              <w:t>horasOp</w:t>
+            </w:r>
+            <w:proofErr w:type="spellEnd"/>
+            <w:r>
+              <w:rPr>
+                <w:rFonts w:ascii="Montserrat" w:hAnsi="Montserrat"/>
+                <w:sz w:val="20"/>
+                <w:szCs w:val="20"/>
+              </w:rPr>
+              <w:t xml:space="preserve"> = [</w:t>
+            </w:r>
+            <w:proofErr w:type="spellStart"/>
+            <w:r>
+              <w:rPr>
+                <w:rFonts w:ascii="Montserrat" w:hAnsi="Montserrat"/>
+                <w:sz w:val="20"/>
+                <w:szCs w:val="20"/>
+              </w:rPr>
+              <w:t>Horas_Operacionais</w:t>
+            </w:r>
+            <w:proofErr w:type="spellEnd"/>
+            <w:r>
+              <w:rPr>
+                <w:rFonts w:ascii="Montserrat" w:hAnsi="Montserrat"/>
+                <w:sz w:val="20"/>
+                <w:szCs w:val="20"/>
+              </w:rPr>
+              <w:t>]</w:t>
             </w:r>
           </w:p>
           <w:p>
@@ -10739,7 +13281,25 @@
                 <w:sz w:val="20"/>
                 <w:szCs w:val="20"/>
               </w:rPr>
-              <w:t>RETURN IF(falhas = 0, BLANK(), DIVIDE(horasOp, falhas))</w:t>
+              <w:t>RETURN IF(falhas = 0, BLANK(), DIVIDE(</w:t>
+            </w:r>
+            <w:proofErr w:type="spellStart"/>
+            <w:r>
+              <w:rPr>
+                <w:rFonts w:ascii="Montserrat" w:hAnsi="Montserrat"/>
+                <w:sz w:val="20"/>
+                <w:szCs w:val="20"/>
+              </w:rPr>
+              <w:t>horasOp</w:t>
+            </w:r>
+            <w:proofErr w:type="spellEnd"/>
+            <w:r>
+              <w:rPr>
+                <w:rFonts w:ascii="Montserrat" w:hAnsi="Montserrat"/>
+                <w:sz w:val="20"/>
+                <w:szCs w:val="20"/>
+              </w:rPr>
+              <w:t>, falhas))</w:t>
             </w:r>
           </w:p>
         </w:tc>
@@ -10766,7 +13326,61 @@
                 <w:sz w:val="20"/>
                 <w:szCs w:val="20"/>
               </w:rPr>
-              <w:t>MTTR (Mean Time To Repair)</w:t>
+              <w:t>MTTR (</w:t>
+            </w:r>
+            <w:proofErr w:type="spellStart"/>
+            <w:r>
+              <w:rPr>
+                <w:rFonts w:ascii="Montserrat" w:hAnsi="Montserrat"/>
+                <w:sz w:val="20"/>
+                <w:szCs w:val="20"/>
+              </w:rPr>
+              <w:t>Mean</w:t>
+            </w:r>
+            <w:proofErr w:type="spellEnd"/>
+            <w:r>
+              <w:rPr>
+                <w:rFonts w:ascii="Montserrat" w:hAnsi="Montserrat"/>
+                <w:sz w:val="20"/>
+                <w:szCs w:val="20"/>
+              </w:rPr>
+              <w:t xml:space="preserve"> Time </w:t>
+            </w:r>
+            <w:proofErr w:type="spellStart"/>
+            <w:r>
+              <w:rPr>
+                <w:rFonts w:ascii="Montserrat" w:hAnsi="Montserrat"/>
+                <w:sz w:val="20"/>
+                <w:szCs w:val="20"/>
+              </w:rPr>
+              <w:t>To</w:t>
+            </w:r>
+            <w:proofErr w:type="spellEnd"/>
+            <w:r>
+              <w:rPr>
+                <w:rFonts w:ascii="Montserrat" w:hAnsi="Montserrat"/>
+                <w:sz w:val="20"/>
+                <w:szCs w:val="20"/>
+              </w:rPr>
+              <w:t xml:space="preserve"> </w:t>
+            </w:r>
+            <w:proofErr w:type="spellStart"/>
+            <w:r>
+              <w:rPr>
+                <w:rFonts w:ascii="Montserrat" w:hAnsi="Montserrat"/>
+                <w:sz w:val="20"/>
+                <w:szCs w:val="20"/>
+              </w:rPr>
+              <w:t>Repair</w:t>
+            </w:r>
+            <w:proofErr w:type="spellEnd"/>
+            <w:r>
+              <w:rPr>
+                <w:rFonts w:ascii="Montserrat" w:hAnsi="Montserrat"/>
+                <w:sz w:val="20"/>
+                <w:szCs w:val="20"/>
+              </w:rPr>
+              <w:t>)</w:t>
             </w:r>
           </w:p>
         </w:tc>
@@ -10827,7 +13441,25 @@
                 <w:sz w:val="20"/>
                 <w:szCs w:val="20"/>
               </w:rPr>
-              <w:t>VAR falhas = [Qtd_Falhas]</w:t>
+              <w:t>VAR falhas = [</w:t>
+            </w:r>
+            <w:proofErr w:type="spellStart"/>
+            <w:r>
+              <w:rPr>
+                <w:rFonts w:ascii="Montserrat" w:hAnsi="Montserrat"/>
+                <w:sz w:val="20"/>
+                <w:szCs w:val="20"/>
+              </w:rPr>
+              <w:t>Qtd_Falhas</w:t>
+            </w:r>
+            <w:proofErr w:type="spellEnd"/>
+            <w:r>
+              <w:rPr>
+                <w:rFonts w:ascii="Montserrat" w:hAnsi="Montserrat"/>
+                <w:sz w:val="20"/>
+                <w:szCs w:val="20"/>
+              </w:rPr>
+              <w:t>]</w:t>
             </w:r>
           </w:p>
           <w:p>
@@ -10844,7 +13476,25 @@
                 <w:sz w:val="20"/>
                 <w:szCs w:val="20"/>
               </w:rPr>
-              <w:t>VAR sumRep =</w:t>
+              <w:t xml:space="preserve">VAR </w:t>
+            </w:r>
+            <w:proofErr w:type="spellStart"/>
+            <w:r>
+              <w:rPr>
+                <w:rFonts w:ascii="Montserrat" w:hAnsi="Montserrat"/>
+                <w:sz w:val="20"/>
+                <w:szCs w:val="20"/>
+              </w:rPr>
+              <w:t>sumRep</w:t>
+            </w:r>
+            <w:proofErr w:type="spellEnd"/>
+            <w:r>
+              <w:rPr>
+                <w:rFonts w:ascii="Montserrat" w:hAnsi="Montserrat"/>
+                <w:sz w:val="20"/>
+                <w:szCs w:val="20"/>
+              </w:rPr>
+              <w:t xml:space="preserve"> =</w:t>
             </w:r>
           </w:p>
           <w:p>
@@ -10878,7 +13528,43 @@
                 <w:sz w:val="20"/>
                 <w:szCs w:val="20"/>
               </w:rPr>
-              <w:t>        SUM(FtManutencao[TempoManutencao]),</w:t>
+              <w:t>        SUM(</w:t>
+            </w:r>
+            <w:proofErr w:type="spellStart"/>
+            <w:r>
+              <w:rPr>
+                <w:rFonts w:ascii="Montserrat" w:hAnsi="Montserrat"/>
+                <w:sz w:val="20"/>
+                <w:szCs w:val="20"/>
+              </w:rPr>
+              <w:t>FtManutencao</w:t>
+            </w:r>
+            <w:proofErr w:type="spellEnd"/>
+            <w:r>
+              <w:rPr>
+                <w:rFonts w:ascii="Montserrat" w:hAnsi="Montserrat"/>
+                <w:sz w:val="20"/>
+                <w:szCs w:val="20"/>
+              </w:rPr>
+              <w:t>[</w:t>
+            </w:r>
+            <w:proofErr w:type="spellStart"/>
+            <w:r>
+              <w:rPr>
+                <w:rFonts w:ascii="Montserrat" w:hAnsi="Montserrat"/>
+                <w:sz w:val="20"/>
+                <w:szCs w:val="20"/>
+              </w:rPr>
+              <w:t>TempoManutencao</w:t>
+            </w:r>
+            <w:proofErr w:type="spellEnd"/>
+            <w:r>
+              <w:rPr>
+                <w:rFonts w:ascii="Montserrat" w:hAnsi="Montserrat"/>
+                <w:sz w:val="20"/>
+                <w:szCs w:val="20"/>
+              </w:rPr>
+              <w:t>]),</w:t>
             </w:r>
           </w:p>
           <w:p>
@@ -10912,7 +13598,61 @@
                 <w:sz w:val="20"/>
                 <w:szCs w:val="20"/>
               </w:rPr>
-              <w:t>            FILTER(DimOcorrencia, DimOcorrencia[Ocorrencia] IN {1, 2})</w:t>
+              <w:t>            FILTER(</w:t>
+            </w:r>
+            <w:proofErr w:type="spellStart"/>
+            <w:r>
+              <w:rPr>
+                <w:rFonts w:ascii="Montserrat" w:hAnsi="Montserrat"/>
+                <w:sz w:val="20"/>
+                <w:szCs w:val="20"/>
+              </w:rPr>
+              <w:t>DimOcorrencia</w:t>
+            </w:r>
+            <w:proofErr w:type="spellEnd"/>
+            <w:r>
+              <w:rPr>
+                <w:rFonts w:ascii="Montserrat" w:hAnsi="Montserrat"/>
+                <w:sz w:val="20"/>
+                <w:szCs w:val="20"/>
+              </w:rPr>
+              <w:t xml:space="preserve">, </w:t>
+            </w:r>
+            <w:proofErr w:type="spellStart"/>
+            <w:r>
+              <w:rPr>
+                <w:rFonts w:ascii="Montserrat" w:hAnsi="Montserrat"/>
+                <w:sz w:val="20"/>
+                <w:szCs w:val="20"/>
+              </w:rPr>
+              <w:t>DimOcorrencia</w:t>
+            </w:r>
+            <w:proofErr w:type="spellEnd"/>
+            <w:r>
+              <w:rPr>
+                <w:rFonts w:ascii="Montserrat" w:hAnsi="Montserrat"/>
+                <w:sz w:val="20"/>
+                <w:szCs w:val="20"/>
+              </w:rPr>
+              <w:t>[</w:t>
+            </w:r>
+            <w:proofErr w:type="spellStart"/>
+            <w:r>
+              <w:rPr>
+                <w:rFonts w:ascii="Montserrat" w:hAnsi="Montserrat"/>
+                <w:sz w:val="20"/>
+                <w:szCs w:val="20"/>
+              </w:rPr>
+              <w:t>Ocorrencia</w:t>
+            </w:r>
+            <w:proofErr w:type="spellEnd"/>
+            <w:r>
+              <w:rPr>
+                <w:rFonts w:ascii="Montserrat" w:hAnsi="Montserrat"/>
+                <w:sz w:val="20"/>
+                <w:szCs w:val="20"/>
+              </w:rPr>
+              <w:t>] IN {1, 2})</w:t>
             </w:r>
           </w:p>
           <w:p>
@@ -10963,7 +13703,25 @@
                 <w:sz w:val="20"/>
                 <w:szCs w:val="20"/>
               </w:rPr>
-              <w:t>RETURN IF(falhas = 0, BLANK(), DIVIDE(sumRep, falhas))</w:t>
+              <w:t>RETURN IF(falhas = 0, BLANK(), DIVIDE(</w:t>
+            </w:r>
+            <w:proofErr w:type="spellStart"/>
+            <w:r>
+              <w:rPr>
+                <w:rFonts w:ascii="Montserrat" w:hAnsi="Montserrat"/>
+                <w:sz w:val="20"/>
+                <w:szCs w:val="20"/>
+              </w:rPr>
+              <w:t>sumRep</w:t>
+            </w:r>
+            <w:proofErr w:type="spellEnd"/>
+            <w:r>
+              <w:rPr>
+                <w:rFonts w:ascii="Montserrat" w:hAnsi="Montserrat"/>
+                <w:sz w:val="20"/>
+                <w:szCs w:val="20"/>
+              </w:rPr>
+              <w:t>, falhas))</w:t>
             </w:r>
           </w:p>
         </w:tc>
@@ -10984,6 +13742,7 @@
                 <w:szCs w:val="20"/>
               </w:rPr>
             </w:pPr>
+            <w:proofErr w:type="spellStart"/>
             <w:r>
               <w:rPr>
                 <w:rFonts w:ascii="Montserrat" w:hAnsi="Montserrat"/>
@@ -10992,6 +13751,7 @@
               </w:rPr>
               <w:t>TempoMedio_Manutencao</w:t>
             </w:r>
+            <w:proofErr w:type="spellEnd"/>
           </w:p>
         </w:tc>
         <w:tc>
@@ -11028,13 +13788,59 @@
                 <w:szCs w:val="20"/>
               </w:rPr>
             </w:pPr>
-            <w:r>
-              <w:rPr>
-                <w:rFonts w:ascii="Montserrat" w:hAnsi="Montserrat"/>
-                <w:sz w:val="20"/>
-                <w:szCs w:val="20"/>
-              </w:rPr>
-              <w:t>TempoMedio_Manutencao = AVERAGE(FtManutencao[TempoReal])</w:t>
+            <w:proofErr w:type="spellStart"/>
+            <w:r>
+              <w:rPr>
+                <w:rFonts w:ascii="Montserrat" w:hAnsi="Montserrat"/>
+                <w:sz w:val="20"/>
+                <w:szCs w:val="20"/>
+              </w:rPr>
+              <w:t>TempoMedio_Manutencao</w:t>
+            </w:r>
+            <w:proofErr w:type="spellEnd"/>
+            <w:r>
+              <w:rPr>
+                <w:rFonts w:ascii="Montserrat" w:hAnsi="Montserrat"/>
+                <w:sz w:val="20"/>
+                <w:szCs w:val="20"/>
+              </w:rPr>
+              <w:t xml:space="preserve"> = AVERAGE(</w:t>
+            </w:r>
+            <w:proofErr w:type="spellStart"/>
+            <w:r>
+              <w:rPr>
+                <w:rFonts w:ascii="Montserrat" w:hAnsi="Montserrat"/>
+                <w:sz w:val="20"/>
+                <w:szCs w:val="20"/>
+              </w:rPr>
+              <w:t>FtManutencao</w:t>
+            </w:r>
+            <w:proofErr w:type="spellEnd"/>
+            <w:r>
+              <w:rPr>
+                <w:rFonts w:ascii="Montserrat" w:hAnsi="Montserrat"/>
+                <w:sz w:val="20"/>
+                <w:szCs w:val="20"/>
+              </w:rPr>
+              <w:t>[</w:t>
+            </w:r>
+            <w:proofErr w:type="spellStart"/>
+            <w:r>
+              <w:rPr>
+                <w:rFonts w:ascii="Montserrat" w:hAnsi="Montserrat"/>
+                <w:sz w:val="20"/>
+                <w:szCs w:val="20"/>
+              </w:rPr>
+              <w:t>TempoReal</w:t>
+            </w:r>
+            <w:proofErr w:type="spellEnd"/>
+            <w:r>
+              <w:rPr>
+                <w:rFonts w:ascii="Montserrat" w:hAnsi="Montserrat"/>
+                <w:sz w:val="20"/>
+                <w:szCs w:val="20"/>
+              </w:rPr>
+              <w:t>])</w:t>
             </w:r>
           </w:p>
           <w:p>
@@ -11064,6 +13870,7 @@
                 <w:szCs w:val="20"/>
               </w:rPr>
             </w:pPr>
+            <w:proofErr w:type="spellStart"/>
             <w:r>
               <w:rPr>
                 <w:rFonts w:ascii="Montserrat" w:hAnsi="Montserrat"/>
@@ -11072,6 +13879,7 @@
               </w:rPr>
               <w:t>Qtd_Falhas</w:t>
             </w:r>
+            <w:proofErr w:type="spellEnd"/>
           </w:p>
         </w:tc>
         <w:tc>
@@ -11108,13 +13916,23 @@
                 <w:szCs w:val="20"/>
               </w:rPr>
             </w:pPr>
-            <w:r>
-              <w:rPr>
-                <w:rFonts w:ascii="Montserrat" w:hAnsi="Montserrat"/>
-                <w:sz w:val="20"/>
-                <w:szCs w:val="20"/>
-              </w:rPr>
-              <w:t xml:space="preserve">Qtd_Falhas = </w:t>
+            <w:proofErr w:type="spellStart"/>
+            <w:r>
+              <w:rPr>
+                <w:rFonts w:ascii="Montserrat" w:hAnsi="Montserrat"/>
+                <w:sz w:val="20"/>
+                <w:szCs w:val="20"/>
+              </w:rPr>
+              <w:t>Qtd_Falhas</w:t>
+            </w:r>
+            <w:proofErr w:type="spellEnd"/>
+            <w:r>
+              <w:rPr>
+                <w:rFonts w:ascii="Montserrat" w:hAnsi="Montserrat"/>
+                <w:sz w:val="20"/>
+                <w:szCs w:val="20"/>
+              </w:rPr>
+              <w:t xml:space="preserve"> = </w:t>
             </w:r>
           </w:p>
           <w:p>
@@ -11148,7 +13966,25 @@
                 <w:sz w:val="20"/>
                 <w:szCs w:val="20"/>
               </w:rPr>
-              <w:t>    COUNTROWS(FtManutencao),</w:t>
+              <w:t>    COUNTROWS(</w:t>
+            </w:r>
+            <w:proofErr w:type="spellStart"/>
+            <w:r>
+              <w:rPr>
+                <w:rFonts w:ascii="Montserrat" w:hAnsi="Montserrat"/>
+                <w:sz w:val="20"/>
+                <w:szCs w:val="20"/>
+              </w:rPr>
+              <w:t>FtManutencao</w:t>
+            </w:r>
+            <w:proofErr w:type="spellEnd"/>
+            <w:r>
+              <w:rPr>
+                <w:rFonts w:ascii="Montserrat" w:hAnsi="Montserrat"/>
+                <w:sz w:val="20"/>
+                <w:szCs w:val="20"/>
+              </w:rPr>
+              <w:t>),</w:t>
             </w:r>
           </w:p>
           <w:p>
@@ -11182,7 +14018,61 @@
                 <w:sz w:val="20"/>
                 <w:szCs w:val="20"/>
               </w:rPr>
-              <w:t>        FILTER(DimOcorrencia, DimOcorrencia[Ocorrencia] IN {1, 2})</w:t>
+              <w:t>        FILTER(</w:t>
+            </w:r>
+            <w:proofErr w:type="spellStart"/>
+            <w:r>
+              <w:rPr>
+                <w:rFonts w:ascii="Montserrat" w:hAnsi="Montserrat"/>
+                <w:sz w:val="20"/>
+                <w:szCs w:val="20"/>
+              </w:rPr>
+              <w:t>DimOcorrencia</w:t>
+            </w:r>
+            <w:proofErr w:type="spellEnd"/>
+            <w:r>
+              <w:rPr>
+                <w:rFonts w:ascii="Montserrat" w:hAnsi="Montserrat"/>
+                <w:sz w:val="20"/>
+                <w:szCs w:val="20"/>
+              </w:rPr>
+              <w:t xml:space="preserve">, </w:t>
+            </w:r>
+            <w:proofErr w:type="spellStart"/>
+            <w:r>
+              <w:rPr>
+                <w:rFonts w:ascii="Montserrat" w:hAnsi="Montserrat"/>
+                <w:sz w:val="20"/>
+                <w:szCs w:val="20"/>
+              </w:rPr>
+              <w:t>DimOcorrencia</w:t>
+            </w:r>
+            <w:proofErr w:type="spellEnd"/>
+            <w:r>
+              <w:rPr>
+                <w:rFonts w:ascii="Montserrat" w:hAnsi="Montserrat"/>
+                <w:sz w:val="20"/>
+                <w:szCs w:val="20"/>
+              </w:rPr>
+              <w:t>[</w:t>
+            </w:r>
+            <w:proofErr w:type="spellStart"/>
+            <w:r>
+              <w:rPr>
+                <w:rFonts w:ascii="Montserrat" w:hAnsi="Montserrat"/>
+                <w:sz w:val="20"/>
+                <w:szCs w:val="20"/>
+              </w:rPr>
+              <w:t>Ocorrencia</w:t>
+            </w:r>
+            <w:proofErr w:type="spellEnd"/>
+            <w:r>
+              <w:rPr>
+                <w:rFonts w:ascii="Montserrat" w:hAnsi="Montserrat"/>
+                <w:sz w:val="20"/>
+                <w:szCs w:val="20"/>
+              </w:rPr>
+              <w:t>] IN {1, 2})</w:t>
             </w:r>
           </w:p>
           <w:p>
@@ -11220,6 +14110,7 @@
                 <w:szCs w:val="20"/>
               </w:rPr>
             </w:pPr>
+            <w:proofErr w:type="spellStart"/>
             <w:r>
               <w:rPr>
                 <w:rFonts w:ascii="Montserrat" w:hAnsi="Montserrat"/>
@@ -11229,6 +14120,7 @@
               <w:lastRenderedPageBreak/>
               <w:t>Qtd_EquipamentosFalha</w:t>
             </w:r>
+            <w:proofErr w:type="spellEnd"/>
           </w:p>
         </w:tc>
         <w:tc>
@@ -11265,13 +14157,23 @@
                 <w:szCs w:val="20"/>
               </w:rPr>
             </w:pPr>
-            <w:r>
-              <w:rPr>
-                <w:rFonts w:ascii="Montserrat" w:hAnsi="Montserrat"/>
-                <w:sz w:val="20"/>
-                <w:szCs w:val="20"/>
-              </w:rPr>
-              <w:t xml:space="preserve">Qtd_EquipamentosFalha = </w:t>
+            <w:proofErr w:type="spellStart"/>
+            <w:r>
+              <w:rPr>
+                <w:rFonts w:ascii="Montserrat" w:hAnsi="Montserrat"/>
+                <w:sz w:val="20"/>
+                <w:szCs w:val="20"/>
+              </w:rPr>
+              <w:t>Qtd_EquipamentosFalha</w:t>
+            </w:r>
+            <w:proofErr w:type="spellEnd"/>
+            <w:r>
+              <w:rPr>
+                <w:rFonts w:ascii="Montserrat" w:hAnsi="Montserrat"/>
+                <w:sz w:val="20"/>
+                <w:szCs w:val="20"/>
+              </w:rPr>
+              <w:t xml:space="preserve"> = </w:t>
             </w:r>
           </w:p>
           <w:p>
@@ -11305,7 +14207,43 @@
                 <w:sz w:val="20"/>
                 <w:szCs w:val="20"/>
               </w:rPr>
-              <w:t>    DISTINCTCOUNT(FtManutencao[ID_Equipamento]),</w:t>
+              <w:t>    DISTINCTCOUNT(</w:t>
+            </w:r>
+            <w:proofErr w:type="spellStart"/>
+            <w:r>
+              <w:rPr>
+                <w:rFonts w:ascii="Montserrat" w:hAnsi="Montserrat"/>
+                <w:sz w:val="20"/>
+                <w:szCs w:val="20"/>
+              </w:rPr>
+              <w:t>FtManutencao</w:t>
+            </w:r>
+            <w:proofErr w:type="spellEnd"/>
+            <w:r>
+              <w:rPr>
+                <w:rFonts w:ascii="Montserrat" w:hAnsi="Montserrat"/>
+                <w:sz w:val="20"/>
+                <w:szCs w:val="20"/>
+              </w:rPr>
+              <w:t>[</w:t>
+            </w:r>
+            <w:proofErr w:type="spellStart"/>
+            <w:r>
+              <w:rPr>
+                <w:rFonts w:ascii="Montserrat" w:hAnsi="Montserrat"/>
+                <w:sz w:val="20"/>
+                <w:szCs w:val="20"/>
+              </w:rPr>
+              <w:t>ID_Equipamento</w:t>
+            </w:r>
+            <w:proofErr w:type="spellEnd"/>
+            <w:r>
+              <w:rPr>
+                <w:rFonts w:ascii="Montserrat" w:hAnsi="Montserrat"/>
+                <w:sz w:val="20"/>
+                <w:szCs w:val="20"/>
+              </w:rPr>
+              <w:t>]),</w:t>
             </w:r>
           </w:p>
           <w:p>
@@ -11339,7 +14277,25 @@
                 <w:sz w:val="20"/>
                 <w:szCs w:val="20"/>
               </w:rPr>
-              <w:t>        DimOcorrencia,</w:t>
+              <w:t xml:space="preserve">        </w:t>
+            </w:r>
+            <w:proofErr w:type="spellStart"/>
+            <w:r>
+              <w:rPr>
+                <w:rFonts w:ascii="Montserrat" w:hAnsi="Montserrat"/>
+                <w:sz w:val="20"/>
+                <w:szCs w:val="20"/>
+              </w:rPr>
+              <w:t>DimOcorrencia</w:t>
+            </w:r>
+            <w:proofErr w:type="spellEnd"/>
+            <w:r>
+              <w:rPr>
+                <w:rFonts w:ascii="Montserrat" w:hAnsi="Montserrat"/>
+                <w:sz w:val="20"/>
+                <w:szCs w:val="20"/>
+              </w:rPr>
+              <w:t>,</w:t>
             </w:r>
           </w:p>
           <w:p>
@@ -11356,7 +14312,43 @@
                 <w:sz w:val="20"/>
                 <w:szCs w:val="20"/>
               </w:rPr>
-              <w:t>        DimOcorrencia[Ocorrencia] = 2</w:t>
+              <w:t xml:space="preserve">        </w:t>
+            </w:r>
+            <w:proofErr w:type="spellStart"/>
+            <w:r>
+              <w:rPr>
+                <w:rFonts w:ascii="Montserrat" w:hAnsi="Montserrat"/>
+                <w:sz w:val="20"/>
+                <w:szCs w:val="20"/>
+              </w:rPr>
+              <w:t>DimOcorrencia</w:t>
+            </w:r>
+            <w:proofErr w:type="spellEnd"/>
+            <w:r>
+              <w:rPr>
+                <w:rFonts w:ascii="Montserrat" w:hAnsi="Montserrat"/>
+                <w:sz w:val="20"/>
+                <w:szCs w:val="20"/>
+              </w:rPr>
+              <w:t>[</w:t>
+            </w:r>
+            <w:proofErr w:type="spellStart"/>
+            <w:r>
+              <w:rPr>
+                <w:rFonts w:ascii="Montserrat" w:hAnsi="Montserrat"/>
+                <w:sz w:val="20"/>
+                <w:szCs w:val="20"/>
+              </w:rPr>
+              <w:t>Ocorrencia</w:t>
+            </w:r>
+            <w:proofErr w:type="spellEnd"/>
+            <w:r>
+              <w:rPr>
+                <w:rFonts w:ascii="Montserrat" w:hAnsi="Montserrat"/>
+                <w:sz w:val="20"/>
+                <w:szCs w:val="20"/>
+              </w:rPr>
+              <w:t>] = 2</w:t>
             </w:r>
           </w:p>
           <w:p>
@@ -11411,6 +14403,7 @@
                 <w:szCs w:val="20"/>
               </w:rPr>
             </w:pPr>
+            <w:proofErr w:type="spellStart"/>
             <w:r>
               <w:rPr>
                 <w:rFonts w:ascii="Montserrat" w:hAnsi="Montserrat"/>
@@ -11419,6 +14412,7 @@
               </w:rPr>
               <w:t>Qtd_Ocorrencias</w:t>
             </w:r>
+            <w:proofErr w:type="spellEnd"/>
           </w:p>
         </w:tc>
         <w:tc>
@@ -11455,13 +14449,41 @@
                 <w:szCs w:val="20"/>
               </w:rPr>
             </w:pPr>
-            <w:r>
-              <w:rPr>
-                <w:rFonts w:ascii="Montserrat" w:hAnsi="Montserrat"/>
-                <w:sz w:val="20"/>
-                <w:szCs w:val="20"/>
-              </w:rPr>
-              <w:t>Qtd_Ocorrencias = COUNTROWS(FtManutencao)</w:t>
+            <w:proofErr w:type="spellStart"/>
+            <w:r>
+              <w:rPr>
+                <w:rFonts w:ascii="Montserrat" w:hAnsi="Montserrat"/>
+                <w:sz w:val="20"/>
+                <w:szCs w:val="20"/>
+              </w:rPr>
+              <w:t>Qtd_Ocorrencias</w:t>
+            </w:r>
+            <w:proofErr w:type="spellEnd"/>
+            <w:r>
+              <w:rPr>
+                <w:rFonts w:ascii="Montserrat" w:hAnsi="Montserrat"/>
+                <w:sz w:val="20"/>
+                <w:szCs w:val="20"/>
+              </w:rPr>
+              <w:t xml:space="preserve"> = COUNTROWS(</w:t>
+            </w:r>
+            <w:proofErr w:type="spellStart"/>
+            <w:r>
+              <w:rPr>
+                <w:rFonts w:ascii="Montserrat" w:hAnsi="Montserrat"/>
+                <w:sz w:val="20"/>
+                <w:szCs w:val="20"/>
+              </w:rPr>
+              <w:t>FtManutencao</w:t>
+            </w:r>
+            <w:proofErr w:type="spellEnd"/>
+            <w:r>
+              <w:rPr>
+                <w:rFonts w:ascii="Montserrat" w:hAnsi="Montserrat"/>
+                <w:sz w:val="20"/>
+                <w:szCs w:val="20"/>
+              </w:rPr>
+              <w:t>)</w:t>
             </w:r>
           </w:p>
           <w:p>
@@ -11491,6 +14513,7 @@
                 <w:szCs w:val="20"/>
               </w:rPr>
             </w:pPr>
+            <w:proofErr w:type="spellStart"/>
             <w:r>
               <w:rPr>
                 <w:rFonts w:ascii="Montserrat" w:hAnsi="Montserrat"/>
@@ -11499,6 +14522,7 @@
               </w:rPr>
               <w:t>Qtd_OcorrenciasEmAberto</w:t>
             </w:r>
+            <w:proofErr w:type="spellEnd"/>
           </w:p>
         </w:tc>
         <w:tc>
@@ -11535,13 +14559,23 @@
                 <w:szCs w:val="20"/>
               </w:rPr>
             </w:pPr>
-            <w:r>
-              <w:rPr>
-                <w:rFonts w:ascii="Montserrat" w:hAnsi="Montserrat"/>
-                <w:sz w:val="20"/>
-                <w:szCs w:val="20"/>
-              </w:rPr>
-              <w:t xml:space="preserve">Qtd_OcorrenciasEmAberto = </w:t>
+            <w:proofErr w:type="spellStart"/>
+            <w:r>
+              <w:rPr>
+                <w:rFonts w:ascii="Montserrat" w:hAnsi="Montserrat"/>
+                <w:sz w:val="20"/>
+                <w:szCs w:val="20"/>
+              </w:rPr>
+              <w:t>Qtd_OcorrenciasEmAberto</w:t>
+            </w:r>
+            <w:proofErr w:type="spellEnd"/>
+            <w:r>
+              <w:rPr>
+                <w:rFonts w:ascii="Montserrat" w:hAnsi="Montserrat"/>
+                <w:sz w:val="20"/>
+                <w:szCs w:val="20"/>
+              </w:rPr>
+              <w:t xml:space="preserve"> = </w:t>
             </w:r>
           </w:p>
           <w:p>
@@ -11558,7 +14592,43 @@
                 <w:sz w:val="20"/>
                 <w:szCs w:val="20"/>
               </w:rPr>
-              <w:t>var vDataFinal = MAX(DimCalendario[Data])</w:t>
+              <w:t xml:space="preserve">var </w:t>
+            </w:r>
+            <w:proofErr w:type="spellStart"/>
+            <w:r>
+              <w:rPr>
+                <w:rFonts w:ascii="Montserrat" w:hAnsi="Montserrat"/>
+                <w:sz w:val="20"/>
+                <w:szCs w:val="20"/>
+              </w:rPr>
+              <w:t>vDataFinal</w:t>
+            </w:r>
+            <w:proofErr w:type="spellEnd"/>
+            <w:r>
+              <w:rPr>
+                <w:rFonts w:ascii="Montserrat" w:hAnsi="Montserrat"/>
+                <w:sz w:val="20"/>
+                <w:szCs w:val="20"/>
+              </w:rPr>
+              <w:t xml:space="preserve"> = MAX(</w:t>
+            </w:r>
+            <w:proofErr w:type="spellStart"/>
+            <w:r>
+              <w:rPr>
+                <w:rFonts w:ascii="Montserrat" w:hAnsi="Montserrat"/>
+                <w:sz w:val="20"/>
+                <w:szCs w:val="20"/>
+              </w:rPr>
+              <w:t>DimCalendario</w:t>
+            </w:r>
+            <w:proofErr w:type="spellEnd"/>
+            <w:r>
+              <w:rPr>
+                <w:rFonts w:ascii="Montserrat" w:hAnsi="Montserrat"/>
+                <w:sz w:val="20"/>
+                <w:szCs w:val="20"/>
+              </w:rPr>
+              <w:t>[Data])</w:t>
             </w:r>
           </w:p>
           <w:p>
@@ -11575,7 +14645,25 @@
                 <w:sz w:val="20"/>
                 <w:szCs w:val="20"/>
               </w:rPr>
-              <w:t xml:space="preserve">var vOcorrenciasAbertas = </w:t>
+              <w:t xml:space="preserve">var </w:t>
+            </w:r>
+            <w:proofErr w:type="spellStart"/>
+            <w:r>
+              <w:rPr>
+                <w:rFonts w:ascii="Montserrat" w:hAnsi="Montserrat"/>
+                <w:sz w:val="20"/>
+                <w:szCs w:val="20"/>
+              </w:rPr>
+              <w:t>vOcorrenciasAbertas</w:t>
+            </w:r>
+            <w:proofErr w:type="spellEnd"/>
+            <w:r>
+              <w:rPr>
+                <w:rFonts w:ascii="Montserrat" w:hAnsi="Montserrat"/>
+                <w:sz w:val="20"/>
+                <w:szCs w:val="20"/>
+              </w:rPr>
+              <w:t xml:space="preserve"> = </w:t>
             </w:r>
           </w:p>
           <w:p>
@@ -11609,7 +14697,25 @@
                 <w:sz w:val="20"/>
                 <w:szCs w:val="20"/>
               </w:rPr>
-              <w:t>    ALL(FtManutencao),</w:t>
+              <w:t>    ALL(</w:t>
+            </w:r>
+            <w:proofErr w:type="spellStart"/>
+            <w:r>
+              <w:rPr>
+                <w:rFonts w:ascii="Montserrat" w:hAnsi="Montserrat"/>
+                <w:sz w:val="20"/>
+                <w:szCs w:val="20"/>
+              </w:rPr>
+              <w:t>FtManutencao</w:t>
+            </w:r>
+            <w:proofErr w:type="spellEnd"/>
+            <w:r>
+              <w:rPr>
+                <w:rFonts w:ascii="Montserrat" w:hAnsi="Montserrat"/>
+                <w:sz w:val="20"/>
+                <w:szCs w:val="20"/>
+              </w:rPr>
+              <w:t>),</w:t>
             </w:r>
           </w:p>
           <w:p>
@@ -11626,7 +14732,61 @@
                 <w:sz w:val="20"/>
                 <w:szCs w:val="20"/>
               </w:rPr>
-              <w:t xml:space="preserve">    FtManutencao[ID_DataInicio] &lt;= vDataFinal &amp;&amp; </w:t>
+              <w:t xml:space="preserve">    </w:t>
+            </w:r>
+            <w:proofErr w:type="spellStart"/>
+            <w:r>
+              <w:rPr>
+                <w:rFonts w:ascii="Montserrat" w:hAnsi="Montserrat"/>
+                <w:sz w:val="20"/>
+                <w:szCs w:val="20"/>
+              </w:rPr>
+              <w:t>FtManutencao</w:t>
+            </w:r>
+            <w:proofErr w:type="spellEnd"/>
+            <w:r>
+              <w:rPr>
+                <w:rFonts w:ascii="Montserrat" w:hAnsi="Montserrat"/>
+                <w:sz w:val="20"/>
+                <w:szCs w:val="20"/>
+              </w:rPr>
+              <w:t>[</w:t>
+            </w:r>
+            <w:proofErr w:type="spellStart"/>
+            <w:r>
+              <w:rPr>
+                <w:rFonts w:ascii="Montserrat" w:hAnsi="Montserrat"/>
+                <w:sz w:val="20"/>
+                <w:szCs w:val="20"/>
+              </w:rPr>
+              <w:t>ID_DataInicio</w:t>
+            </w:r>
+            <w:proofErr w:type="spellEnd"/>
+            <w:r>
+              <w:rPr>
+                <w:rFonts w:ascii="Montserrat" w:hAnsi="Montserrat"/>
+                <w:sz w:val="20"/>
+                <w:szCs w:val="20"/>
+              </w:rPr>
+              <w:t xml:space="preserve">] &lt;= </w:t>
+            </w:r>
+            <w:proofErr w:type="spellStart"/>
+            <w:r>
+              <w:rPr>
+                <w:rFonts w:ascii="Montserrat" w:hAnsi="Montserrat"/>
+                <w:sz w:val="20"/>
+                <w:szCs w:val="20"/>
+              </w:rPr>
+              <w:t>vDataFinal</w:t>
+            </w:r>
+            <w:proofErr w:type="spellEnd"/>
+            <w:r>
+              <w:rPr>
+                <w:rFonts w:ascii="Montserrat" w:hAnsi="Montserrat"/>
+                <w:sz w:val="20"/>
+                <w:szCs w:val="20"/>
+              </w:rPr>
+              <w:t xml:space="preserve"> &amp;&amp; </w:t>
             </w:r>
           </w:p>
           <w:p>
@@ -11643,7 +14803,97 @@
                 <w:sz w:val="20"/>
                 <w:szCs w:val="20"/>
               </w:rPr>
-              <w:t>(FtManutencao[ID_DataFim] &gt; vDataFinal || ISBLANK(FtManutencao[ID_DataFim]))</w:t>
+              <w:t>(</w:t>
+            </w:r>
+            <w:proofErr w:type="spellStart"/>
+            <w:r>
+              <w:rPr>
+                <w:rFonts w:ascii="Montserrat" w:hAnsi="Montserrat"/>
+                <w:sz w:val="20"/>
+                <w:szCs w:val="20"/>
+              </w:rPr>
+              <w:t>FtManutencao</w:t>
+            </w:r>
+            <w:proofErr w:type="spellEnd"/>
+            <w:r>
+              <w:rPr>
+                <w:rFonts w:ascii="Montserrat" w:hAnsi="Montserrat"/>
+                <w:sz w:val="20"/>
+                <w:szCs w:val="20"/>
+              </w:rPr>
+              <w:t>[</w:t>
+            </w:r>
+            <w:proofErr w:type="spellStart"/>
+            <w:r>
+              <w:rPr>
+                <w:rFonts w:ascii="Montserrat" w:hAnsi="Montserrat"/>
+                <w:sz w:val="20"/>
+                <w:szCs w:val="20"/>
+              </w:rPr>
+              <w:t>ID_DataFim</w:t>
+            </w:r>
+            <w:proofErr w:type="spellEnd"/>
+            <w:r>
+              <w:rPr>
+                <w:rFonts w:ascii="Montserrat" w:hAnsi="Montserrat"/>
+                <w:sz w:val="20"/>
+                <w:szCs w:val="20"/>
+              </w:rPr>
+              <w:t xml:space="preserve">] &gt; </w:t>
+            </w:r>
+            <w:proofErr w:type="spellStart"/>
+            <w:r>
+              <w:rPr>
+                <w:rFonts w:ascii="Montserrat" w:hAnsi="Montserrat"/>
+                <w:sz w:val="20"/>
+                <w:szCs w:val="20"/>
+              </w:rPr>
+              <w:t>vDataFinal</w:t>
+            </w:r>
+            <w:proofErr w:type="spellEnd"/>
+            <w:r>
+              <w:rPr>
+                <w:rFonts w:ascii="Montserrat" w:hAnsi="Montserrat"/>
+                <w:sz w:val="20"/>
+                <w:szCs w:val="20"/>
+              </w:rPr>
+              <w:t xml:space="preserve"> || ISBLANK(</w:t>
+            </w:r>
+            <w:proofErr w:type="spellStart"/>
+            <w:r>
+              <w:rPr>
+                <w:rFonts w:ascii="Montserrat" w:hAnsi="Montserrat"/>
+                <w:sz w:val="20"/>
+                <w:szCs w:val="20"/>
+              </w:rPr>
+              <w:t>FtManutencao</w:t>
+            </w:r>
+            <w:proofErr w:type="spellEnd"/>
+            <w:r>
+              <w:rPr>
+                <w:rFonts w:ascii="Montserrat" w:hAnsi="Montserrat"/>
+                <w:sz w:val="20"/>
+                <w:szCs w:val="20"/>
+              </w:rPr>
+              <w:t>[</w:t>
+            </w:r>
+            <w:proofErr w:type="spellStart"/>
+            <w:r>
+              <w:rPr>
+                <w:rFonts w:ascii="Montserrat" w:hAnsi="Montserrat"/>
+                <w:sz w:val="20"/>
+                <w:szCs w:val="20"/>
+              </w:rPr>
+              <w:t>ID_DataFim</w:t>
+            </w:r>
+            <w:proofErr w:type="spellEnd"/>
+            <w:r>
+              <w:rPr>
+                <w:rFonts w:ascii="Montserrat" w:hAnsi="Montserrat"/>
+                <w:sz w:val="20"/>
+                <w:szCs w:val="20"/>
+              </w:rPr>
+              <w:t>]))</w:t>
             </w:r>
           </w:p>
           <w:p>
@@ -11671,6 +14921,7 @@
                 <w:szCs w:val="20"/>
               </w:rPr>
             </w:pPr>
+            <w:proofErr w:type="spellStart"/>
             <w:r>
               <w:rPr>
                 <w:rFonts w:ascii="Montserrat" w:hAnsi="Montserrat"/>
@@ -11679,6 +14930,7 @@
               </w:rPr>
               <w:t>return</w:t>
             </w:r>
+            <w:proofErr w:type="spellEnd"/>
           </w:p>
           <w:p>
             <w:pPr>
@@ -11694,7 +14946,25 @@
                 <w:sz w:val="20"/>
                 <w:szCs w:val="20"/>
               </w:rPr>
-              <w:t>COUNTROWS(vOcorrenciasAbertas) + 0</w:t>
+              <w:t>COUNTROWS(</w:t>
+            </w:r>
+            <w:proofErr w:type="spellStart"/>
+            <w:r>
+              <w:rPr>
+                <w:rFonts w:ascii="Montserrat" w:hAnsi="Montserrat"/>
+                <w:sz w:val="20"/>
+                <w:szCs w:val="20"/>
+              </w:rPr>
+              <w:t>vOcorrenciasAbertas</w:t>
+            </w:r>
+            <w:proofErr w:type="spellEnd"/>
+            <w:r>
+              <w:rPr>
+                <w:rFonts w:ascii="Montserrat" w:hAnsi="Montserrat"/>
+                <w:sz w:val="20"/>
+                <w:szCs w:val="20"/>
+              </w:rPr>
+              <w:t>) + 0</w:t>
             </w:r>
           </w:p>
         </w:tc>
@@ -11817,7 +15087,25 @@
           <w:sz w:val="22"/>
           <w:szCs w:val="22"/>
         </w:rPr>
-        <w:t xml:space="preserve"> previamente no Figma e replicado no Power BI.</w:t>
+        <w:t xml:space="preserve"> previamente no </w:t>
+      </w:r>
+      <w:proofErr w:type="spellStart"/>
+      <w:r>
+        <w:rPr>
+          <w:rFonts w:ascii="Montserrat" w:hAnsi="Montserrat"/>
+          <w:sz w:val="22"/>
+          <w:szCs w:val="22"/>
+        </w:rPr>
+        <w:t>Figma</w:t>
+      </w:r>
+      <w:proofErr w:type="spellEnd"/>
+      <w:r>
+        <w:rPr>
+          <w:rFonts w:ascii="Montserrat" w:hAnsi="Montserrat"/>
+          <w:sz w:val="22"/>
+          <w:szCs w:val="22"/>
+        </w:rPr>
+        <w:t xml:space="preserve"> e replicado no Power BI."</w:t>
       </w:r>
     </w:p>
     <w:p>
@@ -12273,8 +15561,36 @@
           <w:sz w:val="22"/>
           <w:szCs w:val="22"/>
         </w:rPr>
-        <w:t>https://github.com/rosbergalves/gestaomanutencao_dashboard</w:t>
-      </w:r>
+        <w:t>https://github.com/</w:t>
+      </w:r>
+      <w:proofErr w:type="spellStart"/>
+      <w:r>
+        <w:rPr>
+          <w:rFonts w:ascii="Montserrat" w:hAnsi="Montserrat"/>
+          <w:sz w:val="22"/>
+          <w:szCs w:val="22"/>
+        </w:rPr>
+        <w:t>rosbergalves</w:t>
+      </w:r>
+      <w:proofErr w:type="spellEnd"/>
+      <w:r>
+        <w:rPr>
+          <w:rFonts w:ascii="Montserrat" w:hAnsi="Montserrat"/>
+          <w:sz w:val="22"/>
+          <w:szCs w:val="22"/>
+        </w:rPr>
+        <w:t>/</w:t>
+      </w:r>
+      <w:proofErr w:type="spellStart"/>
+      <w:r>
+        <w:rPr>
+          <w:rFonts w:ascii="Montserrat" w:hAnsi="Montserrat"/>
+          <w:sz w:val="22"/>
+          <w:szCs w:val="22"/>
+        </w:rPr>
+        <w:t>gestaomanutencao_dashboard</w:t>
+      </w:r>
+      <w:proofErr w:type="spellEnd"/>
       <w:r>
         <w:rPr>
           <w:rFonts w:ascii="Montserrat" w:hAnsi="Montserrat"/>

--- a/docs/DocumentaçãoTecnica_GestaoManutencao.docx
+++ b/docs/DocumentaçãoTecnica_GestaoManutencao.docx
@@ -77,15 +77,15 @@
           <w:sz w:val="22"/>
           <w:szCs w:val="22"/>
         </w:rPr>
-        <w:t>Data da última atualização da documentação: 0</w:t>
-      </w:r>
-      <w:r>
-        <w:rPr>
-          <w:rFonts w:ascii="Montserrat" w:hAnsi="Montserrat"/>
-          <w:sz w:val="22"/>
-          <w:szCs w:val="22"/>
-        </w:rPr>
-        <w:t>8</w:t>
+        <w:t xml:space="preserve">Data da última atualização da documentação: </w:t>
+      </w:r>
+      <w:r>
+        <w:rPr>
+          <w:rFonts w:ascii="Montserrat" w:hAnsi="Montserrat"/>
+          <w:sz w:val="22"/>
+          <w:szCs w:val="22"/>
+        </w:rPr>
+        <w:t>15</w:t>
       </w:r>
       <w:r>
         <w:rPr>
@@ -588,7 +588,27 @@
           <w:sz w:val="28"/>
           <w:szCs w:val="28"/>
         </w:rPr>
-        <w:t>1.4 Frequência de Uso Esperada</w:t>
+        <w:t xml:space="preserve">1.4 Frequência de </w:t>
+      </w:r>
+      <w:r>
+        <w:rPr>
+          <w:rFonts w:ascii="Montserrat" w:hAnsi="Montserrat"/>
+          <w:b/>
+          <w:bCs/>
+          <w:sz w:val="28"/>
+          <w:szCs w:val="28"/>
+        </w:rPr>
+        <w:t>u</w:t>
+      </w:r>
+      <w:r>
+        <w:rPr>
+          <w:rFonts w:ascii="Montserrat" w:hAnsi="Montserrat"/>
+          <w:b/>
+          <w:bCs/>
+          <w:sz w:val="28"/>
+          <w:szCs w:val="28"/>
+        </w:rPr>
+        <w:t>so Esperada</w:t>
       </w:r>
     </w:p>
     <w:p>
@@ -1108,7 +1128,7 @@
           <w:sz w:val="22"/>
           <w:szCs w:val="22"/>
         </w:rPr>
-        <w:t xml:space="preserve">ados: </w:t>
+        <w:t xml:space="preserve">ados </w:t>
       </w:r>
     </w:p>
     <w:p>
@@ -1948,7 +1968,7 @@
           <w:sz w:val="22"/>
           <w:szCs w:val="22"/>
         </w:rPr>
-        <w:t xml:space="preserve">Processos: </w:t>
+        <w:t>Processos</w:t>
       </w:r>
     </w:p>
     <w:p>
@@ -2648,7 +2668,27 @@
           <w:sz w:val="22"/>
           <w:szCs w:val="22"/>
         </w:rPr>
-        <w:t xml:space="preserve"> Status da </w:t>
+        <w:t xml:space="preserve"> </w:t>
+      </w:r>
+      <w:r>
+        <w:rPr>
+          <w:rFonts w:ascii="Montserrat" w:hAnsi="Montserrat"/>
+          <w:b/>
+          <w:bCs/>
+          <w:sz w:val="22"/>
+          <w:szCs w:val="22"/>
+        </w:rPr>
+        <w:t>s</w:t>
+      </w:r>
+      <w:r>
+        <w:rPr>
+          <w:rFonts w:ascii="Montserrat" w:hAnsi="Montserrat"/>
+          <w:b/>
+          <w:bCs/>
+          <w:sz w:val="22"/>
+          <w:szCs w:val="22"/>
+        </w:rPr>
+        <w:t xml:space="preserve">tatus da </w:t>
       </w:r>
       <w:proofErr w:type="spellStart"/>
       <w:r>
@@ -2659,7 +2699,17 @@
           <w:sz w:val="22"/>
           <w:szCs w:val="22"/>
         </w:rPr>
-        <w:t>Ocorrencia</w:t>
+        <w:t>o</w:t>
+      </w:r>
+      <w:r>
+        <w:rPr>
+          <w:rFonts w:ascii="Montserrat" w:hAnsi="Montserrat"/>
+          <w:b/>
+          <w:bCs/>
+          <w:sz w:val="22"/>
+          <w:szCs w:val="22"/>
+        </w:rPr>
+        <w:t>correncia</w:t>
       </w:r>
       <w:proofErr w:type="spellEnd"/>
     </w:p>
@@ -3178,7 +3228,27 @@
           <w:sz w:val="22"/>
           <w:szCs w:val="22"/>
         </w:rPr>
-        <w:t>escrição do Rank</w:t>
+        <w:t xml:space="preserve">escrição do </w:t>
+      </w:r>
+      <w:r>
+        <w:rPr>
+          <w:rFonts w:ascii="Montserrat" w:hAnsi="Montserrat"/>
+          <w:b/>
+          <w:bCs/>
+          <w:sz w:val="22"/>
+          <w:szCs w:val="22"/>
+        </w:rPr>
+        <w:t>r</w:t>
+      </w:r>
+      <w:r>
+        <w:rPr>
+          <w:rFonts w:ascii="Montserrat" w:hAnsi="Montserrat"/>
+          <w:b/>
+          <w:bCs/>
+          <w:sz w:val="22"/>
+          <w:szCs w:val="22"/>
+        </w:rPr>
+        <w:t>ank</w:t>
       </w:r>
     </w:p>
     <w:p>
@@ -3641,14 +3711,6 @@
         <w:t>null</w:t>
       </w:r>
       <w:proofErr w:type="spellEnd"/>
-      <w:r>
-        <w:rPr>
-          <w:rFonts w:ascii="Montserrat" w:hAnsi="Montserrat"/>
-          <w:sz w:val="22"/>
-          <w:szCs w:val="22"/>
-        </w:rPr>
-        <w:t>.</w:t>
-      </w:r>
     </w:p>
     <w:p>
       <w:pPr>
@@ -4718,7 +4780,7 @@
       <w:pPr>
         <w:pStyle w:val="PargrafodaLista"/>
         <w:numPr>
-          <w:ilvl w:val="0"/>
+          <w:ilvl w:val="1"/>
           <w:numId w:val="26"/>
         </w:numPr>
         <w:spacing w:after="120"/>
@@ -5707,7 +5769,15 @@
           <w:sz w:val="22"/>
           <w:szCs w:val="22"/>
         </w:rPr>
-        <w:t xml:space="preserve">Tabelas </w:t>
+        <w:t>t</w:t>
+      </w:r>
+      <w:r>
+        <w:rPr>
+          <w:rFonts w:ascii="Montserrat" w:hAnsi="Montserrat"/>
+          <w:sz w:val="22"/>
+          <w:szCs w:val="22"/>
+        </w:rPr>
+        <w:t xml:space="preserve">abelas </w:t>
       </w:r>
       <w:r>
         <w:rPr>
@@ -5723,7 +5793,15 @@
           <w:sz w:val="22"/>
           <w:szCs w:val="22"/>
         </w:rPr>
-        <w:t>Dimensão criadas</w:t>
+        <w:t>d</w:t>
+      </w:r>
+      <w:r>
+        <w:rPr>
+          <w:rFonts w:ascii="Montserrat" w:hAnsi="Montserrat"/>
+          <w:sz w:val="22"/>
+          <w:szCs w:val="22"/>
+        </w:rPr>
+        <w:t>imensão criadas</w:t>
       </w:r>
       <w:r>
         <w:rPr>
@@ -6326,7 +6404,27 @@
           <w:sz w:val="22"/>
           <w:szCs w:val="22"/>
         </w:rPr>
-        <w:t>Colunas Principais:</w:t>
+        <w:t xml:space="preserve">Colunas </w:t>
+      </w:r>
+      <w:r>
+        <w:rPr>
+          <w:rFonts w:ascii="Montserrat" w:hAnsi="Montserrat"/>
+          <w:b/>
+          <w:bCs/>
+          <w:sz w:val="22"/>
+          <w:szCs w:val="22"/>
+        </w:rPr>
+        <w:t>p</w:t>
+      </w:r>
+      <w:r>
+        <w:rPr>
+          <w:rFonts w:ascii="Montserrat" w:hAnsi="Montserrat"/>
+          <w:b/>
+          <w:bCs/>
+          <w:sz w:val="22"/>
+          <w:szCs w:val="22"/>
+        </w:rPr>
+        <w:t>rincipais:</w:t>
       </w:r>
     </w:p>
     <w:p>
@@ -6931,7 +7029,47 @@
           <w:sz w:val="22"/>
           <w:szCs w:val="22"/>
         </w:rPr>
-        <w:t>Colunas Principais:</w:t>
+        <w:t xml:space="preserve">Coluna </w:t>
+      </w:r>
+      <w:r>
+        <w:rPr>
+          <w:rFonts w:ascii="Montserrat" w:hAnsi="Montserrat"/>
+          <w:b/>
+          <w:bCs/>
+          <w:sz w:val="22"/>
+          <w:szCs w:val="22"/>
+        </w:rPr>
+        <w:t>p</w:t>
+      </w:r>
+      <w:r>
+        <w:rPr>
+          <w:rFonts w:ascii="Montserrat" w:hAnsi="Montserrat"/>
+          <w:b/>
+          <w:bCs/>
+          <w:sz w:val="22"/>
+          <w:szCs w:val="22"/>
+        </w:rPr>
+        <w:t>rincipa</w:t>
+      </w:r>
+      <w:r>
+        <w:rPr>
+          <w:rFonts w:ascii="Montserrat" w:hAnsi="Montserrat"/>
+          <w:b/>
+          <w:bCs/>
+          <w:sz w:val="22"/>
+          <w:szCs w:val="22"/>
+        </w:rPr>
+        <w:t>l</w:t>
+      </w:r>
+      <w:r>
+        <w:rPr>
+          <w:rFonts w:ascii="Montserrat" w:hAnsi="Montserrat"/>
+          <w:b/>
+          <w:bCs/>
+          <w:sz w:val="22"/>
+          <w:szCs w:val="22"/>
+        </w:rPr>
+        <w:t>:</w:t>
       </w:r>
     </w:p>
     <w:p>
@@ -7344,7 +7482,27 @@
           <w:sz w:val="22"/>
           <w:szCs w:val="22"/>
         </w:rPr>
-        <w:t>Colunas Principais:</w:t>
+        <w:t xml:space="preserve">Colunas </w:t>
+      </w:r>
+      <w:r>
+        <w:rPr>
+          <w:rFonts w:ascii="Montserrat" w:hAnsi="Montserrat"/>
+          <w:b/>
+          <w:bCs/>
+          <w:sz w:val="22"/>
+          <w:szCs w:val="22"/>
+        </w:rPr>
+        <w:t>p</w:t>
+      </w:r>
+      <w:r>
+        <w:rPr>
+          <w:rFonts w:ascii="Montserrat" w:hAnsi="Montserrat"/>
+          <w:b/>
+          <w:bCs/>
+          <w:sz w:val="22"/>
+          <w:szCs w:val="22"/>
+        </w:rPr>
+        <w:t>rincipais:</w:t>
       </w:r>
     </w:p>
     <w:p>
@@ -7808,7 +7966,27 @@
           <w:sz w:val="22"/>
           <w:szCs w:val="22"/>
         </w:rPr>
-        <w:t>Colunas Principais:</w:t>
+        <w:t xml:space="preserve">Colunas </w:t>
+      </w:r>
+      <w:r>
+        <w:rPr>
+          <w:rFonts w:ascii="Montserrat" w:hAnsi="Montserrat"/>
+          <w:b/>
+          <w:bCs/>
+          <w:sz w:val="22"/>
+          <w:szCs w:val="22"/>
+        </w:rPr>
+        <w:t>p</w:t>
+      </w:r>
+      <w:r>
+        <w:rPr>
+          <w:rFonts w:ascii="Montserrat" w:hAnsi="Montserrat"/>
+          <w:b/>
+          <w:bCs/>
+          <w:sz w:val="22"/>
+          <w:szCs w:val="22"/>
+        </w:rPr>
+        <w:t>rincipais:</w:t>
       </w:r>
     </w:p>
     <w:p>
@@ -8298,7 +8476,27 @@
           <w:sz w:val="22"/>
           <w:szCs w:val="22"/>
         </w:rPr>
-        <w:t>Colunas Principais:</w:t>
+        <w:t xml:space="preserve">Colunas </w:t>
+      </w:r>
+      <w:r>
+        <w:rPr>
+          <w:rFonts w:ascii="Montserrat" w:hAnsi="Montserrat"/>
+          <w:b/>
+          <w:bCs/>
+          <w:sz w:val="22"/>
+          <w:szCs w:val="22"/>
+        </w:rPr>
+        <w:t>p</w:t>
+      </w:r>
+      <w:r>
+        <w:rPr>
+          <w:rFonts w:ascii="Montserrat" w:hAnsi="Montserrat"/>
+          <w:b/>
+          <w:bCs/>
+          <w:sz w:val="22"/>
+          <w:szCs w:val="22"/>
+        </w:rPr>
+        <w:t>rincipais:</w:t>
       </w:r>
     </w:p>
     <w:p>
@@ -8794,6 +8992,14 @@
         <w:t>ID_HoraFim</w:t>
       </w:r>
       <w:proofErr w:type="spellEnd"/>
+      <w:r>
+        <w:rPr>
+          <w:rFonts w:ascii="Montserrat" w:hAnsi="Montserrat"/>
+          <w:sz w:val="22"/>
+          <w:szCs w:val="22"/>
+        </w:rPr>
+        <w:t>.</w:t>
+      </w:r>
     </w:p>
     <w:p>
       <w:pPr>
@@ -8814,7 +9020,27 @@
           <w:sz w:val="22"/>
           <w:szCs w:val="22"/>
         </w:rPr>
-        <w:t>Colunas Principais:</w:t>
+        <w:t xml:space="preserve">Colunas </w:t>
+      </w:r>
+      <w:r>
+        <w:rPr>
+          <w:rFonts w:ascii="Montserrat" w:hAnsi="Montserrat"/>
+          <w:b/>
+          <w:bCs/>
+          <w:sz w:val="22"/>
+          <w:szCs w:val="22"/>
+        </w:rPr>
+        <w:t>p</w:t>
+      </w:r>
+      <w:r>
+        <w:rPr>
+          <w:rFonts w:ascii="Montserrat" w:hAnsi="Montserrat"/>
+          <w:b/>
+          <w:bCs/>
+          <w:sz w:val="22"/>
+          <w:szCs w:val="22"/>
+        </w:rPr>
+        <w:t>rincipais:</w:t>
       </w:r>
     </w:p>
     <w:p>
@@ -9195,7 +9421,27 @@
           <w:sz w:val="22"/>
           <w:szCs w:val="22"/>
         </w:rPr>
-        <w:t>Colunas Principais:</w:t>
+        <w:t xml:space="preserve">Colunas </w:t>
+      </w:r>
+      <w:r>
+        <w:rPr>
+          <w:rFonts w:ascii="Montserrat" w:hAnsi="Montserrat"/>
+          <w:b/>
+          <w:bCs/>
+          <w:sz w:val="22"/>
+          <w:szCs w:val="22"/>
+        </w:rPr>
+        <w:t>p</w:t>
+      </w:r>
+      <w:r>
+        <w:rPr>
+          <w:rFonts w:ascii="Montserrat" w:hAnsi="Montserrat"/>
+          <w:b/>
+          <w:bCs/>
+          <w:sz w:val="22"/>
+          <w:szCs w:val="22"/>
+        </w:rPr>
+        <w:t>rincipais:</w:t>
       </w:r>
     </w:p>
     <w:p>
@@ -9339,7 +9585,23 @@
           <w:sz w:val="22"/>
           <w:szCs w:val="22"/>
         </w:rPr>
-        <w:t>Tabela de Fatos criada.</w:t>
+        <w:t xml:space="preserve">Tabela de </w:t>
+      </w:r>
+      <w:r>
+        <w:rPr>
+          <w:rFonts w:ascii="Montserrat" w:hAnsi="Montserrat"/>
+          <w:sz w:val="22"/>
+          <w:szCs w:val="22"/>
+        </w:rPr>
+        <w:t>f</w:t>
+      </w:r>
+      <w:r>
+        <w:rPr>
+          <w:rFonts w:ascii="Montserrat" w:hAnsi="Montserrat"/>
+          <w:sz w:val="22"/>
+          <w:szCs w:val="22"/>
+        </w:rPr>
+        <w:t>atos criada.</w:t>
       </w:r>
     </w:p>
     <w:p>
@@ -9645,6 +9907,10 @@
     <w:p>
       <w:pPr>
         <w:pStyle w:val="PargrafodaLista"/>
+        <w:numPr>
+          <w:ilvl w:val="1"/>
+          <w:numId w:val="25"/>
+        </w:numPr>
         <w:spacing w:after="120"/>
         <w:ind w:left="851"/>
         <w:rPr>
@@ -9661,7 +9927,131 @@
           <w:sz w:val="22"/>
           <w:szCs w:val="22"/>
         </w:rPr>
-        <w:t>Colunas Principais:</w:t>
+        <w:t>Lógica aplicada:</w:t>
+      </w:r>
+      <w:r>
+        <w:rPr>
+          <w:rFonts w:ascii="Montserrat" w:hAnsi="Montserrat"/>
+          <w:sz w:val="22"/>
+          <w:szCs w:val="22"/>
+        </w:rPr>
+        <w:t xml:space="preserve"> D</w:t>
+      </w:r>
+      <w:r>
+        <w:rPr>
+          <w:rFonts w:ascii="Montserrat" w:hAnsi="Montserrat"/>
+          <w:sz w:val="22"/>
+          <w:szCs w:val="22"/>
+        </w:rPr>
+        <w:t>ados tratados da camada Prata, substitu</w:t>
+      </w:r>
+      <w:r>
+        <w:rPr>
+          <w:rFonts w:ascii="Montserrat" w:hAnsi="Montserrat"/>
+          <w:sz w:val="22"/>
+          <w:szCs w:val="22"/>
+        </w:rPr>
+        <w:t xml:space="preserve">ição de </w:t>
+      </w:r>
+      <w:r>
+        <w:rPr>
+          <w:rFonts w:ascii="Montserrat" w:hAnsi="Montserrat"/>
+          <w:sz w:val="22"/>
+          <w:szCs w:val="22"/>
+        </w:rPr>
+        <w:t xml:space="preserve">atributos textuais por </w:t>
+      </w:r>
+      <w:proofErr w:type="spellStart"/>
+      <w:r>
+        <w:rPr>
+          <w:rFonts w:ascii="Montserrat" w:hAnsi="Montserrat"/>
+          <w:sz w:val="22"/>
+          <w:szCs w:val="22"/>
+        </w:rPr>
+        <w:t>FKs</w:t>
+      </w:r>
+      <w:proofErr w:type="spellEnd"/>
+      <w:r>
+        <w:rPr>
+          <w:rFonts w:ascii="Montserrat" w:hAnsi="Montserrat"/>
+          <w:sz w:val="22"/>
+          <w:szCs w:val="22"/>
+        </w:rPr>
+        <w:t xml:space="preserve"> d</w:t>
+      </w:r>
+      <w:r>
+        <w:rPr>
+          <w:rFonts w:ascii="Montserrat" w:hAnsi="Montserrat"/>
+          <w:sz w:val="22"/>
+          <w:szCs w:val="22"/>
+        </w:rPr>
+        <w:t>as</w:t>
+      </w:r>
+      <w:r>
+        <w:rPr>
+          <w:rFonts w:ascii="Montserrat" w:hAnsi="Montserrat"/>
+          <w:sz w:val="22"/>
+          <w:szCs w:val="22"/>
+        </w:rPr>
+        <w:t xml:space="preserve"> dimensões e mante</w:t>
+      </w:r>
+      <w:r>
+        <w:rPr>
+          <w:rFonts w:ascii="Montserrat" w:hAnsi="Montserrat"/>
+          <w:sz w:val="22"/>
+          <w:szCs w:val="22"/>
+        </w:rPr>
+        <w:t>r</w:t>
+      </w:r>
+      <w:r>
+        <w:rPr>
+          <w:rFonts w:ascii="Montserrat" w:hAnsi="Montserrat"/>
+          <w:sz w:val="22"/>
+          <w:szCs w:val="22"/>
+        </w:rPr>
+        <w:t xml:space="preserve"> apenas medidas aditivas garantindo consistência, performance e rastreabilidade.</w:t>
+      </w:r>
+    </w:p>
+    <w:p>
+      <w:pPr>
+        <w:pStyle w:val="PargrafodaLista"/>
+        <w:spacing w:after="120"/>
+        <w:ind w:left="851"/>
+        <w:rPr>
+          <w:rFonts w:ascii="Montserrat" w:hAnsi="Montserrat"/>
+          <w:sz w:val="22"/>
+          <w:szCs w:val="22"/>
+        </w:rPr>
+      </w:pPr>
+      <w:r>
+        <w:rPr>
+          <w:rFonts w:ascii="Montserrat" w:hAnsi="Montserrat"/>
+          <w:b/>
+          <w:bCs/>
+          <w:sz w:val="22"/>
+          <w:szCs w:val="22"/>
+        </w:rPr>
+        <w:t xml:space="preserve">Colunas </w:t>
+      </w:r>
+      <w:r>
+        <w:rPr>
+          <w:rFonts w:ascii="Montserrat" w:hAnsi="Montserrat"/>
+          <w:b/>
+          <w:bCs/>
+          <w:sz w:val="22"/>
+          <w:szCs w:val="22"/>
+        </w:rPr>
+        <w:t>p</w:t>
+      </w:r>
+      <w:r>
+        <w:rPr>
+          <w:rFonts w:ascii="Montserrat" w:hAnsi="Montserrat"/>
+          <w:b/>
+          <w:bCs/>
+          <w:sz w:val="22"/>
+          <w:szCs w:val="22"/>
+        </w:rPr>
+        <w:t>rincipais:</w:t>
       </w:r>
     </w:p>
     <w:p>
@@ -10397,47 +10787,6 @@
           <w:szCs w:val="22"/>
         </w:rPr>
         <w:t>Data do fim da manutenção.</w:t>
-      </w:r>
-    </w:p>
-    <w:p>
-      <w:pPr>
-        <w:pStyle w:val="PargrafodaLista"/>
-        <w:numPr>
-          <w:ilvl w:val="0"/>
-          <w:numId w:val="34"/>
-        </w:numPr>
-        <w:spacing w:after="120"/>
-        <w:rPr>
-          <w:rFonts w:ascii="Montserrat" w:hAnsi="Montserrat"/>
-          <w:sz w:val="22"/>
-          <w:szCs w:val="22"/>
-        </w:rPr>
-      </w:pPr>
-      <w:proofErr w:type="spellStart"/>
-      <w:r>
-        <w:rPr>
-          <w:rFonts w:ascii="Montserrat" w:hAnsi="Montserrat"/>
-          <w:sz w:val="22"/>
-          <w:szCs w:val="22"/>
-        </w:rPr>
-        <w:t>TempoReal</w:t>
-      </w:r>
-      <w:proofErr w:type="spellEnd"/>
-      <w:r>
-        <w:rPr>
-          <w:rFonts w:ascii="Montserrat" w:hAnsi="Montserrat"/>
-          <w:sz w:val="22"/>
-          <w:szCs w:val="22"/>
-        </w:rPr>
-        <w:t>:</w:t>
-      </w:r>
-      <w:r>
-        <w:rPr>
-          <w:rFonts w:ascii="Montserrat" w:hAnsi="Montserrat"/>
-          <w:sz w:val="22"/>
-          <w:szCs w:val="22"/>
-        </w:rPr>
-        <w:t xml:space="preserve"> Tempo total de manutenção (em minutos), considerado para indicadores de parada, funcionamento e disponibilidade.</w:t>
       </w:r>
     </w:p>
     <w:p>
@@ -15226,8 +15575,8 @@
           <w:rFonts w:ascii="Montserrat" w:hAnsi="Montserrat"/>
           <w:b/>
           <w:bCs/>
-          <w:sz w:val="28"/>
-          <w:szCs w:val="28"/>
+          <w:sz w:val="22"/>
+          <w:szCs w:val="22"/>
         </w:rPr>
         <w:lastRenderedPageBreak/>
         <w:t>Layout</w:t>
@@ -15305,89 +15654,6 @@
           <w:szCs w:val="28"/>
         </w:rPr>
       </w:pPr>
-      <w:r>
-        <w:rPr>
-          <w:rFonts w:ascii="Montserrat" w:hAnsi="Montserrat"/>
-          <w:b/>
-          <w:bCs/>
-          <w:sz w:val="28"/>
-          <w:szCs w:val="28"/>
-        </w:rPr>
-        <w:t>Cartões</w:t>
-      </w:r>
-    </w:p>
-    <w:p>
-      <w:pPr>
-        <w:rPr>
-          <w:rFonts w:ascii="Montserrat" w:hAnsi="Montserrat"/>
-          <w:b/>
-          <w:bCs/>
-          <w:sz w:val="28"/>
-          <w:szCs w:val="28"/>
-        </w:rPr>
-      </w:pPr>
-      <w:r>
-        <w:rPr>
-          <w:rFonts w:ascii="Montserrat" w:hAnsi="Montserrat"/>
-          <w:b/>
-          <w:bCs/>
-          <w:noProof/>
-          <w:sz w:val="28"/>
-          <w:szCs w:val="28"/>
-        </w:rPr>
-        <w:drawing>
-          <wp:inline distT="0" distB="0" distL="0" distR="0" wp14:anchorId="1514A62C" wp14:editId="5C5A29F1">
-            <wp:extent cx="5400000" cy="3096000"/>
-            <wp:effectExtent l="0" t="0" r="0" b="9525"/>
-            <wp:docPr id="907289909" name="Imagem 3" descr="Uma imagem contendo Logotipo"/>
-            <wp:cNvGraphicFramePr>
-              <a:graphicFrameLocks xmlns:a="http://schemas.openxmlformats.org/drawingml/2006/main"/>
-            </wp:cNvGraphicFramePr>
-            <a:graphic xmlns:a="http://schemas.openxmlformats.org/drawingml/2006/main">
-              <a:graphicData uri="http://schemas.openxmlformats.org/drawingml/2006/picture">
-                <pic:pic xmlns:pic="http://schemas.openxmlformats.org/drawingml/2006/picture">
-                  <pic:nvPicPr>
-                    <pic:cNvPr id="907289909" name="Imagem 3" descr="Uma imagem contendo Logotipo"/>
-                    <pic:cNvPicPr/>
-                  </pic:nvPicPr>
-                  <pic:blipFill>
-                    <a:blip r:embed="rId12" cstate="print">
-                      <a:extLst>
-                        <a:ext uri="{28A0092B-C50C-407E-A947-70E740481C1C}">
-                          <a14:useLocalDpi xmlns:a14="http://schemas.microsoft.com/office/drawing/2010/main" val="0"/>
-                        </a:ext>
-                      </a:extLst>
-                    </a:blip>
-                    <a:stretch>
-                      <a:fillRect/>
-                    </a:stretch>
-                  </pic:blipFill>
-                  <pic:spPr>
-                    <a:xfrm>
-                      <a:off x="0" y="0"/>
-                      <a:ext cx="5400000" cy="3096000"/>
-                    </a:xfrm>
-                    <a:prstGeom prst="rect">
-                      <a:avLst/>
-                    </a:prstGeom>
-                  </pic:spPr>
-                </pic:pic>
-              </a:graphicData>
-            </a:graphic>
-          </wp:inline>
-        </w:drawing>
-      </w:r>
-    </w:p>
-    <w:p>
-      <w:pPr>
-        <w:rPr>
-          <w:rFonts w:ascii="Montserrat" w:hAnsi="Montserrat"/>
-          <w:b/>
-          <w:bCs/>
-          <w:sz w:val="28"/>
-          <w:szCs w:val="28"/>
-        </w:rPr>
-      </w:pPr>
     </w:p>
     <w:p>
       <w:pPr>
@@ -16494,7 +16760,7 @@
   <w:abstractNum w:abstractNumId="7" w15:restartNumberingAfterBreak="0">
     <w:nsid w:val="104147F5"/>
     <w:multiLevelType w:val="multilevel"/>
-    <w:tmpl w:val="D062EAF8"/>
+    <w:tmpl w:val="D2C42B98"/>
     <w:lvl w:ilvl="0">
       <w:start w:val="1"/>
       <w:numFmt w:val="bullet"/>
@@ -16511,13 +16777,13 @@
     <w:lvl w:ilvl="1">
       <w:start w:val="1"/>
       <w:numFmt w:val="bullet"/>
-      <w:lvlText w:val="○"/>
+      <w:lvlText w:val=""/>
       <w:lvlJc w:val="left"/>
       <w:pPr>
         <w:ind w:left="1440" w:hanging="360"/>
       </w:pPr>
       <w:rPr>
-        <w:u w:val="none"/>
+        <w:rFonts w:ascii="Symbol" w:hAnsi="Symbol" w:hint="default"/>
       </w:rPr>
     </w:lvl>
     <w:lvl w:ilvl="2">
@@ -17642,7 +17908,7 @@
         <w:szCs w:val="22"/>
       </w:rPr>
     </w:lvl>
-    <w:lvl w:ilvl="1" w:tplc="04160019" w:tentative="1">
+    <w:lvl w:ilvl="1" w:tplc="04160019">
       <w:start w:val="1"/>
       <w:numFmt w:val="lowerLetter"/>
       <w:lvlText w:val="%2."/>
